--- a/SubPages/Security_Risk/docs/Unit9_Reflection.docx
+++ b/SubPages/Security_Risk/docs/Unit9_Reflection.docx
@@ -56,7 +56,7 @@
     </w:p>
     <w:p>
       <w:r>
-        <w:t>The Popov et al. (2022) chapters came at continuity from the other direction. The authors write from operational safety and insurance, and Hollcroft and Lyon (2022) start with emergency action plans for getting people out of a building, then crisis management and communication. Disaster recovery planning is described as ‘highly specialized and generally outside of the scope’ of the chapter. That was a useful corrective. For Pampered Pets, the most important continuity measure for in-store sales is a paper sales log and a card terminal that works on its own mobile data connection, not a data centre. Their advice to anchor consequence levels by asking the people who hold the money what loss they could pay without approval, and what loss would end the business, would give a four-person firm a scale it could actually use. The gaps were just as instructive. Neither chapter mentions an RPO. Lyon (2022) lists ISO 31010’s BIA steps, including a maximum acceptable outage and RTOs ‘for any specialized equipment or technology’, but nothing about how much data a business can afford to lose. For a retailer whose orders and customer records are created all day, that is the more important question. The chapters also rely on risk matrices with three to five levels, which I have been criticising since Unit 4 (Cox, 2008). One detail bothered me. Hollcroft and Lyon open with the claim that about 90% of small businesses fail within two years of a disaster, followed by ‘(Citation, year)’, a placeholder left in the second edition. Andrade et al. open with similar figures, credited to other bodies but cited from a certification magazine. Both readings lean on frightening survival rates without pointing to the original source. I recognised the habit, because my executive summary did something similar with its own requirements.</w:t>
+        <w:t>The Popov, Lyon and Hollcroft (2022) chapters came at continuity from the other direction. The authors write from operational safety and insurance, and Hollcroft and Lyon (2022) start with emergency action plans for getting people out of a building, then crisis management and communication. Disaster recovery planning is described as ‘highly specialized and generally outside of the scope’ of the chapter. That was a useful corrective. For Pampered Pets, the most important continuity measure for in-store sales is a paper sales log and a card terminal that works on its own mobile data connection, not a data centre. Their advice to anchor consequence levels by asking the people who hold the money what loss they could pay without approval, and what loss would end the business, would give a four-person firm a scale it could actually use. The gaps were just as instructive. Neither chapter mentions an RPO. Lyon (2022) lists ISO 31010’s BIA steps, including a maximum acceptable outage and RTOs ‘for any specialized equipment or technology’, but nothing about how much data a business can afford to lose. For a retailer whose orders and customer records are created all day, that is the more important question. The chapters also rely on risk matrices with three to five levels, which I have been criticising since Unit 4 (Cox, 2008). One detail bothered me. Hollcroft and Lyon open with the claim that about 90% of small businesses fail within two years of a disaster, followed by ‘(Citation, year)’, a placeholder left in the second edition. Andrade et al. open with similar figures, credited to other bodies but cited from a certification magazine. Both readings lean on frightening survival rates without pointing to the original source. I recognised the habit, because my executive summary did something similar with its own requirements.</w:t>
       </w:r>
     </w:p>
     <w:p>
@@ -3608,7 +3608,7 @@
         <w:rPr>
           <w:i/>
         </w:rPr>
-        <w:t>Critical reflection in nursing and the helping professions: a user’s guide</w:t>
+        <w:t>Critical reflection for nursing and the helping professions: a user’s guide</w:t>
       </w:r>
       <w:r>
         <w:t>. Basingstoke: Palgrave Macmillan.</w:t>

--- a/SubPages/Security_Risk/docs/Unit9_Reflection.docx
+++ b/SubPages/Security_Risk/docs/Unit9_Reflection.docx
@@ -5,19 +5,27 @@
     <w:p>
       <w:pPr>
         <w:pStyle w:val="Title"/>
+        <w:spacing w:line="480" w:lineRule="auto"/>
       </w:pPr>
       <w:r>
         <w:t>Unit 9 Reflection: Risk, Business Continuity and Disaster Recovery</w:t>
       </w:r>
     </w:p>
     <w:p>
+      <w:pPr>
+        <w:spacing w:line="480" w:lineRule="auto"/>
+      </w:pPr>
       <w:r>
         <w:t>Ian Stevens  |  Security and Risk Management, October 2025</w:t>
       </w:r>
     </w:p>
     <w:p>
+      <w:pPr>
+        <w:spacing w:line="480" w:lineRule="auto"/>
+      </w:pPr>
       <w:r>
         <w:rPr>
+          <w:rFonts w:ascii="Arial" w:hAnsi="Arial" w:cs="Arial" w:eastAsia="Arial"/>
           <w:i/>
         </w:rPr>
         <w:t>Structured using the What? So what? Now what? model (Rolfe, Freshwater and Jasper, 2001).</w:t>
@@ -26,12 +34,16 @@
     <w:p>
       <w:pPr>
         <w:pStyle w:val="Heading1"/>
+        <w:spacing w:line="480" w:lineRule="auto"/>
       </w:pPr>
       <w:r>
         <w:t>What?</w:t>
       </w:r>
     </w:p>
     <w:p>
+      <w:pPr>
+        <w:spacing w:line="480" w:lineRule="auto"/>
+      </w:pPr>
       <w:r>
         <w:t>Unit 9 moved from estimating risk to living with it when it happens. The lecturecast defined BC, DR, RTO and RPO, matched recovery solutions to recovery objectives and looked at where information risk management is heading. The required reading was Andrade et al.’s (2017) availability model of a Disaster-Recovery-as-a-Service (DRaaS) solution. From the recommended book by Popov, Lyon and Hollcroft (2022) I read Hollcroft and Lyon’s (2022) chapter on business continuity plans and Lyon’s (2022) chapter on assessing operational risks at an organisational level. There was no seminar this week, so I followed the pattern of Unit 8. I rebuilt Andrade et al.’s model in Python to see whether its results could be reproduced. I then carried out the BIA that my executive summary should have started from and used it to test the recovery objectives the summary set (Stevens, 2026). The two notebooks are the artefacts below.</w:t>
       </w:r>
@@ -39,32 +51,48 @@
     <w:p>
       <w:pPr>
         <w:pStyle w:val="Heading1"/>
+        <w:spacing w:line="480" w:lineRule="auto"/>
       </w:pPr>
       <w:r>
         <w:t>So what?</w:t>
       </w:r>
     </w:p>
     <w:p>
+      <w:pPr>
+        <w:spacing w:line="480" w:lineRule="auto"/>
+      </w:pPr>
       <w:r>
         <w:t>Andrade et al. (2017) model a primary site with a load balancer, five web servers and a database, backed by a cloud copy that takes over when a disaster strikes. They solve it for three parameter settings, with and without DR. Unlike Aijaz and Nazir’s (2024) model in Unit 8, this one held up. With the parameter table as printed, the ‘very high availability’ setting came out worse than published and the ‘medium’ setting better, by up to 21 hours of downtime a year. Then I noticed that the repair times of the data centre, the load balancers and the cloud server got slower as the settings became more available, which contradicts the authors’ own description. With those four rows read the other way round, all six availabilities reproduced to within about 2%, and the top nine parameters of the sensitivity ranking came out in the published order. The arithmetic around the model was another matter. The text says DR cuts downtime by ‘more than 72%’, but that figure is the ratio of downtime with DR to downtime without it; the reduction is 28%. The lost transactions are 1,000 times too small. Most importantly, the hourly cost of downtime, $6,849 for a firm with $1 million of annual revenue and four high-revenue hours a day, is ten times the $684.93 that those assumptions give. At $6,849 an hour DRaaS pays for itself in every setting. At $684.93 it pays for itself in none. In Unit 8 I learned to reproduce a number before relying on it. This time the model was sound, and the input that decided the investment was the one nobody had checked.</w:t>
       </w:r>
     </w:p>
     <w:p>
+      <w:pPr>
+        <w:spacing w:line="480" w:lineRule="auto"/>
+      </w:pPr>
       <w:r>
         <w:t>Two more points from the paper changed how I think about recovery objectives. The published RTOs (6.36, 16.26 and 27.65 minutes) are close to the average time the cloud takes to take over, and the paper compares them with a 15-minute limit. An RTO is a limit, though, and an average says little about it. Under the ‘high’ setting, whose average misses 15 minutes, more than half of failovers would still finish in time. Second, the RPO is zero only because the authors assume perfect synchronisation and a backup that ‘always works properly’. Replication copies corruption and deletion just as faithfully as good data. AWS (2021) itself warns that continuous replication ‘may not protect against’ corruption or malicious deletion as well as point-in-time backups. The paper’s most useful finding was its sensitivity analysis: once DR is in place, availability depends almost entirely on everyday failures and repairs at the primary site. When I switched DR off, disasters moved up the ranking but still cost less availability than routine faults. DR covers the rare event, and most downtime comes from somewhere else.</w:t>
       </w:r>
     </w:p>
     <w:p>
+      <w:pPr>
+        <w:spacing w:line="480" w:lineRule="auto"/>
+      </w:pPr>
       <w:r>
         <w:t>The Popov, Lyon and Hollcroft (2022) chapters came at continuity from the other direction. The authors write from operational safety and insurance, and Hollcroft and Lyon (2022) start with emergency action plans for getting people out of a building, then crisis management and communication. Disaster recovery planning is described as ‘highly specialized and generally outside of the scope’ of the chapter. That was a useful corrective. For Pampered Pets, the most important continuity measure for in-store sales is a paper sales log and a card terminal that works on its own mobile data connection, not a data centre. Their advice to anchor consequence levels by asking the people who hold the money what loss they could pay without approval, and what loss would end the business, would give a four-person firm a scale it could actually use. The gaps were just as instructive. Neither chapter mentions an RPO. Lyon (2022) lists ISO 31010’s BIA steps, including a maximum acceptable outage and RTOs ‘for any specialized equipment or technology’, but nothing about how much data a business can afford to lose. For a retailer whose orders and customer records are created all day, that is the more important question. The chapters also rely on risk matrices with three to five levels, which I have been criticising since Unit 4 (Cox, 2008). One detail bothered me. Hollcroft and Lyon open with the claim that about 90% of small businesses fail within two years of a disaster, followed by ‘(Citation, year)’, a placeholder left in the second edition. Andrade et al. open with similar figures, credited to other bodies but cited from a certification magazine. Both readings lean on frightening survival rates without pointing to the original source. I recognised the habit, because my executive summary did something similar with its own requirements.</w:t>
       </w:r>
     </w:p>
     <w:p>
+      <w:pPr>
+        <w:spacing w:line="480" w:lineRule="auto"/>
+      </w:pPr>
       <w:r>
         <w:t>Applying the BIA to Pampered Pets was uncomfortable. My executive summary required 24/7/365 availability with an RTO and an RPO of under one minute and recommended an active-active, multi-region cloud architecture, citing AWS and Microsoft guidance (Stevens, 2026). It never asked what an hour of downtime would cost. The BIA in Artefact 2 gives maximum tolerable outages of a day or longer, and a week or more for half the functions. On generous assumptions, an hour of online downtime costs a median of about £15. Active-active would only pay for itself at a median of about £6,600 an hour, and it was never the cheapest option, even when I multiplied every hour of downtime by 500 to allow for reputational damage with the brief’s high-profile customers. Backup and restore, with point-in-time copies of the order data and one copy kept offline, was cheapest in 99% of the input sets. Data disasters such as ransomware, deletion or corruption, which active-active does nothing to prevent, accounted for about 80% of the loss that remained. I had chosen the architecture first and then found sources to support it, which is reasoning backwards from the solution. The sub-minute objectives may have been part of the brief, but a BIA would have shown that they needed challenging rather than meeting.</w:t>
       </w:r>
     </w:p>
     <w:p>
+      <w:pPr>
+        <w:spacing w:line="480" w:lineRule="auto"/>
+      </w:pPr>
       <w:r>
         <w:t>The unit’s emerging trends made this sharper. The outages that shaped resilience thinking in the last two years were failures of providers that many organisations share. A faulty CrowdStrike update affected 8.5 million Windows devices in July 2024 (Microsoft, 2024). A DNS fault in DynamoDB disrupted AWS’s Northern Virginia region for about 15 hours on 19 and 20 October 2025 (AWS, 2025). A second region would have helped with the second outage but not the first, because the faulty software was installed everywhere at once. Lyon’s (2022) lists of risks, from a 2015 survey and from RIMS, treat IT outages, supply chain disruption and contractors as separate items. Neither captures the way one supplier’s failure now reaches thousands of customers at the same moment. Ransomware has also turned DR into a question about backups an attacker cannot reach, which is the NCSC’s (2019) argument for keeping at least one copy offline. Small firms are not keeping up. Only 21% of micro businesses have a formal incident response plan, and the share of small businesses with a business continuity plan covering cyber security fell to 44% from 53% (DSIT and Home Office, 2026). Pampered Pets, with no backups at all, sits squarely in that group.</w:t>
       </w:r>
@@ -72,12 +100,16 @@
     <w:p>
       <w:pPr>
         <w:pStyle w:val="Heading1"/>
+        <w:spacing w:line="480" w:lineRule="auto"/>
       </w:pPr>
       <w:r>
         <w:t>Now what?</w:t>
       </w:r>
     </w:p>
     <w:p>
+      <w:pPr>
+        <w:spacing w:line="480" w:lineRule="auto"/>
+      </w:pPr>
       <w:r>
         <w:t>Four changes follow. First, I will not recommend a recovery architecture until a BIA has set the maximum tolerable outage, RTO and RPO for each function. I will also set a separate RPO for data disasters, because replication is not a backup. Second, I will state an RTO as a limit with the probability of meeting it, not as an average, and I will only trust it once a restore has actually been tested. Hollcroft and Lyon (2022) recommend testing at least once a year, and a tabletop exercise is enough for a business this size. Third, I will extend my Unit 8 habit of reproducing a number to the business inputs, because the hourly cost of downtime decided Andrade et al.’s conclusion and my own. Fourth, in my end-of-module e-portfolio I will revise the executive summary’s recommendation. Active-active will be replaced by backup and restore with an offline copy and point-in-time backups for order data, a manual fallback for the shop, and a one-page continuity plan covering one natural, one human-caused and one technological scenario, as Hollcroft and Lyon (2022) suggest. At work, I will ask whether the RTOs in our DR plan are averages or limits and when a restore was last tested.</w:t>
       </w:r>
@@ -85,14 +117,19 @@
     <w:p>
       <w:pPr>
         <w:pStyle w:val="Heading1"/>
+        <w:spacing w:line="480" w:lineRule="auto"/>
       </w:pPr>
       <w:r>
         <w:t>Artefact 1: Reproducing Andrade et al.’s DRaaS Availability Model</w:t>
       </w:r>
     </w:p>
     <w:p>
+      <w:pPr>
+        <w:spacing w:line="480" w:lineRule="auto"/>
+      </w:pPr>
       <w:r>
         <w:rPr>
+          <w:rFonts w:ascii="Arial" w:hAnsi="Arial" w:cs="Arial" w:eastAsia="Arial"/>
           <w:i/>
         </w:rPr>
         <w:t>Python notebook: unit9_andrade_draas_reproduction.ipynb. The stochastic Petri net in Section 5 of the paper is translated into the continuous-time Markov chain it generates (3,782 states with DR, 62 without) and solved directly. Inputs are from Table 3; targets are from Table 5, Section 6.2 and Table 6.</w:t>
@@ -101,12 +138,16 @@
     <w:p>
       <w:pPr>
         <w:pStyle w:val="Heading2"/>
+        <w:spacing w:line="480" w:lineRule="auto"/>
       </w:pPr>
       <w:r>
         <w:t>1. Availability</w:t>
       </w:r>
     </w:p>
     <w:p>
+      <w:pPr>
+        <w:spacing w:line="480" w:lineRule="auto"/>
+      </w:pPr>
       <w:r>
         <w:t>Two details of the model’s semantics are left as switches: single- or infinite-server transitions, and whether VMs need their own repair after a data centre outage. Every combination was run with Table 3 as printed and with the repair times of the data centre, both load balancers and the cloud server (6, 4 and 2 hours for VHA, HA and MA) read in reverse order. Only single-server semantics with VM repair after an outage, which is what the paper describes, combined with the reversed repair rows reproduces the published figures.</w:t>
       </w:r>
@@ -141,13 +182,14 @@
           </w:tcPr>
           <w:p>
             <w:pPr>
-              <w:spacing w:after="0"/>
+              <w:spacing w:after="0" w:line="240" w:lineRule="auto"/>
             </w:pPr>
             <w:r>
               <w:rPr>
+                <w:rFonts w:ascii="Arial" w:hAnsi="Arial" w:cs="Arial" w:eastAsia="Arial"/>
                 <w:b/>
                 <w:color w:val="FFFFFF"/>
-                <w:sz w:val="20"/>
+                <w:sz w:val="24"/>
               </w:rPr>
               <w:t>Setting</w:t>
             </w:r>
@@ -160,13 +202,14 @@
           </w:tcPr>
           <w:p>
             <w:pPr>
-              <w:spacing w:after="0"/>
+              <w:spacing w:after="0" w:line="240" w:lineRule="auto"/>
             </w:pPr>
             <w:r>
               <w:rPr>
+                <w:rFonts w:ascii="Arial" w:hAnsi="Arial" w:cs="Arial" w:eastAsia="Arial"/>
                 <w:b/>
                 <w:color w:val="FFFFFF"/>
-                <w:sz w:val="20"/>
+                <w:sz w:val="24"/>
               </w:rPr>
               <w:t>Published, DR on</w:t>
             </w:r>
@@ -179,13 +222,14 @@
           </w:tcPr>
           <w:p>
             <w:pPr>
-              <w:spacing w:after="0"/>
+              <w:spacing w:after="0" w:line="240" w:lineRule="auto"/>
             </w:pPr>
             <w:r>
               <w:rPr>
+                <w:rFonts w:ascii="Arial" w:hAnsi="Arial" w:cs="Arial" w:eastAsia="Arial"/>
                 <w:b/>
                 <w:color w:val="FFFFFF"/>
-                <w:sz w:val="20"/>
+                <w:sz w:val="24"/>
               </w:rPr>
               <w:t>Table 3 as printed</w:t>
             </w:r>
@@ -198,13 +242,14 @@
           </w:tcPr>
           <w:p>
             <w:pPr>
-              <w:spacing w:after="0"/>
+              <w:spacing w:after="0" w:line="240" w:lineRule="auto"/>
             </w:pPr>
             <w:r>
               <w:rPr>
+                <w:rFonts w:ascii="Arial" w:hAnsi="Arial" w:cs="Arial" w:eastAsia="Arial"/>
                 <w:b/>
                 <w:color w:val="FFFFFF"/>
-                <w:sz w:val="20"/>
+                <w:sz w:val="24"/>
               </w:rPr>
               <w:t>Repair rows reversed</w:t>
             </w:r>
@@ -217,13 +262,14 @@
           </w:tcPr>
           <w:p>
             <w:pPr>
-              <w:spacing w:after="0"/>
+              <w:spacing w:after="0" w:line="240" w:lineRule="auto"/>
             </w:pPr>
             <w:r>
               <w:rPr>
+                <w:rFonts w:ascii="Arial" w:hAnsi="Arial" w:cs="Arial" w:eastAsia="Arial"/>
                 <w:b/>
                 <w:color w:val="FFFFFF"/>
-                <w:sz w:val="20"/>
+                <w:sz w:val="24"/>
               </w:rPr>
               <w:t>Published, DR off</w:t>
             </w:r>
@@ -236,13 +282,14 @@
           </w:tcPr>
           <w:p>
             <w:pPr>
-              <w:spacing w:after="0"/>
+              <w:spacing w:after="0" w:line="240" w:lineRule="auto"/>
             </w:pPr>
             <w:r>
               <w:rPr>
+                <w:rFonts w:ascii="Arial" w:hAnsi="Arial" w:cs="Arial" w:eastAsia="Arial"/>
                 <w:b/>
                 <w:color w:val="FFFFFF"/>
-                <w:sz w:val="20"/>
+                <w:sz w:val="24"/>
               </w:rPr>
               <w:t>Table 3 as printed</w:t>
             </w:r>
@@ -255,13 +302,14 @@
           </w:tcPr>
           <w:p>
             <w:pPr>
-              <w:spacing w:after="0"/>
+              <w:spacing w:after="0" w:line="240" w:lineRule="auto"/>
             </w:pPr>
             <w:r>
               <w:rPr>
+                <w:rFonts w:ascii="Arial" w:hAnsi="Arial" w:cs="Arial" w:eastAsia="Arial"/>
                 <w:b/>
                 <w:color w:val="FFFFFF"/>
-                <w:sz w:val="20"/>
+                <w:sz w:val="24"/>
               </w:rPr>
               <w:t>Repair rows reversed</w:t>
             </w:r>
@@ -275,11 +323,12 @@
           </w:tcPr>
           <w:p>
             <w:pPr>
-              <w:spacing w:after="0"/>
+              <w:spacing w:after="0" w:line="240" w:lineRule="auto"/>
             </w:pPr>
             <w:r>
               <w:rPr>
-                <w:sz w:val="20"/>
+                <w:rFonts w:ascii="Arial" w:hAnsi="Arial" w:cs="Arial" w:eastAsia="Arial"/>
+                <w:sz w:val="24"/>
               </w:rPr>
               <w:t>VHA</w:t>
             </w:r>
@@ -291,11 +340,12 @@
           </w:tcPr>
           <w:p>
             <w:pPr>
-              <w:spacing w:after="0"/>
+              <w:spacing w:after="0" w:line="240" w:lineRule="auto"/>
             </w:pPr>
             <w:r>
               <w:rPr>
-                <w:sz w:val="20"/>
+                <w:rFonts w:ascii="Arial" w:hAnsi="Arial" w:cs="Arial" w:eastAsia="Arial"/>
+                <w:sz w:val="24"/>
               </w:rPr>
               <w:t>0.999039</w:t>
             </w:r>
@@ -307,11 +357,12 @@
           </w:tcPr>
           <w:p>
             <w:pPr>
-              <w:spacing w:after="0"/>
+              <w:spacing w:after="0" w:line="240" w:lineRule="auto"/>
             </w:pPr>
             <w:r>
               <w:rPr>
-                <w:sz w:val="20"/>
+                <w:rFonts w:ascii="Arial" w:hAnsi="Arial" w:cs="Arial" w:eastAsia="Arial"/>
+                <w:sz w:val="24"/>
               </w:rPr>
               <w:t>0.998209</w:t>
             </w:r>
@@ -323,11 +374,12 @@
           </w:tcPr>
           <w:p>
             <w:pPr>
-              <w:spacing w:after="0"/>
+              <w:spacing w:after="0" w:line="240" w:lineRule="auto"/>
             </w:pPr>
             <w:r>
               <w:rPr>
-                <w:sz w:val="20"/>
+                <w:rFonts w:ascii="Arial" w:hAnsi="Arial" w:cs="Arial" w:eastAsia="Arial"/>
+                <w:sz w:val="24"/>
               </w:rPr>
               <w:t>0.999057</w:t>
             </w:r>
@@ -339,11 +391,12 @@
           </w:tcPr>
           <w:p>
             <w:pPr>
-              <w:spacing w:after="0"/>
+              <w:spacing w:after="0" w:line="240" w:lineRule="auto"/>
             </w:pPr>
             <w:r>
               <w:rPr>
-                <w:sz w:val="20"/>
+                <w:rFonts w:ascii="Arial" w:hAnsi="Arial" w:cs="Arial" w:eastAsia="Arial"/>
+                <w:sz w:val="24"/>
               </w:rPr>
               <w:t>0.998514</w:t>
             </w:r>
@@ -355,11 +408,12 @@
           </w:tcPr>
           <w:p>
             <w:pPr>
-              <w:spacing w:after="0"/>
+              <w:spacing w:after="0" w:line="240" w:lineRule="auto"/>
             </w:pPr>
             <w:r>
               <w:rPr>
-                <w:sz w:val="20"/>
+                <w:rFonts w:ascii="Arial" w:hAnsi="Arial" w:cs="Arial" w:eastAsia="Arial"/>
+                <w:sz w:val="24"/>
               </w:rPr>
               <w:t>0.997543</w:t>
             </w:r>
@@ -371,11 +425,12 @@
           </w:tcPr>
           <w:p>
             <w:pPr>
-              <w:spacing w:after="0"/>
+              <w:spacing w:after="0" w:line="240" w:lineRule="auto"/>
             </w:pPr>
             <w:r>
               <w:rPr>
-                <w:sz w:val="20"/>
+                <w:rFonts w:ascii="Arial" w:hAnsi="Arial" w:cs="Arial" w:eastAsia="Arial"/>
+                <w:sz w:val="24"/>
               </w:rPr>
               <w:t>0.998532</w:t>
             </w:r>
@@ -389,11 +444,12 @@
           </w:tcPr>
           <w:p>
             <w:pPr>
-              <w:spacing w:after="0"/>
+              <w:spacing w:after="0" w:line="240" w:lineRule="auto"/>
             </w:pPr>
             <w:r>
               <w:rPr>
-                <w:sz w:val="20"/>
+                <w:rFonts w:ascii="Arial" w:hAnsi="Arial" w:cs="Arial" w:eastAsia="Arial"/>
+                <w:sz w:val="24"/>
               </w:rPr>
               <w:t>HA</w:t>
             </w:r>
@@ -405,11 +461,12 @@
           </w:tcPr>
           <w:p>
             <w:pPr>
-              <w:spacing w:after="0"/>
+              <w:spacing w:after="0" w:line="240" w:lineRule="auto"/>
             </w:pPr>
             <w:r>
               <w:rPr>
-                <w:sz w:val="20"/>
+                <w:rFonts w:ascii="Arial" w:hAnsi="Arial" w:cs="Arial" w:eastAsia="Arial"/>
+                <w:sz w:val="24"/>
               </w:rPr>
               <w:t>0.997220</w:t>
             </w:r>
@@ -421,11 +478,12 @@
           </w:tcPr>
           <w:p>
             <w:pPr>
-              <w:spacing w:after="0"/>
+              <w:spacing w:after="0" w:line="240" w:lineRule="auto"/>
             </w:pPr>
             <w:r>
               <w:rPr>
-                <w:sz w:val="20"/>
+                <w:rFonts w:ascii="Arial" w:hAnsi="Arial" w:cs="Arial" w:eastAsia="Arial"/>
+                <w:sz w:val="24"/>
               </w:rPr>
               <w:t>0.997283</w:t>
             </w:r>
@@ -437,11 +495,12 @@
           </w:tcPr>
           <w:p>
             <w:pPr>
-              <w:spacing w:after="0"/>
+              <w:spacing w:after="0" w:line="240" w:lineRule="auto"/>
             </w:pPr>
             <w:r>
               <w:rPr>
-                <w:sz w:val="20"/>
+                <w:rFonts w:ascii="Arial" w:hAnsi="Arial" w:cs="Arial" w:eastAsia="Arial"/>
+                <w:sz w:val="24"/>
               </w:rPr>
               <w:t>0.997283</w:t>
             </w:r>
@@ -453,11 +512,12 @@
           </w:tcPr>
           <w:p>
             <w:pPr>
-              <w:spacing w:after="0"/>
+              <w:spacing w:after="0" w:line="240" w:lineRule="auto"/>
             </w:pPr>
             <w:r>
               <w:rPr>
-                <w:sz w:val="20"/>
+                <w:rFonts w:ascii="Arial" w:hAnsi="Arial" w:cs="Arial" w:eastAsia="Arial"/>
+                <w:sz w:val="24"/>
               </w:rPr>
               <w:t>0.996145</w:t>
             </w:r>
@@ -469,11 +529,12 @@
           </w:tcPr>
           <w:p>
             <w:pPr>
-              <w:spacing w:after="0"/>
+              <w:spacing w:after="0" w:line="240" w:lineRule="auto"/>
             </w:pPr>
             <w:r>
               <w:rPr>
-                <w:sz w:val="20"/>
+                <w:rFonts w:ascii="Arial" w:hAnsi="Arial" w:cs="Arial" w:eastAsia="Arial"/>
+                <w:sz w:val="24"/>
               </w:rPr>
               <w:t>0.996208</w:t>
             </w:r>
@@ -485,11 +546,12 @@
           </w:tcPr>
           <w:p>
             <w:pPr>
-              <w:spacing w:after="0"/>
+              <w:spacing w:after="0" w:line="240" w:lineRule="auto"/>
             </w:pPr>
             <w:r>
               <w:rPr>
-                <w:sz w:val="20"/>
+                <w:rFonts w:ascii="Arial" w:hAnsi="Arial" w:cs="Arial" w:eastAsia="Arial"/>
+                <w:sz w:val="24"/>
               </w:rPr>
               <w:t>0.996208</w:t>
             </w:r>
@@ -503,11 +565,12 @@
           </w:tcPr>
           <w:p>
             <w:pPr>
-              <w:spacing w:after="0"/>
+              <w:spacing w:after="0" w:line="240" w:lineRule="auto"/>
             </w:pPr>
             <w:r>
               <w:rPr>
-                <w:sz w:val="20"/>
+                <w:rFonts w:ascii="Arial" w:hAnsi="Arial" w:cs="Arial" w:eastAsia="Arial"/>
+                <w:sz w:val="24"/>
               </w:rPr>
               <w:t>MA</w:t>
             </w:r>
@@ -519,11 +582,12 @@
           </w:tcPr>
           <w:p>
             <w:pPr>
-              <w:spacing w:after="0"/>
+              <w:spacing w:after="0" w:line="240" w:lineRule="auto"/>
             </w:pPr>
             <w:r>
               <w:rPr>
-                <w:sz w:val="20"/>
+                <w:rFonts w:ascii="Arial" w:hAnsi="Arial" w:cs="Arial" w:eastAsia="Arial"/>
+                <w:sz w:val="24"/>
               </w:rPr>
               <w:t>0.992429</w:t>
             </w:r>
@@ -535,11 +599,12 @@
           </w:tcPr>
           <w:p>
             <w:pPr>
-              <w:spacing w:after="0"/>
+              <w:spacing w:after="0" w:line="240" w:lineRule="auto"/>
             </w:pPr>
             <w:r>
               <w:rPr>
-                <w:sz w:val="20"/>
+                <w:rFonts w:ascii="Arial" w:hAnsi="Arial" w:cs="Arial" w:eastAsia="Arial"/>
+                <w:sz w:val="24"/>
               </w:rPr>
               <w:t>0.994746</w:t>
             </w:r>
@@ -551,11 +616,12 @@
           </w:tcPr>
           <w:p>
             <w:pPr>
-              <w:spacing w:after="0"/>
+              <w:spacing w:after="0" w:line="240" w:lineRule="auto"/>
             </w:pPr>
             <w:r>
               <w:rPr>
-                <w:sz w:val="20"/>
+                <w:rFonts w:ascii="Arial" w:hAnsi="Arial" w:cs="Arial" w:eastAsia="Arial"/>
+                <w:sz w:val="24"/>
               </w:rPr>
               <w:t>0.992581</w:t>
             </w:r>
@@ -567,11 +633,12 @@
           </w:tcPr>
           <w:p>
             <w:pPr>
-              <w:spacing w:after="0"/>
+              <w:spacing w:after="0" w:line="240" w:lineRule="auto"/>
             </w:pPr>
             <w:r>
               <w:rPr>
-                <w:sz w:val="20"/>
+                <w:rFonts w:ascii="Arial" w:hAnsi="Arial" w:cs="Arial" w:eastAsia="Arial"/>
+                <w:sz w:val="24"/>
               </w:rPr>
               <w:t>0.990449</w:t>
             </w:r>
@@ -583,11 +650,12 @@
           </w:tcPr>
           <w:p>
             <w:pPr>
-              <w:spacing w:after="0"/>
+              <w:spacing w:after="0" w:line="240" w:lineRule="auto"/>
             </w:pPr>
             <w:r>
               <w:rPr>
-                <w:sz w:val="20"/>
+                <w:rFonts w:ascii="Arial" w:hAnsi="Arial" w:cs="Arial" w:eastAsia="Arial"/>
+                <w:sz w:val="24"/>
               </w:rPr>
               <w:t>0.992873</w:t>
             </w:r>
@@ -599,11 +667,12 @@
           </w:tcPr>
           <w:p>
             <w:pPr>
-              <w:spacing w:after="0"/>
+              <w:spacing w:after="0" w:line="240" w:lineRule="auto"/>
             </w:pPr>
             <w:r>
               <w:rPr>
-                <w:sz w:val="20"/>
+                <w:rFonts w:ascii="Arial" w:hAnsi="Arial" w:cs="Arial" w:eastAsia="Arial"/>
+                <w:sz w:val="24"/>
               </w:rPr>
               <w:t>0.990600</w:t>
             </w:r>
@@ -611,12 +680,19 @@
         </w:tc>
       </w:tr>
     </w:tbl>
-    <w:p/>
     <w:p>
+      <w:pPr>
+        <w:spacing w:line="480" w:lineRule="auto"/>
+      </w:pPr>
+    </w:p>
+    <w:p>
+      <w:pPr>
+        <w:spacing w:line="480" w:lineRule="auto"/>
+      </w:pPr>
       <w:r>
         <w:drawing>
           <wp:inline xmlns:a="http://schemas.openxmlformats.org/drawingml/2006/main" xmlns:pic="http://schemas.openxmlformats.org/drawingml/2006/picture">
-            <wp:extent cx="5760000" cy="2192727"/>
+            <wp:extent cx="5731510" cy="2181881"/>
             <wp:docPr id="1" name="Picture 1"/>
             <wp:cNvGraphicFramePr>
               <a:graphicFrameLocks noChangeAspect="1"/>
@@ -637,7 +713,7 @@
                   <pic:spPr>
                     <a:xfrm>
                       <a:off x="0" y="0"/>
-                      <a:ext cx="5760000" cy="2192727"/>
+                      <a:ext cx="5731510" cy="2181881"/>
                     </a:xfrm>
                     <a:prstGeom prst="rect"/>
                   </pic:spPr>
@@ -651,6 +727,7 @@
     <w:p>
       <w:pPr>
         <w:pStyle w:val="Heading2"/>
+        <w:spacing w:line="480" w:lineRule="auto"/>
       </w:pPr>
       <w:r>
         <w:t>2. Derived figures</w:t>
@@ -681,13 +758,14 @@
           </w:tcPr>
           <w:p>
             <w:pPr>
-              <w:spacing w:after="0"/>
+              <w:spacing w:after="0" w:line="240" w:lineRule="auto"/>
             </w:pPr>
             <w:r>
               <w:rPr>
+                <w:rFonts w:ascii="Arial" w:hAnsi="Arial" w:cs="Arial" w:eastAsia="Arial"/>
                 <w:b/>
                 <w:color w:val="FFFFFF"/>
-                <w:sz w:val="20"/>
+                <w:sz w:val="24"/>
               </w:rPr>
               <w:t>Claim in the paper</w:t>
             </w:r>
@@ -700,13 +778,14 @@
           </w:tcPr>
           <w:p>
             <w:pPr>
-              <w:spacing w:after="0"/>
+              <w:spacing w:after="0" w:line="240" w:lineRule="auto"/>
             </w:pPr>
             <w:r>
               <w:rPr>
+                <w:rFonts w:ascii="Arial" w:hAnsi="Arial" w:cs="Arial" w:eastAsia="Arial"/>
                 <w:b/>
                 <w:color w:val="FFFFFF"/>
-                <w:sz w:val="20"/>
+                <w:sz w:val="24"/>
               </w:rPr>
               <w:t>Recalculated from the paper’s own inputs</w:t>
             </w:r>
@@ -720,11 +799,12 @@
           </w:tcPr>
           <w:p>
             <w:pPr>
-              <w:spacing w:after="0"/>
+              <w:spacing w:after="0" w:line="240" w:lineRule="auto"/>
             </w:pPr>
             <w:r>
               <w:rPr>
-                <w:sz w:val="20"/>
+                <w:rFonts w:ascii="Arial" w:hAnsi="Arial" w:cs="Arial" w:eastAsia="Arial"/>
+                <w:sz w:val="24"/>
               </w:rPr>
               <w:t>DR cuts HA downtime by ‘more than 72%’; lost requests fall by 64%, 72% and 79%</w:t>
             </w:r>
@@ -736,11 +816,12 @@
           </w:tcPr>
           <w:p>
             <w:pPr>
-              <w:spacing w:after="0"/>
+              <w:spacing w:after="0" w:line="240" w:lineRule="auto"/>
             </w:pPr>
             <w:r>
               <w:rPr>
-                <w:sz w:val="20"/>
+                <w:rFonts w:ascii="Arial" w:hAnsi="Arial" w:cs="Arial" w:eastAsia="Arial"/>
+                <w:sz w:val="24"/>
               </w:rPr>
               <w:t>These are the ratios of downtime with DR to downtime without it. The reductions are 35%, 28% and 21%.</w:t>
             </w:r>
@@ -754,24 +835,27 @@
           </w:tcPr>
           <w:p>
             <w:pPr>
-              <w:spacing w:after="0"/>
+              <w:spacing w:after="0" w:line="240" w:lineRule="auto"/>
             </w:pPr>
             <w:r>
               <w:rPr>
-                <w:sz w:val="20"/>
+                <w:rFonts w:ascii="Arial" w:hAnsi="Arial" w:cs="Arial" w:eastAsia="Arial"/>
+                <w:sz w:val="24"/>
               </w:rPr>
               <w:t>Lost transactions L</w:t>
             </w:r>
             <w:r>
               <w:rPr>
-                <w:sz w:val="20"/>
+                <w:rFonts w:ascii="Arial" w:hAnsi="Arial" w:cs="Arial" w:eastAsia="Arial"/>
+                <w:sz w:val="24"/>
                 <w:vertAlign w:val="subscript"/>
               </w:rPr>
               <w:t>q</w:t>
             </w:r>
             <w:r>
               <w:rPr>
-                <w:sz w:val="20"/>
+                <w:rFonts w:ascii="Arial" w:hAnsi="Arial" w:cs="Arial" w:eastAsia="Arial"/>
+                <w:sz w:val="24"/>
               </w:rPr>
               <w:t xml:space="preserve"> = 8.42 (VHA, DR on), with λ = 1,000 per hour</w:t>
             </w:r>
@@ -783,11 +867,12 @@
           </w:tcPr>
           <w:p>
             <w:pPr>
-              <w:spacing w:after="0"/>
+              <w:spacing w:after="0" w:line="240" w:lineRule="auto"/>
             </w:pPr>
             <w:r>
               <w:rPr>
-                <w:sz w:val="20"/>
+                <w:rFonts w:ascii="Arial" w:hAnsi="Arial" w:cs="Arial" w:eastAsia="Arial"/>
+                <w:sz w:val="24"/>
               </w:rPr>
               <w:t>(1 − A) × 8,760 × 1,000 = 8,418. The published column equals downtime in hours.</w:t>
             </w:r>
@@ -801,11 +886,12 @@
           </w:tcPr>
           <w:p>
             <w:pPr>
-              <w:spacing w:after="0"/>
+              <w:spacing w:after="0" w:line="240" w:lineRule="auto"/>
             </w:pPr>
             <w:r>
               <w:rPr>
-                <w:sz w:val="20"/>
+                <w:rFonts w:ascii="Arial" w:hAnsi="Arial" w:cs="Arial" w:eastAsia="Arial"/>
+                <w:sz w:val="24"/>
               </w:rPr>
               <w:t>Downtime costs $6,849 an hour ($1,000,000 revenue, 4 high-revenue hours a day)</w:t>
             </w:r>
@@ -817,11 +903,12 @@
           </w:tcPr>
           <w:p>
             <w:pPr>
-              <w:spacing w:after="0"/>
+              <w:spacing w:after="0" w:line="240" w:lineRule="auto"/>
             </w:pPr>
             <w:r>
               <w:rPr>
-                <w:sz w:val="20"/>
+                <w:rFonts w:ascii="Arial" w:hAnsi="Arial" w:cs="Arial" w:eastAsia="Arial"/>
+                <w:sz w:val="24"/>
               </w:rPr>
               <w:t>$1,000,000 / (365 × 4) = $684.93, one tenth of the published figure; the average hour is worth $114.16.</w:t>
             </w:r>
@@ -835,11 +922,12 @@
           </w:tcPr>
           <w:p>
             <w:pPr>
-              <w:spacing w:after="0"/>
+              <w:spacing w:after="0" w:line="240" w:lineRule="auto"/>
             </w:pPr>
             <w:r>
               <w:rPr>
-                <w:sz w:val="20"/>
+                <w:rFonts w:ascii="Arial" w:hAnsi="Arial" w:cs="Arial" w:eastAsia="Arial"/>
+                <w:sz w:val="24"/>
               </w:rPr>
               <w:t>DRaaS at $12,338 to $16,186 a year is ‘an acceptable cost’</w:t>
             </w:r>
@@ -851,11 +939,12 @@
           </w:tcPr>
           <w:p>
             <w:pPr>
-              <w:spacing w:after="0"/>
+              <w:spacing w:after="0" w:line="240" w:lineRule="auto"/>
             </w:pPr>
             <w:r>
               <w:rPr>
-                <w:sz w:val="20"/>
+                <w:rFonts w:ascii="Arial" w:hAnsi="Arial" w:cs="Arial" w:eastAsia="Arial"/>
+                <w:sz w:val="24"/>
               </w:rPr>
               <w:t>True at $6,849 an hour. At $684.93 the saving is $3,151 (VHA), $6,459 (HA) and $11,884 (MA), below the cost in every setting.</w:t>
             </w:r>
@@ -863,12 +952,19 @@
         </w:tc>
       </w:tr>
     </w:tbl>
-    <w:p/>
     <w:p>
+      <w:pPr>
+        <w:spacing w:line="480" w:lineRule="auto"/>
+      </w:pPr>
+    </w:p>
+    <w:p>
+      <w:pPr>
+        <w:spacing w:line="480" w:lineRule="auto"/>
+      </w:pPr>
       <w:r>
         <w:drawing>
           <wp:inline xmlns:a="http://schemas.openxmlformats.org/drawingml/2006/main" xmlns:pic="http://schemas.openxmlformats.org/drawingml/2006/picture">
-            <wp:extent cx="5760000" cy="2539032"/>
+            <wp:extent cx="5731510" cy="2526473"/>
             <wp:docPr id="2" name="Picture 2"/>
             <wp:cNvGraphicFramePr>
               <a:graphicFrameLocks noChangeAspect="1"/>
@@ -889,7 +985,7 @@
                   <pic:spPr>
                     <a:xfrm>
                       <a:off x="0" y="0"/>
-                      <a:ext cx="5760000" cy="2539032"/>
+                      <a:ext cx="5731510" cy="2526473"/>
                     </a:xfrm>
                     <a:prstGeom prst="rect"/>
                   </pic:spPr>
@@ -903,6 +999,7 @@
     <w:p>
       <w:pPr>
         <w:pStyle w:val="Heading2"/>
+        <w:spacing w:line="480" w:lineRule="auto"/>
       </w:pPr>
       <w:r>
         <w:t>3. What the RTO measures</w:t>
@@ -937,13 +1034,14 @@
           </w:tcPr>
           <w:p>
             <w:pPr>
-              <w:spacing w:after="0"/>
+              <w:spacing w:after="0" w:line="240" w:lineRule="auto"/>
             </w:pPr>
             <w:r>
               <w:rPr>
+                <w:rFonts w:ascii="Arial" w:hAnsi="Arial" w:cs="Arial" w:eastAsia="Arial"/>
                 <w:b/>
                 <w:color w:val="FFFFFF"/>
-                <w:sz w:val="20"/>
+                <w:sz w:val="24"/>
               </w:rPr>
               <w:t>Setting</w:t>
             </w:r>
@@ -956,13 +1054,14 @@
           </w:tcPr>
           <w:p>
             <w:pPr>
-              <w:spacing w:after="0"/>
+              <w:spacing w:after="0" w:line="240" w:lineRule="auto"/>
             </w:pPr>
             <w:r>
               <w:rPr>
+                <w:rFonts w:ascii="Arial" w:hAnsi="Arial" w:cs="Arial" w:eastAsia="Arial"/>
                 <w:b/>
                 <w:color w:val="FFFFFF"/>
-                <w:sz w:val="20"/>
+                <w:sz w:val="24"/>
               </w:rPr>
               <w:t>Published RTO</w:t>
             </w:r>
@@ -975,13 +1074,14 @@
           </w:tcPr>
           <w:p>
             <w:pPr>
-              <w:spacing w:after="0"/>
+              <w:spacing w:after="0" w:line="240" w:lineRule="auto"/>
             </w:pPr>
             <w:r>
               <w:rPr>
+                <w:rFonts w:ascii="Arial" w:hAnsi="Arial" w:cs="Arial" w:eastAsia="Arial"/>
                 <w:b/>
                 <w:color w:val="FFFFFF"/>
-                <w:sz w:val="20"/>
+                <w:sz w:val="24"/>
               </w:rPr>
               <w:t>Failover only (mean)</w:t>
             </w:r>
@@ -994,13 +1094,14 @@
           </w:tcPr>
           <w:p>
             <w:pPr>
-              <w:spacing w:after="0"/>
+              <w:spacing w:after="0" w:line="240" w:lineRule="auto"/>
             </w:pPr>
             <w:r>
               <w:rPr>
+                <w:rFonts w:ascii="Arial" w:hAnsi="Arial" w:cs="Arial" w:eastAsia="Arial"/>
                 <w:b/>
                 <w:color w:val="FFFFFF"/>
-                <w:sz w:val="20"/>
+                <w:sz w:val="24"/>
               </w:rPr>
               <w:t>P(failover &gt; 15 min)</w:t>
             </w:r>
@@ -1013,13 +1114,14 @@
           </w:tcPr>
           <w:p>
             <w:pPr>
-              <w:spacing w:after="0"/>
+              <w:spacing w:after="0" w:line="240" w:lineRule="auto"/>
             </w:pPr>
             <w:r>
               <w:rPr>
+                <w:rFonts w:ascii="Arial" w:hAnsi="Arial" w:cs="Arial" w:eastAsia="Arial"/>
                 <w:b/>
                 <w:color w:val="FFFFFF"/>
-                <w:sz w:val="20"/>
+                <w:sz w:val="24"/>
               </w:rPr>
               <w:t>Full model, service restored (mean)</w:t>
             </w:r>
@@ -1032,13 +1134,14 @@
           </w:tcPr>
           <w:p>
             <w:pPr>
-              <w:spacing w:after="0"/>
+              <w:spacing w:after="0" w:line="240" w:lineRule="auto"/>
             </w:pPr>
             <w:r>
               <w:rPr>
+                <w:rFonts w:ascii="Arial" w:hAnsi="Arial" w:cs="Arial" w:eastAsia="Arial"/>
                 <w:b/>
                 <w:color w:val="FFFFFF"/>
-                <w:sz w:val="20"/>
+                <w:sz w:val="24"/>
               </w:rPr>
               <w:t>Primary site restored (paper’s Table 2 guard)</w:t>
             </w:r>
@@ -1052,11 +1155,12 @@
           </w:tcPr>
           <w:p>
             <w:pPr>
-              <w:spacing w:after="0"/>
+              <w:spacing w:after="0" w:line="240" w:lineRule="auto"/>
             </w:pPr>
             <w:r>
               <w:rPr>
-                <w:sz w:val="20"/>
+                <w:rFonts w:ascii="Arial" w:hAnsi="Arial" w:cs="Arial" w:eastAsia="Arial"/>
+                <w:sz w:val="24"/>
               </w:rPr>
               <w:t>VHA</w:t>
             </w:r>
@@ -1068,11 +1172,12 @@
           </w:tcPr>
           <w:p>
             <w:pPr>
-              <w:spacing w:after="0"/>
+              <w:spacing w:after="0" w:line="240" w:lineRule="auto"/>
             </w:pPr>
             <w:r>
               <w:rPr>
-                <w:sz w:val="20"/>
+                <w:rFonts w:ascii="Arial" w:hAnsi="Arial" w:cs="Arial" w:eastAsia="Arial"/>
+                <w:sz w:val="24"/>
               </w:rPr>
               <w:t>6.36 min</w:t>
             </w:r>
@@ -1084,11 +1189,12 @@
           </w:tcPr>
           <w:p>
             <w:pPr>
-              <w:spacing w:after="0"/>
+              <w:spacing w:after="0" w:line="240" w:lineRule="auto"/>
             </w:pPr>
             <w:r>
               <w:rPr>
-                <w:sz w:val="20"/>
+                <w:rFonts w:ascii="Arial" w:hAnsi="Arial" w:cs="Arial" w:eastAsia="Arial"/>
+                <w:sz w:val="24"/>
               </w:rPr>
               <w:t>6.2 min</w:t>
             </w:r>
@@ -1100,11 +1206,12 @@
           </w:tcPr>
           <w:p>
             <w:pPr>
-              <w:spacing w:after="0"/>
+              <w:spacing w:after="0" w:line="240" w:lineRule="auto"/>
             </w:pPr>
             <w:r>
               <w:rPr>
-                <w:sz w:val="20"/>
+                <w:rFonts w:ascii="Arial" w:hAnsi="Arial" w:cs="Arial" w:eastAsia="Arial"/>
+                <w:sz w:val="24"/>
               </w:rPr>
               <w:t>2%</w:t>
             </w:r>
@@ -1116,11 +1223,12 @@
           </w:tcPr>
           <w:p>
             <w:pPr>
-              <w:spacing w:after="0"/>
+              <w:spacing w:after="0" w:line="240" w:lineRule="auto"/>
             </w:pPr>
             <w:r>
               <w:rPr>
-                <w:sz w:val="20"/>
+                <w:rFonts w:ascii="Arial" w:hAnsi="Arial" w:cs="Arial" w:eastAsia="Arial"/>
+                <w:sz w:val="24"/>
               </w:rPr>
               <w:t>9.0 min</w:t>
             </w:r>
@@ -1132,11 +1240,12 @@
           </w:tcPr>
           <w:p>
             <w:pPr>
-              <w:spacing w:after="0"/>
+              <w:spacing w:after="0" w:line="240" w:lineRule="auto"/>
             </w:pPr>
             <w:r>
               <w:rPr>
-                <w:sz w:val="20"/>
+                <w:rFonts w:ascii="Arial" w:hAnsi="Arial" w:cs="Arial" w:eastAsia="Arial"/>
+                <w:sz w:val="24"/>
               </w:rPr>
               <w:t>11.7 h</w:t>
             </w:r>
@@ -1150,11 +1259,12 @@
           </w:tcPr>
           <w:p>
             <w:pPr>
-              <w:spacing w:after="0"/>
+              <w:spacing w:after="0" w:line="240" w:lineRule="auto"/>
             </w:pPr>
             <w:r>
               <w:rPr>
-                <w:sz w:val="20"/>
+                <w:rFonts w:ascii="Arial" w:hAnsi="Arial" w:cs="Arial" w:eastAsia="Arial"/>
+                <w:sz w:val="24"/>
               </w:rPr>
               <w:t>HA</w:t>
             </w:r>
@@ -1166,11 +1276,12 @@
           </w:tcPr>
           <w:p>
             <w:pPr>
-              <w:spacing w:after="0"/>
+              <w:spacing w:after="0" w:line="240" w:lineRule="auto"/>
             </w:pPr>
             <w:r>
               <w:rPr>
-                <w:sz w:val="20"/>
+                <w:rFonts w:ascii="Arial" w:hAnsi="Arial" w:cs="Arial" w:eastAsia="Arial"/>
+                <w:sz w:val="24"/>
               </w:rPr>
               <w:t>16.26 min</w:t>
             </w:r>
@@ -1182,11 +1293,12 @@
           </w:tcPr>
           <w:p>
             <w:pPr>
-              <w:spacing w:after="0"/>
+              <w:spacing w:after="0" w:line="240" w:lineRule="auto"/>
             </w:pPr>
             <w:r>
               <w:rPr>
-                <w:sz w:val="20"/>
+                <w:rFonts w:ascii="Arial" w:hAnsi="Arial" w:cs="Arial" w:eastAsia="Arial"/>
+                <w:sz w:val="24"/>
               </w:rPr>
               <w:t>15.6 min</w:t>
             </w:r>
@@ -1198,11 +1310,12 @@
           </w:tcPr>
           <w:p>
             <w:pPr>
-              <w:spacing w:after="0"/>
+              <w:spacing w:after="0" w:line="240" w:lineRule="auto"/>
             </w:pPr>
             <w:r>
               <w:rPr>
-                <w:sz w:val="20"/>
+                <w:rFonts w:ascii="Arial" w:hAnsi="Arial" w:cs="Arial" w:eastAsia="Arial"/>
+                <w:sz w:val="24"/>
               </w:rPr>
               <w:t>45%</w:t>
             </w:r>
@@ -1214,11 +1327,12 @@
           </w:tcPr>
           <w:p>
             <w:pPr>
-              <w:spacing w:after="0"/>
+              <w:spacing w:after="0" w:line="240" w:lineRule="auto"/>
             </w:pPr>
             <w:r>
               <w:rPr>
-                <w:sz w:val="20"/>
+                <w:rFonts w:ascii="Arial" w:hAnsi="Arial" w:cs="Arial" w:eastAsia="Arial"/>
+                <w:sz w:val="24"/>
               </w:rPr>
               <w:t>24.8 min</w:t>
             </w:r>
@@ -1230,11 +1344,12 @@
           </w:tcPr>
           <w:p>
             <w:pPr>
-              <w:spacing w:after="0"/>
+              <w:spacing w:after="0" w:line="240" w:lineRule="auto"/>
             </w:pPr>
             <w:r>
               <w:rPr>
-                <w:sz w:val="20"/>
+                <w:rFonts w:ascii="Arial" w:hAnsi="Arial" w:cs="Arial" w:eastAsia="Arial"/>
+                <w:sz w:val="24"/>
               </w:rPr>
               <w:t>19.4 h</w:t>
             </w:r>
@@ -1248,11 +1363,12 @@
           </w:tcPr>
           <w:p>
             <w:pPr>
-              <w:spacing w:after="0"/>
+              <w:spacing w:after="0" w:line="240" w:lineRule="auto"/>
             </w:pPr>
             <w:r>
               <w:rPr>
-                <w:sz w:val="20"/>
+                <w:rFonts w:ascii="Arial" w:hAnsi="Arial" w:cs="Arial" w:eastAsia="Arial"/>
+                <w:sz w:val="24"/>
               </w:rPr>
               <w:t>MA</w:t>
             </w:r>
@@ -1264,11 +1380,12 @@
           </w:tcPr>
           <w:p>
             <w:pPr>
-              <w:spacing w:after="0"/>
+              <w:spacing w:after="0" w:line="240" w:lineRule="auto"/>
             </w:pPr>
             <w:r>
               <w:rPr>
-                <w:sz w:val="20"/>
+                <w:rFonts w:ascii="Arial" w:hAnsi="Arial" w:cs="Arial" w:eastAsia="Arial"/>
+                <w:sz w:val="24"/>
               </w:rPr>
               <w:t>27.65 min</w:t>
             </w:r>
@@ -1280,11 +1397,12 @@
           </w:tcPr>
           <w:p>
             <w:pPr>
-              <w:spacing w:after="0"/>
+              <w:spacing w:after="0" w:line="240" w:lineRule="auto"/>
             </w:pPr>
             <w:r>
               <w:rPr>
-                <w:sz w:val="20"/>
+                <w:rFonts w:ascii="Arial" w:hAnsi="Arial" w:cs="Arial" w:eastAsia="Arial"/>
+                <w:sz w:val="24"/>
               </w:rPr>
               <w:t>24.9 min</w:t>
             </w:r>
@@ -1296,11 +1414,12 @@
           </w:tcPr>
           <w:p>
             <w:pPr>
-              <w:spacing w:after="0"/>
+              <w:spacing w:after="0" w:line="240" w:lineRule="auto"/>
             </w:pPr>
             <w:r>
               <w:rPr>
-                <w:sz w:val="20"/>
+                <w:rFonts w:ascii="Arial" w:hAnsi="Arial" w:cs="Arial" w:eastAsia="Arial"/>
+                <w:sz w:val="24"/>
               </w:rPr>
               <w:t>75%</w:t>
             </w:r>
@@ -1312,11 +1431,12 @@
           </w:tcPr>
           <w:p>
             <w:pPr>
-              <w:spacing w:after="0"/>
+              <w:spacing w:after="0" w:line="240" w:lineRule="auto"/>
             </w:pPr>
             <w:r>
               <w:rPr>
-                <w:sz w:val="20"/>
+                <w:rFonts w:ascii="Arial" w:hAnsi="Arial" w:cs="Arial" w:eastAsia="Arial"/>
+                <w:sz w:val="24"/>
               </w:rPr>
               <w:t>41.7 min</w:t>
             </w:r>
@@ -1328,11 +1448,12 @@
           </w:tcPr>
           <w:p>
             <w:pPr>
-              <w:spacing w:after="0"/>
+              <w:spacing w:after="0" w:line="240" w:lineRule="auto"/>
             </w:pPr>
             <w:r>
               <w:rPr>
-                <w:sz w:val="20"/>
+                <w:rFonts w:ascii="Arial" w:hAnsi="Arial" w:cs="Arial" w:eastAsia="Arial"/>
+                <w:sz w:val="24"/>
               </w:rPr>
               <w:t>27.1 h</w:t>
             </w:r>
@@ -1340,12 +1461,19 @@
         </w:tc>
       </w:tr>
     </w:tbl>
-    <w:p/>
     <w:p>
+      <w:pPr>
+        <w:spacing w:line="480" w:lineRule="auto"/>
+      </w:pPr>
+    </w:p>
+    <w:p>
+      <w:pPr>
+        <w:spacing w:line="480" w:lineRule="auto"/>
+      </w:pPr>
       <w:r>
         <w:drawing>
           <wp:inline xmlns:a="http://schemas.openxmlformats.org/drawingml/2006/main" xmlns:pic="http://schemas.openxmlformats.org/drawingml/2006/picture">
-            <wp:extent cx="5760000" cy="2400000"/>
+            <wp:extent cx="5731510" cy="2388129"/>
             <wp:docPr id="3" name="Picture 3"/>
             <wp:cNvGraphicFramePr>
               <a:graphicFrameLocks noChangeAspect="1"/>
@@ -1366,7 +1494,7 @@
                   <pic:spPr>
                     <a:xfrm>
                       <a:off x="0" y="0"/>
-                      <a:ext cx="5760000" cy="2400000"/>
+                      <a:ext cx="5731510" cy="2388129"/>
                     </a:xfrm>
                     <a:prstGeom prst="rect"/>
                   </pic:spPr>
@@ -1378,6 +1506,9 @@
       </w:r>
     </w:p>
     <w:p>
+      <w:pPr>
+        <w:spacing w:line="480" w:lineRule="auto"/>
+      </w:pPr>
       <w:r>
         <w:t>The published RTOs are close to the time the cloud takes to take over: three web servers activated one at a time while the database fails over in parallel. The full-model mean is longer because failover stops if the data centre comes back mid-failover, after which service waits for the primary VMs to be repaired.</w:t>
       </w:r>
@@ -1385,16 +1516,20 @@
     <w:p>
       <w:pPr>
         <w:pStyle w:val="Heading2"/>
+        <w:spacing w:line="480" w:lineRule="auto"/>
       </w:pPr>
       <w:r>
         <w:t>4. Sensitivity</w:t>
       </w:r>
     </w:p>
     <w:p>
+      <w:pPr>
+        <w:spacing w:line="480" w:lineRule="auto"/>
+      </w:pPr>
       <w:r>
         <w:drawing>
           <wp:inline xmlns:a="http://schemas.openxmlformats.org/drawingml/2006/main" xmlns:pic="http://schemas.openxmlformats.org/drawingml/2006/picture">
-            <wp:extent cx="5760000" cy="2676277"/>
+            <wp:extent cx="5731510" cy="2663039"/>
             <wp:docPr id="4" name="Picture 4"/>
             <wp:cNvGraphicFramePr>
               <a:graphicFrameLocks noChangeAspect="1"/>
@@ -1415,7 +1550,7 @@
                   <pic:spPr>
                     <a:xfrm>
                       <a:off x="0" y="0"/>
-                      <a:ext cx="5760000" cy="2676277"/>
+                      <a:ext cx="5731510" cy="2663039"/>
                     </a:xfrm>
                     <a:prstGeom prst="rect"/>
                   </pic:spPr>
@@ -1427,11 +1562,17 @@
       </w:r>
     </w:p>
     <w:p>
+      <w:pPr>
+        <w:spacing w:line="480" w:lineRule="auto"/>
+      </w:pPr>
       <w:r>
         <w:t>The top nine parameters come out in the published order, with indices within about 3% of Table 6 (for example 0.000683 against 0.00068267 for database failure). The one clear difference is the scale-down time, which has no effect in my model because a fourth active web server cannot make the service unavailable.</w:t>
       </w:r>
     </w:p>
     <w:p>
+      <w:pPr>
+        <w:spacing w:line="480" w:lineRule="auto"/>
+      </w:pPr>
       <w:r>
         <w:t>Notebook: https://github.com/ianstagib/portfolio/blob/main/SubPages/Security_Risk/artefacts/unit9/unit9_andrade_draas_reproduction.ipynb</w:t>
       </w:r>
@@ -1439,14 +1580,19 @@
     <w:p>
       <w:pPr>
         <w:pStyle w:val="Heading1"/>
+        <w:spacing w:line="480" w:lineRule="auto"/>
       </w:pPr>
       <w:r>
         <w:t>Artefact 2: Business Impact Analysis and Recovery Objectives for Pampered Pets</w:t>
       </w:r>
     </w:p>
     <w:p>
+      <w:pPr>
+        <w:spacing w:line="480" w:lineRule="auto"/>
+      </w:pPr>
       <w:r>
         <w:rPr>
+          <w:rFonts w:ascii="Arial" w:hAnsi="Arial" w:cs="Arial" w:eastAsia="Arial"/>
           <w:i/>
         </w:rPr>
         <w:t>Python notebook: unit9_pampered_pets_bia_recovery.ipynb. Follows the BIA steps in Lyon (2022) and NIST SP 800-34 Rev. 1 (Swanson et al., 2010), and the recovery tiers in AWS (2021). Every figure is an assumption made for this exercise; the case study gives no turnover, order volumes or IT costs.</w:t>
@@ -1455,21 +1601,28 @@
     <w:p>
       <w:pPr>
         <w:pStyle w:val="Heading2"/>
+        <w:spacing w:line="480" w:lineRule="auto"/>
       </w:pPr>
       <w:r>
         <w:t>1. Business impact analysis</w:t>
       </w:r>
     </w:p>
     <w:p>
+      <w:pPr>
+        <w:spacing w:line="480" w:lineRule="auto"/>
+      </w:pPr>
       <w:r>
         <w:t>The six functions come from the brief as summarised in our team report and from the digitalised design in my executive summary (Group 2, 2025; Stevens, 2026). Each is scored for impact at five points after disruption starts (1 negligible, 5 threatens the business). The maximum tolerable period of disruption (MTPD) is the first point where impact reaches 4. The RTO is at most half the MTPD, leaving time to detect the problem and decide to invoke the plan.</w:t>
       </w:r>
     </w:p>
     <w:p>
+      <w:pPr>
+        <w:spacing w:line="480" w:lineRule="auto"/>
+      </w:pPr>
       <w:r>
         <w:drawing>
           <wp:inline xmlns:a="http://schemas.openxmlformats.org/drawingml/2006/main" xmlns:pic="http://schemas.openxmlformats.org/drawingml/2006/picture">
-            <wp:extent cx="5760000" cy="2264542"/>
+            <wp:extent cx="5731510" cy="2253341"/>
             <wp:docPr id="5" name="Picture 5"/>
             <wp:cNvGraphicFramePr>
               <a:graphicFrameLocks noChangeAspect="1"/>
@@ -1490,7 +1643,7 @@
                   <pic:spPr>
                     <a:xfrm>
                       <a:off x="0" y="0"/>
-                      <a:ext cx="5760000" cy="2264542"/>
+                      <a:ext cx="5731510" cy="2253341"/>
                     </a:xfrm>
                     <a:prstGeom prst="rect"/>
                   </pic:spPr>
@@ -1529,13 +1682,14 @@
           </w:tcPr>
           <w:p>
             <w:pPr>
-              <w:spacing w:after="0"/>
+              <w:spacing w:after="0" w:line="240" w:lineRule="auto"/>
             </w:pPr>
             <w:r>
               <w:rPr>
+                <w:rFonts w:ascii="Arial" w:hAnsi="Arial" w:cs="Arial" w:eastAsia="Arial"/>
                 <w:b/>
                 <w:color w:val="FFFFFF"/>
-                <w:sz w:val="20"/>
+                <w:sz w:val="24"/>
               </w:rPr>
               <w:t>Function</w:t>
             </w:r>
@@ -1548,13 +1702,14 @@
           </w:tcPr>
           <w:p>
             <w:pPr>
-              <w:spacing w:after="0"/>
+              <w:spacing w:after="0" w:line="240" w:lineRule="auto"/>
             </w:pPr>
             <w:r>
               <w:rPr>
+                <w:rFonts w:ascii="Arial" w:hAnsi="Arial" w:cs="Arial" w:eastAsia="Arial"/>
                 <w:b/>
                 <w:color w:val="FFFFFF"/>
-                <w:sz w:val="20"/>
+                <w:sz w:val="24"/>
               </w:rPr>
               <w:t>MTPD</w:t>
             </w:r>
@@ -1567,13 +1722,14 @@
           </w:tcPr>
           <w:p>
             <w:pPr>
-              <w:spacing w:after="0"/>
+              <w:spacing w:after="0" w:line="240" w:lineRule="auto"/>
             </w:pPr>
             <w:r>
               <w:rPr>
+                <w:rFonts w:ascii="Arial" w:hAnsi="Arial" w:cs="Arial" w:eastAsia="Arial"/>
                 <w:b/>
                 <w:color w:val="FFFFFF"/>
-                <w:sz w:val="20"/>
+                <w:sz w:val="24"/>
               </w:rPr>
               <w:t>RTO</w:t>
             </w:r>
@@ -1586,13 +1742,14 @@
           </w:tcPr>
           <w:p>
             <w:pPr>
-              <w:spacing w:after="0"/>
+              <w:spacing w:after="0" w:line="240" w:lineRule="auto"/>
             </w:pPr>
             <w:r>
               <w:rPr>
+                <w:rFonts w:ascii="Arial" w:hAnsi="Arial" w:cs="Arial" w:eastAsia="Arial"/>
                 <w:b/>
                 <w:color w:val="FFFFFF"/>
-                <w:sz w:val="20"/>
+                <w:sz w:val="24"/>
               </w:rPr>
               <w:t>RPO</w:t>
             </w:r>
@@ -1605,13 +1762,14 @@
           </w:tcPr>
           <w:p>
             <w:pPr>
-              <w:spacing w:after="0"/>
+              <w:spacing w:after="0" w:line="240" w:lineRule="auto"/>
             </w:pPr>
             <w:r>
               <w:rPr>
+                <w:rFonts w:ascii="Arial" w:hAnsi="Arial" w:cs="Arial" w:eastAsia="Arial"/>
                 <w:b/>
                 <w:color w:val="FFFFFF"/>
-                <w:sz w:val="20"/>
+                <w:sz w:val="24"/>
               </w:rPr>
               <w:t>Recovery strategy</w:t>
             </w:r>
@@ -1625,11 +1783,12 @@
           </w:tcPr>
           <w:p>
             <w:pPr>
-              <w:spacing w:after="0"/>
+              <w:spacing w:after="0" w:line="240" w:lineRule="auto"/>
             </w:pPr>
             <w:r>
               <w:rPr>
-                <w:sz w:val="20"/>
+                <w:rFonts w:ascii="Arial" w:hAnsi="Arial" w:cs="Arial" w:eastAsia="Arial"/>
+                <w:sz w:val="24"/>
               </w:rPr>
               <w:t>In-store sales</w:t>
             </w:r>
@@ -1641,11 +1800,12 @@
           </w:tcPr>
           <w:p>
             <w:pPr>
-              <w:spacing w:after="0"/>
+              <w:spacing w:after="0" w:line="240" w:lineRule="auto"/>
             </w:pPr>
             <w:r>
               <w:rPr>
-                <w:sz w:val="20"/>
+                <w:rFonts w:ascii="Arial" w:hAnsi="Arial" w:cs="Arial" w:eastAsia="Arial"/>
+                <w:sz w:val="24"/>
               </w:rPr>
               <w:t>24 h</w:t>
             </w:r>
@@ -1657,11 +1817,12 @@
           </w:tcPr>
           <w:p>
             <w:pPr>
-              <w:spacing w:after="0"/>
+              <w:spacing w:after="0" w:line="240" w:lineRule="auto"/>
             </w:pPr>
             <w:r>
               <w:rPr>
-                <w:sz w:val="20"/>
+                <w:rFonts w:ascii="Arial" w:hAnsi="Arial" w:cs="Arial" w:eastAsia="Arial"/>
+                <w:sz w:val="24"/>
               </w:rPr>
               <w:t>12 h (workaround within the hour)</w:t>
             </w:r>
@@ -1673,11 +1834,12 @@
           </w:tcPr>
           <w:p>
             <w:pPr>
-              <w:spacing w:after="0"/>
+              <w:spacing w:after="0" w:line="240" w:lineRule="auto"/>
             </w:pPr>
             <w:r>
               <w:rPr>
-                <w:sz w:val="20"/>
+                <w:rFonts w:ascii="Arial" w:hAnsi="Arial" w:cs="Arial" w:eastAsia="Arial"/>
+                <w:sz w:val="24"/>
               </w:rPr>
               <w:t>Previous day</w:t>
             </w:r>
@@ -1689,11 +1851,12 @@
           </w:tcPr>
           <w:p>
             <w:pPr>
-              <w:spacing w:after="0"/>
+              <w:spacing w:after="0" w:line="240" w:lineRule="auto"/>
             </w:pPr>
             <w:r>
               <w:rPr>
-                <w:sz w:val="20"/>
+                <w:rFonts w:ascii="Arial" w:hAnsi="Arial" w:cs="Arial" w:eastAsia="Arial"/>
+                <w:sz w:val="24"/>
               </w:rPr>
               <w:t>Paper sales log; card terminal on its own mobile data; spare PC</w:t>
             </w:r>
@@ -1707,11 +1870,12 @@
           </w:tcPr>
           <w:p>
             <w:pPr>
-              <w:spacing w:after="0"/>
+              <w:spacing w:after="0" w:line="240" w:lineRule="auto"/>
             </w:pPr>
             <w:r>
               <w:rPr>
-                <w:sz w:val="20"/>
+                <w:rFonts w:ascii="Arial" w:hAnsi="Arial" w:cs="Arial" w:eastAsia="Arial"/>
+                <w:sz w:val="24"/>
               </w:rPr>
               <w:t>Online shop and ordering</w:t>
             </w:r>
@@ -1723,11 +1887,12 @@
           </w:tcPr>
           <w:p>
             <w:pPr>
-              <w:spacing w:after="0"/>
+              <w:spacing w:after="0" w:line="240" w:lineRule="auto"/>
             </w:pPr>
             <w:r>
               <w:rPr>
-                <w:sz w:val="20"/>
+                <w:rFonts w:ascii="Arial" w:hAnsi="Arial" w:cs="Arial" w:eastAsia="Arial"/>
+                <w:sz w:val="24"/>
               </w:rPr>
               <w:t>72 h</w:t>
             </w:r>
@@ -1739,11 +1904,12 @@
           </w:tcPr>
           <w:p>
             <w:pPr>
-              <w:spacing w:after="0"/>
+              <w:spacing w:after="0" w:line="240" w:lineRule="auto"/>
             </w:pPr>
             <w:r>
               <w:rPr>
-                <w:sz w:val="20"/>
+                <w:rFonts w:ascii="Arial" w:hAnsi="Arial" w:cs="Arial" w:eastAsia="Arial"/>
+                <w:sz w:val="24"/>
               </w:rPr>
               <w:t>36 h</w:t>
             </w:r>
@@ -1755,11 +1921,12 @@
           </w:tcPr>
           <w:p>
             <w:pPr>
-              <w:spacing w:after="0"/>
+              <w:spacing w:after="0" w:line="240" w:lineRule="auto"/>
             </w:pPr>
             <w:r>
               <w:rPr>
-                <w:sz w:val="20"/>
+                <w:rFonts w:ascii="Arial" w:hAnsi="Arial" w:cs="Arial" w:eastAsia="Arial"/>
+                <w:sz w:val="24"/>
               </w:rPr>
               <w:t>n/a</w:t>
             </w:r>
@@ -1771,11 +1938,12 @@
           </w:tcPr>
           <w:p>
             <w:pPr>
-              <w:spacing w:after="0"/>
+              <w:spacing w:after="0" w:line="240" w:lineRule="auto"/>
             </w:pPr>
             <w:r>
               <w:rPr>
-                <w:sz w:val="20"/>
+                <w:rFonts w:ascii="Arial" w:hAnsi="Arial" w:cs="Arial" w:eastAsia="Arial"/>
+                <w:sz w:val="24"/>
               </w:rPr>
               <w:t>Hosted platform; configuration backed up; holding page and phone orders</w:t>
             </w:r>
@@ -1789,11 +1957,12 @@
           </w:tcPr>
           <w:p>
             <w:pPr>
-              <w:spacing w:after="0"/>
+              <w:spacing w:after="0" w:line="240" w:lineRule="auto"/>
             </w:pPr>
             <w:r>
               <w:rPr>
-                <w:sz w:val="20"/>
+                <w:rFonts w:ascii="Arial" w:hAnsi="Arial" w:cs="Arial" w:eastAsia="Arial"/>
+                <w:sz w:val="24"/>
               </w:rPr>
               <w:t>Customer and order data</w:t>
             </w:r>
@@ -1805,11 +1974,12 @@
           </w:tcPr>
           <w:p>
             <w:pPr>
-              <w:spacing w:after="0"/>
+              <w:spacing w:after="0" w:line="240" w:lineRule="auto"/>
             </w:pPr>
             <w:r>
               <w:rPr>
-                <w:sz w:val="20"/>
+                <w:rFonts w:ascii="Arial" w:hAnsi="Arial" w:cs="Arial" w:eastAsia="Arial"/>
+                <w:sz w:val="24"/>
               </w:rPr>
               <w:t>72 h</w:t>
             </w:r>
@@ -1821,11 +1991,12 @@
           </w:tcPr>
           <w:p>
             <w:pPr>
-              <w:spacing w:after="0"/>
+              <w:spacing w:after="0" w:line="240" w:lineRule="auto"/>
             </w:pPr>
             <w:r>
               <w:rPr>
-                <w:sz w:val="20"/>
+                <w:rFonts w:ascii="Arial" w:hAnsi="Arial" w:cs="Arial" w:eastAsia="Arial"/>
+                <w:sz w:val="24"/>
               </w:rPr>
               <w:t>36 h</w:t>
             </w:r>
@@ -1837,11 +2008,12 @@
           </w:tcPr>
           <w:p>
             <w:pPr>
-              <w:spacing w:after="0"/>
+              <w:spacing w:after="0" w:line="240" w:lineRule="auto"/>
             </w:pPr>
             <w:r>
               <w:rPr>
-                <w:sz w:val="20"/>
+                <w:rFonts w:ascii="Arial" w:hAnsi="Arial" w:cs="Arial" w:eastAsia="Arial"/>
+                <w:sz w:val="24"/>
               </w:rPr>
               <w:t>15 min</w:t>
             </w:r>
@@ -1853,11 +2025,12 @@
           </w:tcPr>
           <w:p>
             <w:pPr>
-              <w:spacing w:after="0"/>
+              <w:spacing w:after="0" w:line="240" w:lineRule="auto"/>
             </w:pPr>
             <w:r>
               <w:rPr>
-                <w:sz w:val="20"/>
+                <w:rFonts w:ascii="Arial" w:hAnsi="Arial" w:cs="Arial" w:eastAsia="Arial"/>
+                <w:sz w:val="24"/>
               </w:rPr>
               <w:t>Point-in-time backups and a daily copy kept offline (NCSC, 2019)</w:t>
             </w:r>
@@ -1871,11 +2044,12 @@
           </w:tcPr>
           <w:p>
             <w:pPr>
-              <w:spacing w:after="0"/>
+              <w:spacing w:after="0" w:line="240" w:lineRule="auto"/>
             </w:pPr>
             <w:r>
               <w:rPr>
-                <w:sz w:val="20"/>
+                <w:rFonts w:ascii="Arial" w:hAnsi="Arial" w:cs="Arial" w:eastAsia="Arial"/>
+                <w:sz w:val="24"/>
               </w:rPr>
               <w:t>Supplier ordering and stock</w:t>
             </w:r>
@@ -1887,11 +2061,12 @@
           </w:tcPr>
           <w:p>
             <w:pPr>
-              <w:spacing w:after="0"/>
+              <w:spacing w:after="0" w:line="240" w:lineRule="auto"/>
             </w:pPr>
             <w:r>
               <w:rPr>
-                <w:sz w:val="20"/>
+                <w:rFonts w:ascii="Arial" w:hAnsi="Arial" w:cs="Arial" w:eastAsia="Arial"/>
+                <w:sz w:val="24"/>
               </w:rPr>
               <w:t>1 week</w:t>
             </w:r>
@@ -1903,11 +2078,12 @@
           </w:tcPr>
           <w:p>
             <w:pPr>
-              <w:spacing w:after="0"/>
+              <w:spacing w:after="0" w:line="240" w:lineRule="auto"/>
             </w:pPr>
             <w:r>
               <w:rPr>
-                <w:sz w:val="20"/>
+                <w:rFonts w:ascii="Arial" w:hAnsi="Arial" w:cs="Arial" w:eastAsia="Arial"/>
+                <w:sz w:val="24"/>
               </w:rPr>
               <w:t>48 h</w:t>
             </w:r>
@@ -1919,11 +2095,12 @@
           </w:tcPr>
           <w:p>
             <w:pPr>
-              <w:spacing w:after="0"/>
+              <w:spacing w:after="0" w:line="240" w:lineRule="auto"/>
             </w:pPr>
             <w:r>
               <w:rPr>
-                <w:sz w:val="20"/>
+                <w:rFonts w:ascii="Arial" w:hAnsi="Arial" w:cs="Arial" w:eastAsia="Arial"/>
+                <w:sz w:val="24"/>
               </w:rPr>
               <w:t>24 h</w:t>
             </w:r>
@@ -1935,11 +2112,12 @@
           </w:tcPr>
           <w:p>
             <w:pPr>
-              <w:spacing w:after="0"/>
+              <w:spacing w:after="0" w:line="240" w:lineRule="auto"/>
             </w:pPr>
             <w:r>
               <w:rPr>
-                <w:sz w:val="20"/>
+                <w:rFonts w:ascii="Arial" w:hAnsi="Arial" w:cs="Arial" w:eastAsia="Arial"/>
+                <w:sz w:val="24"/>
               </w:rPr>
               <w:t>Daily backup; phone orders from last stock count</w:t>
             </w:r>
@@ -1953,11 +2131,12 @@
           </w:tcPr>
           <w:p>
             <w:pPr>
-              <w:spacing w:after="0"/>
+              <w:spacing w:after="0" w:line="240" w:lineRule="auto"/>
             </w:pPr>
             <w:r>
               <w:rPr>
-                <w:sz w:val="20"/>
+                <w:rFonts w:ascii="Arial" w:hAnsi="Arial" w:cs="Arial" w:eastAsia="Arial"/>
+                <w:sz w:val="24"/>
               </w:rPr>
               <w:t>Accounts, VAT and payroll</w:t>
             </w:r>
@@ -1969,11 +2148,12 @@
           </w:tcPr>
           <w:p>
             <w:pPr>
-              <w:spacing w:after="0"/>
+              <w:spacing w:after="0" w:line="240" w:lineRule="auto"/>
             </w:pPr>
             <w:r>
               <w:rPr>
-                <w:sz w:val="20"/>
+                <w:rFonts w:ascii="Arial" w:hAnsi="Arial" w:cs="Arial" w:eastAsia="Arial"/>
+                <w:sz w:val="24"/>
               </w:rPr>
               <w:t>Over 1 week</w:t>
             </w:r>
@@ -1985,11 +2165,12 @@
           </w:tcPr>
           <w:p>
             <w:pPr>
-              <w:spacing w:after="0"/>
+              <w:spacing w:after="0" w:line="240" w:lineRule="auto"/>
             </w:pPr>
             <w:r>
               <w:rPr>
-                <w:sz w:val="20"/>
+                <w:rFonts w:ascii="Arial" w:hAnsi="Arial" w:cs="Arial" w:eastAsia="Arial"/>
+                <w:sz w:val="24"/>
               </w:rPr>
               <w:t>48 h</w:t>
             </w:r>
@@ -2001,11 +2182,12 @@
           </w:tcPr>
           <w:p>
             <w:pPr>
-              <w:spacing w:after="0"/>
+              <w:spacing w:after="0" w:line="240" w:lineRule="auto"/>
             </w:pPr>
             <w:r>
               <w:rPr>
-                <w:sz w:val="20"/>
+                <w:rFonts w:ascii="Arial" w:hAnsi="Arial" w:cs="Arial" w:eastAsia="Arial"/>
+                <w:sz w:val="24"/>
               </w:rPr>
               <w:t>24 h</w:t>
             </w:r>
@@ -2017,11 +2199,12 @@
           </w:tcPr>
           <w:p>
             <w:pPr>
-              <w:spacing w:after="0"/>
+              <w:spacing w:after="0" w:line="240" w:lineRule="auto"/>
             </w:pPr>
             <w:r>
               <w:rPr>
-                <w:sz w:val="20"/>
+                <w:rFonts w:ascii="Arial" w:hAnsi="Arial" w:cs="Arial" w:eastAsia="Arial"/>
+                <w:sz w:val="24"/>
               </w:rPr>
               <w:t>Daily backup with an offline copy; move to cloud accounting</w:t>
             </w:r>
@@ -2035,11 +2218,12 @@
           </w:tcPr>
           <w:p>
             <w:pPr>
-              <w:spacing w:after="0"/>
+              <w:spacing w:after="0" w:line="240" w:lineRule="auto"/>
             </w:pPr>
             <w:r>
               <w:rPr>
-                <w:sz w:val="20"/>
+                <w:rFonts w:ascii="Arial" w:hAnsi="Arial" w:cs="Arial" w:eastAsia="Arial"/>
+                <w:sz w:val="24"/>
               </w:rPr>
               <w:t>Email</w:t>
             </w:r>
@@ -2051,11 +2235,12 @@
           </w:tcPr>
           <w:p>
             <w:pPr>
-              <w:spacing w:after="0"/>
+              <w:spacing w:after="0" w:line="240" w:lineRule="auto"/>
             </w:pPr>
             <w:r>
               <w:rPr>
-                <w:sz w:val="20"/>
+                <w:rFonts w:ascii="Arial" w:hAnsi="Arial" w:cs="Arial" w:eastAsia="Arial"/>
+                <w:sz w:val="24"/>
               </w:rPr>
               <w:t>1 week</w:t>
             </w:r>
@@ -2067,11 +2252,12 @@
           </w:tcPr>
           <w:p>
             <w:pPr>
-              <w:spacing w:after="0"/>
+              <w:spacing w:after="0" w:line="240" w:lineRule="auto"/>
             </w:pPr>
             <w:r>
               <w:rPr>
-                <w:sz w:val="20"/>
+                <w:rFonts w:ascii="Arial" w:hAnsi="Arial" w:cs="Arial" w:eastAsia="Arial"/>
+                <w:sz w:val="24"/>
               </w:rPr>
               <w:t>48 h</w:t>
             </w:r>
@@ -2083,11 +2269,12 @@
           </w:tcPr>
           <w:p>
             <w:pPr>
-              <w:spacing w:after="0"/>
+              <w:spacing w:after="0" w:line="240" w:lineRule="auto"/>
             </w:pPr>
             <w:r>
               <w:rPr>
-                <w:sz w:val="20"/>
+                <w:rFonts w:ascii="Arial" w:hAnsi="Arial" w:cs="Arial" w:eastAsia="Arial"/>
+                <w:sz w:val="24"/>
               </w:rPr>
               <w:t>Provider retention</w:t>
             </w:r>
@@ -2099,11 +2286,12 @@
           </w:tcPr>
           <w:p>
             <w:pPr>
-              <w:spacing w:after="0"/>
+              <w:spacing w:after="0" w:line="240" w:lineRule="auto"/>
             </w:pPr>
             <w:r>
               <w:rPr>
-                <w:sz w:val="20"/>
+                <w:rFonts w:ascii="Arial" w:hAnsi="Arial" w:cs="Arial" w:eastAsia="Arial"/>
+                <w:sz w:val="24"/>
               </w:rPr>
               <w:t>Hosted service; supplier phone list kept on paper</w:t>
             </w:r>
@@ -2111,16 +2299,24 @@
         </w:tc>
       </w:tr>
     </w:tbl>
-    <w:p/>
+    <w:p>
+      <w:pPr>
+        <w:spacing w:line="480" w:lineRule="auto"/>
+      </w:pPr>
+    </w:p>
     <w:p>
       <w:pPr>
         <w:pStyle w:val="Heading2"/>
+        <w:spacing w:line="480" w:lineRule="auto"/>
       </w:pPr>
       <w:r>
         <w:t>2. Comparing recovery tiers for the online shop</w:t>
       </w:r>
     </w:p>
     <w:p>
+      <w:pPr>
+        <w:spacing w:line="480" w:lineRule="auto"/>
+      </w:pPr>
       <w:r>
         <w:t>Infrastructure disasters (loss of a hosting region or platform) and data disasters (ransomware, deletion, corruption) are modelled separately, because replication helps with the first and not the second. 20,000 input sets are drawn from triangular ranges, and all tiers share the same random numbers (Eckstein and Riedmueller, 2002). Lost sales are costed at full value, not margin, which favours spending on recovery.</w:t>
       </w:r>
@@ -2154,13 +2350,14 @@
           </w:tcPr>
           <w:p>
             <w:pPr>
-              <w:spacing w:after="0"/>
+              <w:spacing w:after="0" w:line="240" w:lineRule="auto"/>
             </w:pPr>
             <w:r>
               <w:rPr>
+                <w:rFonts w:ascii="Arial" w:hAnsi="Arial" w:cs="Arial" w:eastAsia="Arial"/>
                 <w:b/>
                 <w:color w:val="FFFFFF"/>
-                <w:sz w:val="20"/>
+                <w:sz w:val="24"/>
               </w:rPr>
               <w:t>Tier</w:t>
             </w:r>
@@ -2173,13 +2370,14 @@
           </w:tcPr>
           <w:p>
             <w:pPr>
-              <w:spacing w:after="0"/>
+              <w:spacing w:after="0" w:line="240" w:lineRule="auto"/>
             </w:pPr>
             <w:r>
               <w:rPr>
+                <w:rFonts w:ascii="Arial" w:hAnsi="Arial" w:cs="Arial" w:eastAsia="Arial"/>
                 <w:b/>
                 <w:color w:val="FFFFFF"/>
-                <w:sz w:val="20"/>
+                <w:sz w:val="24"/>
               </w:rPr>
               <w:t>RTO (min, likely, max)</w:t>
             </w:r>
@@ -2192,13 +2390,14 @@
           </w:tcPr>
           <w:p>
             <w:pPr>
-              <w:spacing w:after="0"/>
+              <w:spacing w:after="0" w:line="240" w:lineRule="auto"/>
             </w:pPr>
             <w:r>
               <w:rPr>
+                <w:rFonts w:ascii="Arial" w:hAnsi="Arial" w:cs="Arial" w:eastAsia="Arial"/>
                 <w:b/>
                 <w:color w:val="FFFFFF"/>
-                <w:sz w:val="20"/>
+                <w:sz w:val="24"/>
               </w:rPr>
               <w:t>Annual cost, GBP (min, likely, max)</w:t>
             </w:r>
@@ -2211,13 +2410,14 @@
           </w:tcPr>
           <w:p>
             <w:pPr>
-              <w:spacing w:after="0"/>
+              <w:spacing w:after="0" w:line="240" w:lineRule="auto"/>
             </w:pPr>
             <w:r>
               <w:rPr>
+                <w:rFonts w:ascii="Arial" w:hAnsi="Arial" w:cs="Arial" w:eastAsia="Arial"/>
                 <w:b/>
                 <w:color w:val="FFFFFF"/>
-                <w:sz w:val="20"/>
+                <w:sz w:val="24"/>
               </w:rPr>
               <w:t>Expected total annual cost (median)</w:t>
             </w:r>
@@ -2230,13 +2430,14 @@
           </w:tcPr>
           <w:p>
             <w:pPr>
-              <w:spacing w:after="0"/>
+              <w:spacing w:after="0" w:line="240" w:lineRule="auto"/>
             </w:pPr>
             <w:r>
               <w:rPr>
+                <w:rFonts w:ascii="Arial" w:hAnsi="Arial" w:cs="Arial" w:eastAsia="Arial"/>
                 <w:b/>
                 <w:color w:val="FFFFFF"/>
-                <w:sz w:val="20"/>
+                <w:sz w:val="24"/>
               </w:rPr>
               <w:t>Expected downtime (median)</w:t>
             </w:r>
@@ -2249,13 +2450,14 @@
           </w:tcPr>
           <w:p>
             <w:pPr>
-              <w:spacing w:after="0"/>
+              <w:spacing w:after="0" w:line="240" w:lineRule="auto"/>
             </w:pPr>
             <w:r>
               <w:rPr>
+                <w:rFonts w:ascii="Arial" w:hAnsi="Arial" w:cs="Arial" w:eastAsia="Arial"/>
                 <w:b/>
                 <w:color w:val="FFFFFF"/>
-                <w:sz w:val="20"/>
+                <w:sz w:val="24"/>
               </w:rPr>
               <w:t>Cheapest in</w:t>
             </w:r>
@@ -2269,11 +2471,12 @@
           </w:tcPr>
           <w:p>
             <w:pPr>
-              <w:spacing w:after="0"/>
+              <w:spacing w:after="0" w:line="240" w:lineRule="auto"/>
             </w:pPr>
             <w:r>
               <w:rPr>
-                <w:sz w:val="20"/>
+                <w:rFonts w:ascii="Arial" w:hAnsi="Arial" w:cs="Arial" w:eastAsia="Arial"/>
+                <w:sz w:val="24"/>
               </w:rPr>
               <w:t>No arrangements</w:t>
             </w:r>
@@ -2285,11 +2488,12 @@
           </w:tcPr>
           <w:p>
             <w:pPr>
-              <w:spacing w:after="0"/>
+              <w:spacing w:after="0" w:line="240" w:lineRule="auto"/>
             </w:pPr>
             <w:r>
               <w:rPr>
-                <w:sz w:val="20"/>
+                <w:rFonts w:ascii="Arial" w:hAnsi="Arial" w:cs="Arial" w:eastAsia="Arial"/>
+                <w:sz w:val="24"/>
               </w:rPr>
               <w:t>24, 72, 240 h</w:t>
             </w:r>
@@ -2301,11 +2505,12 @@
           </w:tcPr>
           <w:p>
             <w:pPr>
-              <w:spacing w:after="0"/>
+              <w:spacing w:after="0" w:line="240" w:lineRule="auto"/>
             </w:pPr>
             <w:r>
               <w:rPr>
-                <w:sz w:val="20"/>
+                <w:rFonts w:ascii="Arial" w:hAnsi="Arial" w:cs="Arial" w:eastAsia="Arial"/>
+                <w:sz w:val="24"/>
               </w:rPr>
               <w:t>0</w:t>
             </w:r>
@@ -2317,11 +2522,12 @@
           </w:tcPr>
           <w:p>
             <w:pPr>
-              <w:spacing w:after="0"/>
+              <w:spacing w:after="0" w:line="240" w:lineRule="auto"/>
             </w:pPr>
             <w:r>
               <w:rPr>
-                <w:sz w:val="20"/>
+                <w:rFonts w:ascii="Arial" w:hAnsi="Arial" w:cs="Arial" w:eastAsia="Arial"/>
+                <w:sz w:val="24"/>
               </w:rPr>
               <w:t>£5,447</w:t>
             </w:r>
@@ -2333,11 +2539,12 @@
           </w:tcPr>
           <w:p>
             <w:pPr>
-              <w:spacing w:after="0"/>
+              <w:spacing w:after="0" w:line="240" w:lineRule="auto"/>
             </w:pPr>
             <w:r>
               <w:rPr>
-                <w:sz w:val="20"/>
+                <w:rFonts w:ascii="Arial" w:hAnsi="Arial" w:cs="Arial" w:eastAsia="Arial"/>
+                <w:sz w:val="24"/>
               </w:rPr>
               <w:t>56 h</w:t>
             </w:r>
@@ -2349,11 +2556,12 @@
           </w:tcPr>
           <w:p>
             <w:pPr>
-              <w:spacing w:after="0"/>
+              <w:spacing w:after="0" w:line="240" w:lineRule="auto"/>
             </w:pPr>
             <w:r>
               <w:rPr>
-                <w:sz w:val="20"/>
+                <w:rFonts w:ascii="Arial" w:hAnsi="Arial" w:cs="Arial" w:eastAsia="Arial"/>
+                <w:sz w:val="24"/>
               </w:rPr>
               <w:t>1%</w:t>
             </w:r>
@@ -2367,11 +2575,12 @@
           </w:tcPr>
           <w:p>
             <w:pPr>
-              <w:spacing w:after="0"/>
+              <w:spacing w:after="0" w:line="240" w:lineRule="auto"/>
             </w:pPr>
             <w:r>
               <w:rPr>
-                <w:sz w:val="20"/>
+                <w:rFonts w:ascii="Arial" w:hAnsi="Arial" w:cs="Arial" w:eastAsia="Arial"/>
+                <w:sz w:val="24"/>
               </w:rPr>
               <w:t>Backup and restore</w:t>
             </w:r>
@@ -2383,11 +2592,12 @@
           </w:tcPr>
           <w:p>
             <w:pPr>
-              <w:spacing w:after="0"/>
+              <w:spacing w:after="0" w:line="240" w:lineRule="auto"/>
             </w:pPr>
             <w:r>
               <w:rPr>
-                <w:sz w:val="20"/>
+                <w:rFonts w:ascii="Arial" w:hAnsi="Arial" w:cs="Arial" w:eastAsia="Arial"/>
+                <w:sz w:val="24"/>
               </w:rPr>
               <w:t>4, 12, 24 h</w:t>
             </w:r>
@@ -2399,11 +2609,12 @@
           </w:tcPr>
           <w:p>
             <w:pPr>
-              <w:spacing w:after="0"/>
+              <w:spacing w:after="0" w:line="240" w:lineRule="auto"/>
             </w:pPr>
             <w:r>
               <w:rPr>
-                <w:sz w:val="20"/>
+                <w:rFonts w:ascii="Arial" w:hAnsi="Arial" w:cs="Arial" w:eastAsia="Arial"/>
+                <w:sz w:val="24"/>
               </w:rPr>
               <w:t>300, 700, 1,500</w:t>
             </w:r>
@@ -2415,11 +2626,12 @@
           </w:tcPr>
           <w:p>
             <w:pPr>
-              <w:spacing w:after="0"/>
+              <w:spacing w:after="0" w:line="240" w:lineRule="auto"/>
             </w:pPr>
             <w:r>
               <w:rPr>
-                <w:sz w:val="20"/>
+                <w:rFonts w:ascii="Arial" w:hAnsi="Arial" w:cs="Arial" w:eastAsia="Arial"/>
+                <w:sz w:val="24"/>
               </w:rPr>
               <w:t>£1,415</w:t>
             </w:r>
@@ -2431,11 +2643,12 @@
           </w:tcPr>
           <w:p>
             <w:pPr>
-              <w:spacing w:after="0"/>
+              <w:spacing w:after="0" w:line="240" w:lineRule="auto"/>
             </w:pPr>
             <w:r>
               <w:rPr>
-                <w:sz w:val="20"/>
+                <w:rFonts w:ascii="Arial" w:hAnsi="Arial" w:cs="Arial" w:eastAsia="Arial"/>
+                <w:sz w:val="24"/>
               </w:rPr>
               <w:t>6 h</w:t>
             </w:r>
@@ -2447,11 +2660,12 @@
           </w:tcPr>
           <w:p>
             <w:pPr>
-              <w:spacing w:after="0"/>
+              <w:spacing w:after="0" w:line="240" w:lineRule="auto"/>
             </w:pPr>
             <w:r>
               <w:rPr>
-                <w:sz w:val="20"/>
+                <w:rFonts w:ascii="Arial" w:hAnsi="Arial" w:cs="Arial" w:eastAsia="Arial"/>
+                <w:sz w:val="24"/>
               </w:rPr>
               <w:t>99%</w:t>
             </w:r>
@@ -2465,11 +2679,12 @@
           </w:tcPr>
           <w:p>
             <w:pPr>
-              <w:spacing w:after="0"/>
+              <w:spacing w:after="0" w:line="240" w:lineRule="auto"/>
             </w:pPr>
             <w:r>
               <w:rPr>
-                <w:sz w:val="20"/>
+                <w:rFonts w:ascii="Arial" w:hAnsi="Arial" w:cs="Arial" w:eastAsia="Arial"/>
+                <w:sz w:val="24"/>
               </w:rPr>
               <w:t>Pilot light</w:t>
             </w:r>
@@ -2481,11 +2696,12 @@
           </w:tcPr>
           <w:p>
             <w:pPr>
-              <w:spacing w:after="0"/>
+              <w:spacing w:after="0" w:line="240" w:lineRule="auto"/>
             </w:pPr>
             <w:r>
               <w:rPr>
-                <w:sz w:val="20"/>
+                <w:rFonts w:ascii="Arial" w:hAnsi="Arial" w:cs="Arial" w:eastAsia="Arial"/>
+                <w:sz w:val="24"/>
               </w:rPr>
               <w:t>0.5, 1, 3 h</w:t>
             </w:r>
@@ -2497,11 +2713,12 @@
           </w:tcPr>
           <w:p>
             <w:pPr>
-              <w:spacing w:after="0"/>
+              <w:spacing w:after="0" w:line="240" w:lineRule="auto"/>
             </w:pPr>
             <w:r>
               <w:rPr>
-                <w:sz w:val="20"/>
+                <w:rFonts w:ascii="Arial" w:hAnsi="Arial" w:cs="Arial" w:eastAsia="Arial"/>
+                <w:sz w:val="24"/>
               </w:rPr>
               <w:t>1,500, 3,000, 6,000</w:t>
             </w:r>
@@ -2513,11 +2730,12 @@
           </w:tcPr>
           <w:p>
             <w:pPr>
-              <w:spacing w:after="0"/>
+              <w:spacing w:after="0" w:line="240" w:lineRule="auto"/>
             </w:pPr>
             <w:r>
               <w:rPr>
-                <w:sz w:val="20"/>
+                <w:rFonts w:ascii="Arial" w:hAnsi="Arial" w:cs="Arial" w:eastAsia="Arial"/>
+                <w:sz w:val="24"/>
               </w:rPr>
               <w:t>£3,956</w:t>
             </w:r>
@@ -2529,11 +2747,12 @@
           </w:tcPr>
           <w:p>
             <w:pPr>
-              <w:spacing w:after="0"/>
+              <w:spacing w:after="0" w:line="240" w:lineRule="auto"/>
             </w:pPr>
             <w:r>
               <w:rPr>
-                <w:sz w:val="20"/>
+                <w:rFonts w:ascii="Arial" w:hAnsi="Arial" w:cs="Arial" w:eastAsia="Arial"/>
+                <w:sz w:val="24"/>
               </w:rPr>
               <w:t>2 h</w:t>
             </w:r>
@@ -2545,11 +2764,12 @@
           </w:tcPr>
           <w:p>
             <w:pPr>
-              <w:spacing w:after="0"/>
+              <w:spacing w:after="0" w:line="240" w:lineRule="auto"/>
             </w:pPr>
             <w:r>
               <w:rPr>
-                <w:sz w:val="20"/>
+                <w:rFonts w:ascii="Arial" w:hAnsi="Arial" w:cs="Arial" w:eastAsia="Arial"/>
+                <w:sz w:val="24"/>
               </w:rPr>
               <w:t>0%</w:t>
             </w:r>
@@ -2563,11 +2783,12 @@
           </w:tcPr>
           <w:p>
             <w:pPr>
-              <w:spacing w:after="0"/>
+              <w:spacing w:after="0" w:line="240" w:lineRule="auto"/>
             </w:pPr>
             <w:r>
               <w:rPr>
-                <w:sz w:val="20"/>
+                <w:rFonts w:ascii="Arial" w:hAnsi="Arial" w:cs="Arial" w:eastAsia="Arial"/>
+                <w:sz w:val="24"/>
               </w:rPr>
               <w:t>Warm standby</w:t>
             </w:r>
@@ -2579,11 +2800,12 @@
           </w:tcPr>
           <w:p>
             <w:pPr>
-              <w:spacing w:after="0"/>
+              <w:spacing w:after="0" w:line="240" w:lineRule="auto"/>
             </w:pPr>
             <w:r>
               <w:rPr>
-                <w:sz w:val="20"/>
+                <w:rFonts w:ascii="Arial" w:hAnsi="Arial" w:cs="Arial" w:eastAsia="Arial"/>
+                <w:sz w:val="24"/>
               </w:rPr>
               <w:t>6, 15, 30 min</w:t>
             </w:r>
@@ -2595,11 +2817,12 @@
           </w:tcPr>
           <w:p>
             <w:pPr>
-              <w:spacing w:after="0"/>
+              <w:spacing w:after="0" w:line="240" w:lineRule="auto"/>
             </w:pPr>
             <w:r>
               <w:rPr>
-                <w:sz w:val="20"/>
+                <w:rFonts w:ascii="Arial" w:hAnsi="Arial" w:cs="Arial" w:eastAsia="Arial"/>
+                <w:sz w:val="24"/>
               </w:rPr>
               <w:t>4,000, 8,000, 15,000</w:t>
             </w:r>
@@ -2611,11 +2834,12 @@
           </w:tcPr>
           <w:p>
             <w:pPr>
-              <w:spacing w:after="0"/>
+              <w:spacing w:after="0" w:line="240" w:lineRule="auto"/>
             </w:pPr>
             <w:r>
               <w:rPr>
-                <w:sz w:val="20"/>
+                <w:rFonts w:ascii="Arial" w:hAnsi="Arial" w:cs="Arial" w:eastAsia="Arial"/>
+                <w:sz w:val="24"/>
               </w:rPr>
               <w:t>£9,324</w:t>
             </w:r>
@@ -2627,11 +2851,12 @@
           </w:tcPr>
           <w:p>
             <w:pPr>
-              <w:spacing w:after="0"/>
+              <w:spacing w:after="0" w:line="240" w:lineRule="auto"/>
             </w:pPr>
             <w:r>
               <w:rPr>
-                <w:sz w:val="20"/>
+                <w:rFonts w:ascii="Arial" w:hAnsi="Arial" w:cs="Arial" w:eastAsia="Arial"/>
+                <w:sz w:val="24"/>
               </w:rPr>
               <w:t>1 h</w:t>
             </w:r>
@@ -2643,11 +2868,12 @@
           </w:tcPr>
           <w:p>
             <w:pPr>
-              <w:spacing w:after="0"/>
+              <w:spacing w:after="0" w:line="240" w:lineRule="auto"/>
             </w:pPr>
             <w:r>
               <w:rPr>
-                <w:sz w:val="20"/>
+                <w:rFonts w:ascii="Arial" w:hAnsi="Arial" w:cs="Arial" w:eastAsia="Arial"/>
+                <w:sz w:val="24"/>
               </w:rPr>
               <w:t>0%</w:t>
             </w:r>
@@ -2661,11 +2887,12 @@
           </w:tcPr>
           <w:p>
             <w:pPr>
-              <w:spacing w:after="0"/>
+              <w:spacing w:after="0" w:line="240" w:lineRule="auto"/>
             </w:pPr>
             <w:r>
               <w:rPr>
-                <w:sz w:val="20"/>
+                <w:rFonts w:ascii="Arial" w:hAnsi="Arial" w:cs="Arial" w:eastAsia="Arial"/>
+                <w:sz w:val="24"/>
               </w:rPr>
               <w:t>Active/active</w:t>
             </w:r>
@@ -2677,11 +2904,12 @@
           </w:tcPr>
           <w:p>
             <w:pPr>
-              <w:spacing w:after="0"/>
+              <w:spacing w:after="0" w:line="240" w:lineRule="auto"/>
             </w:pPr>
             <w:r>
               <w:rPr>
-                <w:sz w:val="20"/>
+                <w:rFonts w:ascii="Arial" w:hAnsi="Arial" w:cs="Arial" w:eastAsia="Arial"/>
+                <w:sz w:val="24"/>
               </w:rPr>
               <w:t>Under 1 min</w:t>
             </w:r>
@@ -2693,11 +2921,12 @@
           </w:tcPr>
           <w:p>
             <w:pPr>
-              <w:spacing w:after="0"/>
+              <w:spacing w:after="0" w:line="240" w:lineRule="auto"/>
             </w:pPr>
             <w:r>
               <w:rPr>
-                <w:sz w:val="20"/>
+                <w:rFonts w:ascii="Arial" w:hAnsi="Arial" w:cs="Arial" w:eastAsia="Arial"/>
+                <w:sz w:val="24"/>
               </w:rPr>
               <w:t>15,000, 30,000, 60,000</w:t>
             </w:r>
@@ -2709,11 +2938,12 @@
           </w:tcPr>
           <w:p>
             <w:pPr>
-              <w:spacing w:after="0"/>
+              <w:spacing w:after="0" w:line="240" w:lineRule="auto"/>
             </w:pPr>
             <w:r>
               <w:rPr>
-                <w:sz w:val="20"/>
+                <w:rFonts w:ascii="Arial" w:hAnsi="Arial" w:cs="Arial" w:eastAsia="Arial"/>
+                <w:sz w:val="24"/>
               </w:rPr>
               <w:t>£34,436</w:t>
             </w:r>
@@ -2725,11 +2955,12 @@
           </w:tcPr>
           <w:p>
             <w:pPr>
-              <w:spacing w:after="0"/>
+              <w:spacing w:after="0" w:line="240" w:lineRule="auto"/>
             </w:pPr>
             <w:r>
               <w:rPr>
-                <w:sz w:val="20"/>
+                <w:rFonts w:ascii="Arial" w:hAnsi="Arial" w:cs="Arial" w:eastAsia="Arial"/>
+                <w:sz w:val="24"/>
               </w:rPr>
               <w:t>1 h</w:t>
             </w:r>
@@ -2741,11 +2972,12 @@
           </w:tcPr>
           <w:p>
             <w:pPr>
-              <w:spacing w:after="0"/>
+              <w:spacing w:after="0" w:line="240" w:lineRule="auto"/>
             </w:pPr>
             <w:r>
               <w:rPr>
-                <w:sz w:val="20"/>
+                <w:rFonts w:ascii="Arial" w:hAnsi="Arial" w:cs="Arial" w:eastAsia="Arial"/>
+                <w:sz w:val="24"/>
               </w:rPr>
               <w:t>0%</w:t>
             </w:r>
@@ -2753,12 +2985,19 @@
         </w:tc>
       </w:tr>
     </w:tbl>
-    <w:p/>
     <w:p>
+      <w:pPr>
+        <w:spacing w:line="480" w:lineRule="auto"/>
+      </w:pPr>
+    </w:p>
+    <w:p>
+      <w:pPr>
+        <w:spacing w:line="480" w:lineRule="auto"/>
+      </w:pPr>
       <w:r>
         <w:drawing>
           <wp:inline xmlns:a="http://schemas.openxmlformats.org/drawingml/2006/main" xmlns:pic="http://schemas.openxmlformats.org/drawingml/2006/picture">
-            <wp:extent cx="5760000" cy="2607655"/>
+            <wp:extent cx="5731510" cy="2594757"/>
             <wp:docPr id="6" name="Picture 6"/>
             <wp:cNvGraphicFramePr>
               <a:graphicFrameLocks noChangeAspect="1"/>
@@ -2779,7 +3018,7 @@
                   <pic:spPr>
                     <a:xfrm>
                       <a:off x="0" y="0"/>
-                      <a:ext cx="5760000" cy="2607655"/>
+                      <a:ext cx="5731510" cy="2594757"/>
                     </a:xfrm>
                     <a:prstGeom prst="rect"/>
                   </pic:spPr>
@@ -2791,6 +3030,9 @@
       </w:r>
     </w:p>
     <w:p>
+      <w:pPr>
+        <w:spacing w:line="480" w:lineRule="auto"/>
+      </w:pPr>
       <w:r>
         <w:t>Data disasters account for 81% of the expected loss that remains under backup and restore, and no tier with faster failover reduces it.</w:t>
       </w:r>
@@ -2798,16 +3040,20 @@
     <w:p>
       <w:pPr>
         <w:pStyle w:val="Heading2"/>
+        <w:spacing w:line="480" w:lineRule="auto"/>
       </w:pPr>
       <w:r>
         <w:t>3. What would justify sub-minute objectives?</w:t>
       </w:r>
     </w:p>
     <w:p>
+      <w:pPr>
+        <w:spacing w:line="480" w:lineRule="auto"/>
+      </w:pPr>
       <w:r>
         <w:drawing>
           <wp:inline xmlns:a="http://schemas.openxmlformats.org/drawingml/2006/main" xmlns:pic="http://schemas.openxmlformats.org/drawingml/2006/picture">
-            <wp:extent cx="5760000" cy="2401787"/>
+            <wp:extent cx="5731510" cy="2389907"/>
             <wp:docPr id="7" name="Picture 7"/>
             <wp:cNvGraphicFramePr>
               <a:graphicFrameLocks noChangeAspect="1"/>
@@ -2828,7 +3074,7 @@
                   <pic:spPr>
                     <a:xfrm>
                       <a:off x="0" y="0"/>
-                      <a:ext cx="5760000" cy="2401787"/>
+                      <a:ext cx="5731510" cy="2389907"/>
                     </a:xfrm>
                     <a:prstGeom prst="rect"/>
                   </pic:spPr>
@@ -2867,13 +3113,14 @@
           </w:tcPr>
           <w:p>
             <w:pPr>
-              <w:spacing w:after="0"/>
+              <w:spacing w:after="0" w:line="240" w:lineRule="auto"/>
             </w:pPr>
             <w:r>
               <w:rPr>
+                <w:rFonts w:ascii="Arial" w:hAnsi="Arial" w:cs="Arial" w:eastAsia="Arial"/>
                 <w:b/>
                 <w:color w:val="FFFFFF"/>
-                <w:sz w:val="20"/>
+                <w:sz w:val="24"/>
               </w:rPr>
               <w:t>Each hour of downtime costs</w:t>
             </w:r>
@@ -2886,13 +3133,14 @@
           </w:tcPr>
           <w:p>
             <w:pPr>
-              <w:spacing w:after="0"/>
+              <w:spacing w:after="0" w:line="240" w:lineRule="auto"/>
             </w:pPr>
             <w:r>
               <w:rPr>
+                <w:rFonts w:ascii="Arial" w:hAnsi="Arial" w:cs="Arial" w:eastAsia="Arial"/>
                 <w:b/>
                 <w:color w:val="FFFFFF"/>
-                <w:sz w:val="20"/>
+                <w:sz w:val="24"/>
               </w:rPr>
               <w:t>Backup and restore cheapest</w:t>
             </w:r>
@@ -2905,13 +3153,14 @@
           </w:tcPr>
           <w:p>
             <w:pPr>
-              <w:spacing w:after="0"/>
+              <w:spacing w:after="0" w:line="240" w:lineRule="auto"/>
             </w:pPr>
             <w:r>
               <w:rPr>
+                <w:rFonts w:ascii="Arial" w:hAnsi="Arial" w:cs="Arial" w:eastAsia="Arial"/>
                 <w:b/>
                 <w:color w:val="FFFFFF"/>
-                <w:sz w:val="20"/>
+                <w:sz w:val="24"/>
               </w:rPr>
               <w:t>Pilot light cheapest</w:t>
             </w:r>
@@ -2924,13 +3173,14 @@
           </w:tcPr>
           <w:p>
             <w:pPr>
-              <w:spacing w:after="0"/>
+              <w:spacing w:after="0" w:line="240" w:lineRule="auto"/>
             </w:pPr>
             <w:r>
               <w:rPr>
+                <w:rFonts w:ascii="Arial" w:hAnsi="Arial" w:cs="Arial" w:eastAsia="Arial"/>
                 <w:b/>
                 <w:color w:val="FFFFFF"/>
-                <w:sz w:val="20"/>
+                <w:sz w:val="24"/>
               </w:rPr>
               <w:t>Warm standby cheapest</w:t>
             </w:r>
@@ -2943,13 +3193,14 @@
           </w:tcPr>
           <w:p>
             <w:pPr>
-              <w:spacing w:after="0"/>
+              <w:spacing w:after="0" w:line="240" w:lineRule="auto"/>
             </w:pPr>
             <w:r>
               <w:rPr>
+                <w:rFonts w:ascii="Arial" w:hAnsi="Arial" w:cs="Arial" w:eastAsia="Arial"/>
                 <w:b/>
                 <w:color w:val="FFFFFF"/>
-                <w:sz w:val="20"/>
+                <w:sz w:val="24"/>
               </w:rPr>
               <w:t>Active/active cheapest</w:t>
             </w:r>
@@ -2963,11 +3214,12 @@
           </w:tcPr>
           <w:p>
             <w:pPr>
-              <w:spacing w:after="0"/>
+              <w:spacing w:after="0" w:line="240" w:lineRule="auto"/>
             </w:pPr>
             <w:r>
               <w:rPr>
-                <w:sz w:val="20"/>
+                <w:rFonts w:ascii="Arial" w:hAnsi="Arial" w:cs="Arial" w:eastAsia="Arial"/>
+                <w:sz w:val="24"/>
               </w:rPr>
               <w:t>Modelled figure (median £15)</w:t>
             </w:r>
@@ -2979,11 +3231,12 @@
           </w:tcPr>
           <w:p>
             <w:pPr>
-              <w:spacing w:after="0"/>
+              <w:spacing w:after="0" w:line="240" w:lineRule="auto"/>
             </w:pPr>
             <w:r>
               <w:rPr>
-                <w:sz w:val="20"/>
+                <w:rFonts w:ascii="Arial" w:hAnsi="Arial" w:cs="Arial" w:eastAsia="Arial"/>
+                <w:sz w:val="24"/>
               </w:rPr>
               <w:t>99%</w:t>
             </w:r>
@@ -2995,11 +3248,12 @@
           </w:tcPr>
           <w:p>
             <w:pPr>
-              <w:spacing w:after="0"/>
+              <w:spacing w:after="0" w:line="240" w:lineRule="auto"/>
             </w:pPr>
             <w:r>
               <w:rPr>
-                <w:sz w:val="20"/>
+                <w:rFonts w:ascii="Arial" w:hAnsi="Arial" w:cs="Arial" w:eastAsia="Arial"/>
+                <w:sz w:val="24"/>
               </w:rPr>
               <w:t>0%</w:t>
             </w:r>
@@ -3011,11 +3265,12 @@
           </w:tcPr>
           <w:p>
             <w:pPr>
-              <w:spacing w:after="0"/>
+              <w:spacing w:after="0" w:line="240" w:lineRule="auto"/>
             </w:pPr>
             <w:r>
               <w:rPr>
-                <w:sz w:val="20"/>
+                <w:rFonts w:ascii="Arial" w:hAnsi="Arial" w:cs="Arial" w:eastAsia="Arial"/>
+                <w:sz w:val="24"/>
               </w:rPr>
               <w:t>0%</w:t>
             </w:r>
@@ -3027,11 +3282,12 @@
           </w:tcPr>
           <w:p>
             <w:pPr>
-              <w:spacing w:after="0"/>
+              <w:spacing w:after="0" w:line="240" w:lineRule="auto"/>
             </w:pPr>
             <w:r>
               <w:rPr>
-                <w:sz w:val="20"/>
+                <w:rFonts w:ascii="Arial" w:hAnsi="Arial" w:cs="Arial" w:eastAsia="Arial"/>
+                <w:sz w:val="24"/>
               </w:rPr>
               <w:t>0%</w:t>
             </w:r>
@@ -3045,11 +3301,12 @@
           </w:tcPr>
           <w:p>
             <w:pPr>
-              <w:spacing w:after="0"/>
+              <w:spacing w:after="0" w:line="240" w:lineRule="auto"/>
             </w:pPr>
             <w:r>
               <w:rPr>
-                <w:sz w:val="20"/>
+                <w:rFonts w:ascii="Arial" w:hAnsi="Arial" w:cs="Arial" w:eastAsia="Arial"/>
+                <w:sz w:val="24"/>
               </w:rPr>
               <w:t>10 times</w:t>
             </w:r>
@@ -3061,11 +3318,12 @@
           </w:tcPr>
           <w:p>
             <w:pPr>
-              <w:spacing w:after="0"/>
+              <w:spacing w:after="0" w:line="240" w:lineRule="auto"/>
             </w:pPr>
             <w:r>
               <w:rPr>
-                <w:sz w:val="20"/>
+                <w:rFonts w:ascii="Arial" w:hAnsi="Arial" w:cs="Arial" w:eastAsia="Arial"/>
+                <w:sz w:val="24"/>
               </w:rPr>
               <w:t>95%</w:t>
             </w:r>
@@ -3077,11 +3335,12 @@
           </w:tcPr>
           <w:p>
             <w:pPr>
-              <w:spacing w:after="0"/>
+              <w:spacing w:after="0" w:line="240" w:lineRule="auto"/>
             </w:pPr>
             <w:r>
               <w:rPr>
-                <w:sz w:val="20"/>
+                <w:rFonts w:ascii="Arial" w:hAnsi="Arial" w:cs="Arial" w:eastAsia="Arial"/>
+                <w:sz w:val="24"/>
               </w:rPr>
               <w:t>5%</w:t>
             </w:r>
@@ -3093,11 +3352,12 @@
           </w:tcPr>
           <w:p>
             <w:pPr>
-              <w:spacing w:after="0"/>
+              <w:spacing w:after="0" w:line="240" w:lineRule="auto"/>
             </w:pPr>
             <w:r>
               <w:rPr>
-                <w:sz w:val="20"/>
+                <w:rFonts w:ascii="Arial" w:hAnsi="Arial" w:cs="Arial" w:eastAsia="Arial"/>
+                <w:sz w:val="24"/>
               </w:rPr>
               <w:t>0%</w:t>
             </w:r>
@@ -3109,11 +3369,12 @@
           </w:tcPr>
           <w:p>
             <w:pPr>
-              <w:spacing w:after="0"/>
+              <w:spacing w:after="0" w:line="240" w:lineRule="auto"/>
             </w:pPr>
             <w:r>
               <w:rPr>
-                <w:sz w:val="20"/>
+                <w:rFonts w:ascii="Arial" w:hAnsi="Arial" w:cs="Arial" w:eastAsia="Arial"/>
+                <w:sz w:val="24"/>
               </w:rPr>
               <w:t>0%</w:t>
             </w:r>
@@ -3127,11 +3388,12 @@
           </w:tcPr>
           <w:p>
             <w:pPr>
-              <w:spacing w:after="0"/>
+              <w:spacing w:after="0" w:line="240" w:lineRule="auto"/>
             </w:pPr>
             <w:r>
               <w:rPr>
-                <w:sz w:val="20"/>
+                <w:rFonts w:ascii="Arial" w:hAnsi="Arial" w:cs="Arial" w:eastAsia="Arial"/>
+                <w:sz w:val="24"/>
               </w:rPr>
               <w:t>100 times</w:t>
             </w:r>
@@ -3143,11 +3405,12 @@
           </w:tcPr>
           <w:p>
             <w:pPr>
-              <w:spacing w:after="0"/>
+              <w:spacing w:after="0" w:line="240" w:lineRule="auto"/>
             </w:pPr>
             <w:r>
               <w:rPr>
-                <w:sz w:val="20"/>
+                <w:rFonts w:ascii="Arial" w:hAnsi="Arial" w:cs="Arial" w:eastAsia="Arial"/>
+                <w:sz w:val="24"/>
               </w:rPr>
               <w:t>16%</w:t>
             </w:r>
@@ -3159,11 +3422,12 @@
           </w:tcPr>
           <w:p>
             <w:pPr>
-              <w:spacing w:after="0"/>
+              <w:spacing w:after="0" w:line="240" w:lineRule="auto"/>
             </w:pPr>
             <w:r>
               <w:rPr>
-                <w:sz w:val="20"/>
+                <w:rFonts w:ascii="Arial" w:hAnsi="Arial" w:cs="Arial" w:eastAsia="Arial"/>
+                <w:sz w:val="24"/>
               </w:rPr>
               <w:t>84%</w:t>
             </w:r>
@@ -3175,11 +3439,12 @@
           </w:tcPr>
           <w:p>
             <w:pPr>
-              <w:spacing w:after="0"/>
+              <w:spacing w:after="0" w:line="240" w:lineRule="auto"/>
             </w:pPr>
             <w:r>
               <w:rPr>
-                <w:sz w:val="20"/>
+                <w:rFonts w:ascii="Arial" w:hAnsi="Arial" w:cs="Arial" w:eastAsia="Arial"/>
+                <w:sz w:val="24"/>
               </w:rPr>
               <w:t>0.4%</w:t>
             </w:r>
@@ -3191,11 +3456,12 @@
           </w:tcPr>
           <w:p>
             <w:pPr>
-              <w:spacing w:after="0"/>
+              <w:spacing w:after="0" w:line="240" w:lineRule="auto"/>
             </w:pPr>
             <w:r>
               <w:rPr>
-                <w:sz w:val="20"/>
+                <w:rFonts w:ascii="Arial" w:hAnsi="Arial" w:cs="Arial" w:eastAsia="Arial"/>
+                <w:sz w:val="24"/>
               </w:rPr>
               <w:t>0%</w:t>
             </w:r>
@@ -3209,11 +3475,12 @@
           </w:tcPr>
           <w:p>
             <w:pPr>
-              <w:spacing w:after="0"/>
+              <w:spacing w:after="0" w:line="240" w:lineRule="auto"/>
             </w:pPr>
             <w:r>
               <w:rPr>
-                <w:sz w:val="20"/>
+                <w:rFonts w:ascii="Arial" w:hAnsi="Arial" w:cs="Arial" w:eastAsia="Arial"/>
+                <w:sz w:val="24"/>
               </w:rPr>
               <w:t>500 times</w:t>
             </w:r>
@@ -3225,11 +3492,12 @@
           </w:tcPr>
           <w:p>
             <w:pPr>
-              <w:spacing w:after="0"/>
+              <w:spacing w:after="0" w:line="240" w:lineRule="auto"/>
             </w:pPr>
             <w:r>
               <w:rPr>
-                <w:sz w:val="20"/>
+                <w:rFonts w:ascii="Arial" w:hAnsi="Arial" w:cs="Arial" w:eastAsia="Arial"/>
+                <w:sz w:val="24"/>
               </w:rPr>
               <w:t>0.4%</w:t>
             </w:r>
@@ -3241,11 +3509,12 @@
           </w:tcPr>
           <w:p>
             <w:pPr>
-              <w:spacing w:after="0"/>
+              <w:spacing w:after="0" w:line="240" w:lineRule="auto"/>
             </w:pPr>
             <w:r>
               <w:rPr>
-                <w:sz w:val="20"/>
+                <w:rFonts w:ascii="Arial" w:hAnsi="Arial" w:cs="Arial" w:eastAsia="Arial"/>
+                <w:sz w:val="24"/>
               </w:rPr>
               <w:t>72%</w:t>
             </w:r>
@@ -3257,11 +3526,12 @@
           </w:tcPr>
           <w:p>
             <w:pPr>
-              <w:spacing w:after="0"/>
+              <w:spacing w:after="0" w:line="240" w:lineRule="auto"/>
             </w:pPr>
             <w:r>
               <w:rPr>
-                <w:sz w:val="20"/>
+                <w:rFonts w:ascii="Arial" w:hAnsi="Arial" w:cs="Arial" w:eastAsia="Arial"/>
+                <w:sz w:val="24"/>
               </w:rPr>
               <w:t>28%</w:t>
             </w:r>
@@ -3273,11 +3543,12 @@
           </w:tcPr>
           <w:p>
             <w:pPr>
-              <w:spacing w:after="0"/>
+              <w:spacing w:after="0" w:line="240" w:lineRule="auto"/>
             </w:pPr>
             <w:r>
               <w:rPr>
-                <w:sz w:val="20"/>
+                <w:rFonts w:ascii="Arial" w:hAnsi="Arial" w:cs="Arial" w:eastAsia="Arial"/>
+                <w:sz w:val="24"/>
               </w:rPr>
               <w:t>0%</w:t>
             </w:r>
@@ -3285,13 +3556,23 @@
         </w:tc>
       </w:tr>
     </w:tbl>
-    <w:p/>
     <w:p>
+      <w:pPr>
+        <w:spacing w:line="480" w:lineRule="auto"/>
+      </w:pPr>
+    </w:p>
+    <w:p>
+      <w:pPr>
+        <w:spacing w:line="480" w:lineRule="auto"/>
+      </w:pPr>
       <w:r>
         <w:t>Active/active would break even with backup and restore only if an hour offline cost a median of about £6,600, which is 461 times the modelled figure. The executive summary’s RTO and RPO of under one minute were requirements without a business case.</w:t>
       </w:r>
     </w:p>
     <w:p>
+      <w:pPr>
+        <w:spacing w:line="480" w:lineRule="auto"/>
+      </w:pPr>
       <w:r>
         <w:t>Notebook: https://github.com/ianstagib/portfolio/blob/main/SubPages/Security_Risk/artefacts/unit9/unit9_pampered_pets_bia_recovery.ipynb</w:t>
       </w:r>
@@ -3299,6 +3580,7 @@
     <w:p>
       <w:pPr>
         <w:pStyle w:val="Heading1"/>
+        <w:spacing w:line="480" w:lineRule="auto"/>
       </w:pPr>
       <w:r>
         <w:t>References</w:t>
@@ -3306,6 +3588,7 @@
     </w:p>
     <w:p>
       <w:pPr>
+        <w:spacing w:line="480" w:lineRule="auto"/>
         <w:ind w:left="567" w:hanging="567"/>
       </w:pPr>
       <w:r>
@@ -3313,6 +3596,7 @@
       </w:r>
       <w:r>
         <w:rPr>
+          <w:rFonts w:ascii="Arial" w:hAnsi="Arial" w:cs="Arial" w:eastAsia="Arial"/>
           <w:i/>
         </w:rPr>
         <w:t>International Journal of Information Technology</w:t>
@@ -3329,6 +3613,7 @@
     </w:p>
     <w:p>
       <w:pPr>
+        <w:spacing w:line="480" w:lineRule="auto"/>
         <w:ind w:left="567" w:hanging="567"/>
       </w:pPr>
       <w:r>
@@ -3336,6 +3621,7 @@
       </w:r>
       <w:r>
         <w:rPr>
+          <w:rFonts w:ascii="Arial" w:hAnsi="Arial" w:cs="Arial" w:eastAsia="Arial"/>
           <w:i/>
         </w:rPr>
         <w:t>Computing</w:t>
@@ -3352,6 +3638,7 @@
     </w:p>
     <w:p>
       <w:pPr>
+        <w:spacing w:line="480" w:lineRule="auto"/>
         <w:ind w:left="567" w:hanging="567"/>
       </w:pPr>
       <w:r>
@@ -3359,6 +3646,7 @@
       </w:r>
       <w:r>
         <w:rPr>
+          <w:rFonts w:ascii="Arial" w:hAnsi="Arial" w:cs="Arial" w:eastAsia="Arial"/>
           <w:i/>
         </w:rPr>
         <w:t>Disaster recovery of workloads on AWS: recovery in the cloud</w:t>
@@ -3375,6 +3663,7 @@
     </w:p>
     <w:p>
       <w:pPr>
+        <w:spacing w:line="480" w:lineRule="auto"/>
         <w:ind w:left="567" w:hanging="567"/>
       </w:pPr>
       <w:r>
@@ -3382,6 +3671,7 @@
       </w:r>
       <w:r>
         <w:rPr>
+          <w:rFonts w:ascii="Arial" w:hAnsi="Arial" w:cs="Arial" w:eastAsia="Arial"/>
           <w:i/>
         </w:rPr>
         <w:t>Summary of the Amazon DynamoDB service disruption in the Northern Virginia (US-EAST-1) Region</w:t>
@@ -3398,6 +3688,7 @@
     </w:p>
     <w:p>
       <w:pPr>
+        <w:spacing w:line="480" w:lineRule="auto"/>
         <w:ind w:left="567" w:hanging="567"/>
       </w:pPr>
       <w:r>
@@ -3405,6 +3696,7 @@
       </w:r>
       <w:r>
         <w:rPr>
+          <w:rFonts w:ascii="Arial" w:hAnsi="Arial" w:cs="Arial" w:eastAsia="Arial"/>
           <w:i/>
         </w:rPr>
         <w:t>Risk Analysis</w:t>
@@ -3421,6 +3713,7 @@
     </w:p>
     <w:p>
       <w:pPr>
+        <w:spacing w:line="480" w:lineRule="auto"/>
         <w:ind w:left="567" w:hanging="567"/>
       </w:pPr>
       <w:r>
@@ -3428,6 +3721,7 @@
       </w:r>
       <w:r>
         <w:rPr>
+          <w:rFonts w:ascii="Arial" w:hAnsi="Arial" w:cs="Arial" w:eastAsia="Arial"/>
           <w:i/>
         </w:rPr>
         <w:t>Cyber security breaches survey 2025/2026</w:t>
@@ -3444,6 +3738,7 @@
     </w:p>
     <w:p>
       <w:pPr>
+        <w:spacing w:line="480" w:lineRule="auto"/>
         <w:ind w:left="567" w:hanging="567"/>
       </w:pPr>
       <w:r>
@@ -3451,6 +3746,7 @@
       </w:r>
       <w:r>
         <w:rPr>
+          <w:rFonts w:ascii="Arial" w:hAnsi="Arial" w:cs="Arial" w:eastAsia="Arial"/>
           <w:i/>
         </w:rPr>
         <w:t>INFORMS Transactions on Education</w:t>
@@ -3467,6 +3763,7 @@
     </w:p>
     <w:p>
       <w:pPr>
+        <w:spacing w:line="480" w:lineRule="auto"/>
         <w:ind w:left="567" w:hanging="567"/>
       </w:pPr>
       <w:r>
@@ -3474,6 +3771,7 @@
       </w:r>
       <w:r>
         <w:rPr>
+          <w:rFonts w:ascii="Arial" w:hAnsi="Arial" w:cs="Arial" w:eastAsia="Arial"/>
           <w:i/>
         </w:rPr>
         <w:t>A risk assessment report for Pampered Pets based on ISO/IEC 27005:2022 and ISO 31000:2018</w:t>
@@ -3484,6 +3782,7 @@
     </w:p>
     <w:p>
       <w:pPr>
+        <w:spacing w:line="480" w:lineRule="auto"/>
         <w:ind w:left="567" w:hanging="567"/>
       </w:pPr>
       <w:r>
@@ -3491,6 +3790,7 @@
       </w:r>
       <w:r>
         <w:rPr>
+          <w:rFonts w:ascii="Arial" w:hAnsi="Arial" w:cs="Arial" w:eastAsia="Arial"/>
           <w:i/>
         </w:rPr>
         <w:t>Risk assessment: a practical guide to assessing operational risks</w:t>
@@ -3507,6 +3807,7 @@
     </w:p>
     <w:p>
       <w:pPr>
+        <w:spacing w:line="480" w:lineRule="auto"/>
         <w:ind w:left="567" w:hanging="567"/>
       </w:pPr>
       <w:r>
@@ -3514,6 +3815,7 @@
       </w:r>
       <w:r>
         <w:rPr>
+          <w:rFonts w:ascii="Arial" w:hAnsi="Arial" w:cs="Arial" w:eastAsia="Arial"/>
           <w:i/>
         </w:rPr>
         <w:t>Risk assessment: a practical guide to assessing operational risks</w:t>
@@ -3530,6 +3832,7 @@
     </w:p>
     <w:p>
       <w:pPr>
+        <w:spacing w:line="480" w:lineRule="auto"/>
         <w:ind w:left="567" w:hanging="567"/>
       </w:pPr>
       <w:r>
@@ -3537,6 +3840,7 @@
       </w:r>
       <w:r>
         <w:rPr>
+          <w:rFonts w:ascii="Arial" w:hAnsi="Arial" w:cs="Arial" w:eastAsia="Arial"/>
           <w:i/>
         </w:rPr>
         <w:t>The Official Microsoft Blog</w:t>
@@ -3553,6 +3857,7 @@
     </w:p>
     <w:p>
       <w:pPr>
+        <w:spacing w:line="480" w:lineRule="auto"/>
         <w:ind w:left="567" w:hanging="567"/>
       </w:pPr>
       <w:r>
@@ -3560,6 +3865,7 @@
       </w:r>
       <w:r>
         <w:rPr>
+          <w:rFonts w:ascii="Arial" w:hAnsi="Arial" w:cs="Arial" w:eastAsia="Arial"/>
           <w:i/>
         </w:rPr>
         <w:t>NCSC blog</w:t>
@@ -3576,6 +3882,7 @@
     </w:p>
     <w:p>
       <w:pPr>
+        <w:spacing w:line="480" w:lineRule="auto"/>
         <w:ind w:left="567" w:hanging="567"/>
       </w:pPr>
       <w:r>
@@ -3583,6 +3890,7 @@
       </w:r>
       <w:r>
         <w:rPr>
+          <w:rFonts w:ascii="Arial" w:hAnsi="Arial" w:cs="Arial" w:eastAsia="Arial"/>
           <w:i/>
         </w:rPr>
         <w:t>Risk assessment: a practical guide to assessing operational risks</w:t>
@@ -3599,6 +3907,7 @@
     </w:p>
     <w:p>
       <w:pPr>
+        <w:spacing w:line="480" w:lineRule="auto"/>
         <w:ind w:left="567" w:hanging="567"/>
       </w:pPr>
       <w:r>
@@ -3606,6 +3915,7 @@
       </w:r>
       <w:r>
         <w:rPr>
+          <w:rFonts w:ascii="Arial" w:hAnsi="Arial" w:cs="Arial" w:eastAsia="Arial"/>
           <w:i/>
         </w:rPr>
         <w:t>Critical reflection for nursing and the helping professions: a user’s guide</w:t>
@@ -3616,6 +3926,7 @@
     </w:p>
     <w:p>
       <w:pPr>
+        <w:spacing w:line="480" w:lineRule="auto"/>
         <w:ind w:left="567" w:hanging="567"/>
       </w:pPr>
       <w:r>
@@ -3623,6 +3934,7 @@
       </w:r>
       <w:r>
         <w:rPr>
+          <w:rFonts w:ascii="Arial" w:hAnsi="Arial" w:cs="Arial" w:eastAsia="Arial"/>
           <w:i/>
         </w:rPr>
         <w:t>Quantitative risk assessment and digital resilience strategy for Pampered Pets: executive summary</w:t>
@@ -3633,6 +3945,7 @@
     </w:p>
     <w:p>
       <w:pPr>
+        <w:spacing w:line="480" w:lineRule="auto"/>
         <w:ind w:left="567" w:hanging="567"/>
       </w:pPr>
       <w:r>
@@ -3640,6 +3953,7 @@
       </w:r>
       <w:r>
         <w:rPr>
+          <w:rFonts w:ascii="Arial" w:hAnsi="Arial" w:cs="Arial" w:eastAsia="Arial"/>
           <w:i/>
         </w:rPr>
         <w:t>Contingency planning guide for federal information systems</w:t>
@@ -3655,13 +3969,66 @@
       </w:r>
     </w:p>
     <w:sectPr>
-      <w:pgSz w:w="12240" w:h="15840"/>
-      <w:pgMar w:top="1440" w:right="1440" w:bottom="1440" w:left="1440" w:header="720" w:footer="720" w:gutter="0"/>
+      <w:footerReference w:type="default" r:id="rId16"/>
+      <w:pgSz w:w="11906" w:h="16838"/>
+      <w:pgMar w:top="1440" w:right="1440" w:bottom="1440" w:left="1440" w:header="708" w:footer="708" w:gutter="0"/>
       <w:cols w:space="720"/>
       <w:docGrid w:linePitch="360"/>
     </w:sectPr>
   </w:body>
 </w:document>
+</file>
+
+<file path=word/footer1.xml><?xml version="1.0" encoding="utf-8"?>
+<w:ftr xmlns:m="http://schemas.openxmlformats.org/officeDocument/2006/math" xmlns:mc="http://schemas.openxmlformats.org/markup-compatibility/2006" xmlns:mo="http://schemas.microsoft.com/office/mac/office/2008/main" xmlns:mv="urn:schemas-microsoft-com:mac:vml" xmlns:o="urn:schemas-microsoft-com:office:office" xmlns:r="http://schemas.openxmlformats.org/officeDocument/2006/relationships" xmlns:v="urn:schemas-microsoft-com:vml" xmlns:w10="urn:schemas-microsoft-com:office:word" xmlns:w14="http://schemas.microsoft.com/office/word/2010/wordml" xmlns:w="http://schemas.openxmlformats.org/wordprocessingml/2006/main" xmlns:wne="http://schemas.microsoft.com/office/word/2006/wordml" xmlns:wp14="http://schemas.microsoft.com/office/word/2010/wordprocessingDrawing" xmlns:wp="http://schemas.openxmlformats.org/drawingml/2006/wordprocessingDrawing" xmlns:wpc="http://schemas.microsoft.com/office/word/2010/wordprocessingCanvas" xmlns:wpg="http://schemas.microsoft.com/office/word/2010/wordprocessingGroup" xmlns:wpi="http://schemas.microsoft.com/office/word/2010/wordprocessingInk" xmlns:wps="http://schemas.microsoft.com/office/word/2010/wordprocessingShape" mc:Ignorable="w14 wp14">
+  <w:p>
+    <w:pPr>
+      <w:pStyle w:val="Footer"/>
+      <w:spacing w:line="240" w:lineRule="auto"/>
+      <w:jc w:val="center"/>
+    </w:pPr>
+    <w:r>
+      <w:rPr>
+        <w:rFonts w:ascii="Arial" w:hAnsi="Arial" w:cs="Arial" w:eastAsia="Arial"/>
+        <w:sz w:val="24"/>
+        <w:szCs w:val="24"/>
+      </w:rPr>
+      <w:fldChar w:fldCharType="begin"/>
+    </w:r>
+    <w:r>
+      <w:rPr>
+        <w:rFonts w:ascii="Arial" w:hAnsi="Arial" w:cs="Arial" w:eastAsia="Arial"/>
+        <w:sz w:val="24"/>
+        <w:szCs w:val="24"/>
+      </w:rPr>
+      <w:instrText xml:space="preserve"> PAGE </w:instrText>
+    </w:r>
+    <w:r>
+      <w:rPr>
+        <w:rFonts w:ascii="Arial" w:hAnsi="Arial" w:cs="Arial" w:eastAsia="Arial"/>
+        <w:sz w:val="24"/>
+        <w:szCs w:val="24"/>
+      </w:rPr>
+      <w:fldChar w:fldCharType="separate"/>
+    </w:r>
+    <w:r>
+      <w:rPr>
+        <w:rFonts w:ascii="Arial" w:hAnsi="Arial" w:cs="Arial" w:eastAsia="Arial"/>
+        <w:sz w:val="24"/>
+        <w:szCs w:val="24"/>
+      </w:rPr>
+      <w:t>1</w:t>
+    </w:r>
+    <w:r>
+      <w:rPr>
+        <w:rFonts w:ascii="Arial" w:hAnsi="Arial" w:cs="Arial" w:eastAsia="Arial"/>
+        <w:sz w:val="24"/>
+        <w:szCs w:val="24"/>
+      </w:rPr>
+      <w:fldChar w:fldCharType="end"/>
+    </w:r>
+  </w:p>
+</w:ftr>
 </file>
 
 <file path=word/numbering.xml><?xml version="1.0" encoding="utf-8"?>
@@ -3872,15 +4239,15 @@
   <w:docDefaults>
     <w:rPrDefault>
       <w:rPr>
-        <w:rFonts w:asciiTheme="minorHAnsi" w:eastAsiaTheme="minorEastAsia" w:hAnsiTheme="minorHAnsi" w:cstheme="minorBidi"/>
-        <w:sz w:val="22"/>
-        <w:szCs w:val="22"/>
+        <w:rFonts w:ascii="Arial" w:hAnsi="Arial" w:cs="Arial" w:eastAsia="Arial"/>
+        <w:sz w:val="24"/>
+        <w:szCs w:val="24"/>
         <w:lang w:val="en-US" w:eastAsia="en-US" w:bidi="ar-SA"/>
       </w:rPr>
     </w:rPrDefault>
     <w:pPrDefault>
       <w:pPr>
-        <w:spacing w:after="200" w:line="276" w:lineRule="auto"/>
+        <w:spacing w:after="200" w:line="480" w:lineRule="auto"/>
       </w:pPr>
     </w:pPrDefault>
   </w:docDefaults>
@@ -4028,8 +4395,8 @@
     <w:qFormat/>
     <w:rsid w:val="00FC693F"/>
     <w:rPr>
-      <w:rFonts w:ascii="Calibri" w:hAnsi="Calibri"/>
-      <w:sz w:val="23"/>
+      <w:rFonts w:ascii="Arial" w:hAnsi="Arial" w:cs="Arial" w:eastAsia="Arial"/>
+      <w:sz w:val="24"/>
     </w:rPr>
   </w:style>
   <w:style w:type="paragraph" w:styleId="Header">
@@ -4044,7 +4411,7 @@
         <w:tab w:val="center" w:pos="4680"/>
         <w:tab w:val="right" w:pos="9360"/>
       </w:tabs>
-      <w:spacing w:after="0" w:line="240" w:lineRule="auto"/>
+      <w:spacing w:after="0" w:line="480" w:lineRule="auto"/>
     </w:pPr>
   </w:style>
   <w:style w:type="character" w:customStyle="1" w:styleId="HeaderChar">
@@ -4066,7 +4433,7 @@
         <w:tab w:val="center" w:pos="4680"/>
         <w:tab w:val="right" w:pos="9360"/>
       </w:tabs>
-      <w:spacing w:after="0" w:line="240" w:lineRule="auto"/>
+      <w:spacing w:after="0" w:line="480" w:lineRule="auto"/>
     </w:pPr>
   </w:style>
   <w:style w:type="character" w:customStyle="1" w:styleId="FooterChar">
@@ -4091,12 +4458,12 @@
       <w:outlineLvl w:val="0"/>
     </w:pPr>
     <w:rPr>
-      <w:rFonts w:asciiTheme="majorHAnsi" w:eastAsiaTheme="majorEastAsia" w:hAnsiTheme="majorHAnsi" w:cstheme="majorBidi"/>
+      <w:rFonts w:ascii="Arial" w:hAnsi="Arial" w:cs="Arial" w:eastAsia="Arial"/>
       <w:b/>
       <w:bCs/>
       <w:color w:val="365F91" w:themeColor="accent1" w:themeShade="BF"/>
-      <w:sz w:val="28"/>
-      <w:szCs w:val="28"/>
+      <w:sz w:val="24"/>
+      <w:szCs w:val="24"/>
     </w:rPr>
   </w:style>
   <w:style w:type="paragraph" w:styleId="Heading2">
@@ -4115,12 +4482,13 @@
       <w:outlineLvl w:val="1"/>
     </w:pPr>
     <w:rPr>
-      <w:rFonts w:asciiTheme="majorHAnsi" w:eastAsiaTheme="majorEastAsia" w:hAnsiTheme="majorHAnsi" w:cstheme="majorBidi"/>
+      <w:rFonts w:ascii="Arial" w:hAnsi="Arial" w:cs="Arial" w:eastAsia="Arial"/>
       <w:b/>
       <w:bCs/>
+      <w:i/>
       <w:color w:val="4F81BD" w:themeColor="accent1"/>
-      <w:sz w:val="26"/>
-      <w:szCs w:val="26"/>
+      <w:sz w:val="24"/>
+      <w:szCs w:val="24"/>
     </w:rPr>
   </w:style>
   <w:style w:type="paragraph" w:styleId="Heading3">
@@ -4139,10 +4507,13 @@
       <w:outlineLvl w:val="2"/>
     </w:pPr>
     <w:rPr>
-      <w:rFonts w:asciiTheme="majorHAnsi" w:eastAsiaTheme="majorEastAsia" w:hAnsiTheme="majorHAnsi" w:cstheme="majorBidi"/>
+      <w:rFonts w:ascii="Arial" w:hAnsi="Arial" w:cs="Arial" w:eastAsia="Arial"/>
       <w:b/>
       <w:bCs/>
+      <w:i/>
       <w:color w:val="4F81BD" w:themeColor="accent1"/>
+      <w:sz w:val="24"/>
+      <w:szCs w:val="24"/>
     </w:rPr>
   </w:style>
   <w:style w:type="paragraph" w:styleId="Heading4">
@@ -4162,7 +4533,7 @@
       <w:outlineLvl w:val="3"/>
     </w:pPr>
     <w:rPr>
-      <w:rFonts w:asciiTheme="majorHAnsi" w:eastAsiaTheme="majorEastAsia" w:hAnsiTheme="majorHAnsi" w:cstheme="majorBidi"/>
+      <w:rFonts w:ascii="Arial" w:hAnsi="Arial" w:cs="Arial" w:eastAsia="Arial"/>
       <w:b/>
       <w:bCs/>
       <w:i/>
@@ -4187,7 +4558,7 @@
       <w:outlineLvl w:val="4"/>
     </w:pPr>
     <w:rPr>
-      <w:rFonts w:asciiTheme="majorHAnsi" w:eastAsiaTheme="majorEastAsia" w:hAnsiTheme="majorHAnsi" w:cstheme="majorBidi"/>
+      <w:rFonts w:ascii="Arial" w:hAnsi="Arial" w:cs="Arial" w:eastAsia="Arial"/>
       <w:color w:val="243F60" w:themeColor="accent1" w:themeShade="7F"/>
     </w:rPr>
   </w:style>
@@ -4208,7 +4579,7 @@
       <w:outlineLvl w:val="5"/>
     </w:pPr>
     <w:rPr>
-      <w:rFonts w:asciiTheme="majorHAnsi" w:eastAsiaTheme="majorEastAsia" w:hAnsiTheme="majorHAnsi" w:cstheme="majorBidi"/>
+      <w:rFonts w:ascii="Arial" w:hAnsi="Arial" w:cs="Arial" w:eastAsia="Arial"/>
       <w:i/>
       <w:iCs/>
       <w:color w:val="243F60" w:themeColor="accent1" w:themeShade="7F"/>
@@ -4231,7 +4602,7 @@
       <w:outlineLvl w:val="6"/>
     </w:pPr>
     <w:rPr>
-      <w:rFonts w:asciiTheme="majorHAnsi" w:eastAsiaTheme="majorEastAsia" w:hAnsiTheme="majorHAnsi" w:cstheme="majorBidi"/>
+      <w:rFonts w:ascii="Arial" w:hAnsi="Arial" w:cs="Arial" w:eastAsia="Arial"/>
       <w:i/>
       <w:iCs/>
       <w:color w:val="404040" w:themeColor="text1" w:themeTint="BF"/>
@@ -4254,10 +4625,10 @@
       <w:outlineLvl w:val="7"/>
     </w:pPr>
     <w:rPr>
-      <w:rFonts w:asciiTheme="majorHAnsi" w:eastAsiaTheme="majorEastAsia" w:hAnsiTheme="majorHAnsi" w:cstheme="majorBidi"/>
+      <w:rFonts w:ascii="Arial" w:hAnsi="Arial" w:cs="Arial" w:eastAsia="Arial"/>
       <w:color w:val="4F81BD" w:themeColor="accent1"/>
-      <w:sz w:val="20"/>
-      <w:szCs w:val="20"/>
+      <w:sz w:val="24"/>
+      <w:szCs w:val="24"/>
     </w:rPr>
   </w:style>
   <w:style w:type="paragraph" w:styleId="Heading9">
@@ -4277,12 +4648,12 @@
       <w:outlineLvl w:val="8"/>
     </w:pPr>
     <w:rPr>
-      <w:rFonts w:asciiTheme="majorHAnsi" w:eastAsiaTheme="majorEastAsia" w:hAnsiTheme="majorHAnsi" w:cstheme="majorBidi"/>
+      <w:rFonts w:ascii="Arial" w:hAnsi="Arial" w:cs="Arial" w:eastAsia="Arial"/>
       <w:i/>
       <w:iCs/>
       <w:color w:val="404040" w:themeColor="text1" w:themeTint="BF"/>
-      <w:sz w:val="20"/>
-      <w:szCs w:val="20"/>
+      <w:sz w:val="24"/>
+      <w:szCs w:val="24"/>
     </w:rPr>
   </w:style>
   <w:style w:type="character" w:default="1" w:styleId="DefaultParagraphFont">
@@ -4318,7 +4689,7 @@
     <w:qFormat/>
     <w:rsid w:val="00FC693F"/>
     <w:pPr>
-      <w:spacing w:after="0" w:line="240" w:lineRule="auto"/>
+      <w:spacing w:after="0" w:line="480" w:lineRule="auto"/>
     </w:pPr>
   </w:style>
   <w:style w:type="character" w:customStyle="1" w:styleId="Heading1Char">
@@ -4328,12 +4699,12 @@
     <w:uiPriority w:val="9"/>
     <w:rsid w:val="00FC693F"/>
     <w:rPr>
-      <w:rFonts w:asciiTheme="majorHAnsi" w:eastAsiaTheme="majorEastAsia" w:hAnsiTheme="majorHAnsi" w:cstheme="majorBidi"/>
+      <w:rFonts w:ascii="Arial" w:hAnsi="Arial" w:cs="Arial" w:eastAsia="Arial"/>
       <w:b/>
       <w:bCs/>
       <w:color w:val="365F91" w:themeColor="accent1" w:themeShade="BF"/>
-      <w:sz w:val="28"/>
-      <w:szCs w:val="28"/>
+      <w:sz w:val="24"/>
+      <w:szCs w:val="24"/>
     </w:rPr>
   </w:style>
   <w:style w:type="character" w:customStyle="1" w:styleId="Heading2Char">
@@ -4343,12 +4714,12 @@
     <w:uiPriority w:val="9"/>
     <w:rsid w:val="00FC693F"/>
     <w:rPr>
-      <w:rFonts w:asciiTheme="majorHAnsi" w:eastAsiaTheme="majorEastAsia" w:hAnsiTheme="majorHAnsi" w:cstheme="majorBidi"/>
+      <w:rFonts w:ascii="Arial" w:hAnsi="Arial" w:cs="Arial" w:eastAsia="Arial"/>
       <w:b/>
       <w:bCs/>
       <w:color w:val="4F81BD" w:themeColor="accent1"/>
-      <w:sz w:val="26"/>
-      <w:szCs w:val="26"/>
+      <w:sz w:val="24"/>
+      <w:szCs w:val="24"/>
     </w:rPr>
   </w:style>
   <w:style w:type="character" w:customStyle="1" w:styleId="Heading3Char">
@@ -4358,7 +4729,7 @@
     <w:uiPriority w:val="9"/>
     <w:rsid w:val="00FC693F"/>
     <w:rPr>
-      <w:rFonts w:asciiTheme="majorHAnsi" w:eastAsiaTheme="majorEastAsia" w:hAnsiTheme="majorHAnsi" w:cstheme="majorBidi"/>
+      <w:rFonts w:ascii="Arial" w:hAnsi="Arial" w:cs="Arial" w:eastAsia="Arial"/>
       <w:b/>
       <w:bCs/>
       <w:color w:val="4F81BD" w:themeColor="accent1"/>
@@ -4376,16 +4747,17 @@
       <w:pBdr>
         <w:bottom w:val="single" w:sz="8" w:space="4" w:color="4F81BD" w:themeColor="accent1"/>
       </w:pBdr>
-      <w:spacing w:after="300" w:line="240" w:lineRule="auto"/>
+      <w:spacing w:after="300" w:line="480" w:lineRule="auto"/>
       <w:contextualSpacing/>
     </w:pPr>
     <w:rPr>
-      <w:rFonts w:asciiTheme="majorHAnsi" w:eastAsiaTheme="majorEastAsia" w:hAnsiTheme="majorHAnsi" w:cstheme="majorBidi"/>
+      <w:rFonts w:ascii="Arial" w:hAnsi="Arial" w:cs="Arial" w:eastAsia="Arial"/>
+      <w:b/>
       <w:color w:val="17365D" w:themeColor="text2" w:themeShade="BF"/>
       <w:spacing w:val="5"/>
       <w:kern w:val="28"/>
-      <w:sz w:val="52"/>
-      <w:szCs w:val="52"/>
+      <w:sz w:val="24"/>
+      <w:szCs w:val="24"/>
     </w:rPr>
   </w:style>
   <w:style w:type="character" w:customStyle="1" w:styleId="TitleChar">
@@ -4395,12 +4767,12 @@
     <w:uiPriority w:val="10"/>
     <w:rsid w:val="00FC693F"/>
     <w:rPr>
-      <w:rFonts w:asciiTheme="majorHAnsi" w:eastAsiaTheme="majorEastAsia" w:hAnsiTheme="majorHAnsi" w:cstheme="majorBidi"/>
+      <w:rFonts w:ascii="Arial" w:hAnsi="Arial" w:cs="Arial" w:eastAsia="Arial"/>
       <w:color w:val="17365D" w:themeColor="text2" w:themeShade="BF"/>
       <w:spacing w:val="5"/>
       <w:kern w:val="28"/>
-      <w:sz w:val="52"/>
-      <w:szCs w:val="52"/>
+      <w:sz w:val="24"/>
+      <w:szCs w:val="24"/>
     </w:rPr>
   </w:style>
   <w:style w:type="paragraph" w:styleId="Subtitle">
@@ -4417,7 +4789,7 @@
       </w:numPr>
     </w:pPr>
     <w:rPr>
-      <w:rFonts w:asciiTheme="majorHAnsi" w:eastAsiaTheme="majorEastAsia" w:hAnsiTheme="majorHAnsi" w:cstheme="majorBidi"/>
+      <w:rFonts w:ascii="Arial" w:hAnsi="Arial" w:cs="Arial" w:eastAsia="Arial"/>
       <w:i/>
       <w:iCs/>
       <w:color w:val="4F81BD" w:themeColor="accent1"/>
@@ -4433,7 +4805,7 @@
     <w:uiPriority w:val="11"/>
     <w:rsid w:val="00FC693F"/>
     <w:rPr>
-      <w:rFonts w:asciiTheme="majorHAnsi" w:eastAsiaTheme="majorEastAsia" w:hAnsiTheme="majorHAnsi" w:cstheme="majorBidi"/>
+      <w:rFonts w:ascii="Arial" w:hAnsi="Arial" w:cs="Arial" w:eastAsia="Arial"/>
       <w:i/>
       <w:iCs/>
       <w:color w:val="4F81BD" w:themeColor="accent1"/>
@@ -4500,8 +4872,9 @@
       <w:spacing w:after="120"/>
     </w:pPr>
     <w:rPr>
-      <w:sz w:val="16"/>
-      <w:szCs w:val="16"/>
+      <w:rFonts w:ascii="Arial" w:hAnsi="Arial" w:cs="Arial" w:eastAsia="Arial"/>
+      <w:sz w:val="24"/>
+      <w:szCs w:val="24"/>
     </w:rPr>
   </w:style>
   <w:style w:type="character" w:customStyle="1" w:styleId="BodyText3Char">
@@ -4511,8 +4884,9 @@
     <w:uiPriority w:val="99"/>
     <w:rsid w:val="00AA1D8D"/>
     <w:rPr>
-      <w:sz w:val="16"/>
-      <w:szCs w:val="16"/>
+      <w:rFonts w:ascii="Arial" w:hAnsi="Arial" w:cs="Arial" w:eastAsia="Arial"/>
+      <w:sz w:val="24"/>
+      <w:szCs w:val="24"/>
     </w:rPr>
   </w:style>
   <w:style w:type="paragraph" w:styleId="List">
@@ -4680,9 +5054,9 @@
       </w:tabs>
     </w:pPr>
     <w:rPr>
-      <w:rFonts w:ascii="Courier" w:hAnsi="Courier"/>
-      <w:sz w:val="20"/>
-      <w:szCs w:val="20"/>
+      <w:rFonts w:ascii="Arial" w:hAnsi="Arial" w:cs="Arial" w:eastAsia="Arial"/>
+      <w:sz w:val="24"/>
+      <w:szCs w:val="24"/>
     </w:rPr>
   </w:style>
   <w:style w:type="character" w:customStyle="1" w:styleId="MacroTextChar">
@@ -4692,9 +5066,9 @@
     <w:uiPriority w:val="99"/>
     <w:rsid w:val="0029639D"/>
     <w:rPr>
-      <w:rFonts w:ascii="Courier" w:hAnsi="Courier"/>
-      <w:sz w:val="20"/>
-      <w:szCs w:val="20"/>
+      <w:rFonts w:ascii="Arial" w:hAnsi="Arial" w:cs="Arial" w:eastAsia="Arial"/>
+      <w:sz w:val="24"/>
+      <w:szCs w:val="24"/>
     </w:rPr>
   </w:style>
   <w:style w:type="paragraph" w:styleId="Quote">
@@ -4706,6 +5080,7 @@
     <w:qFormat/>
     <w:rsid w:val="00FC693F"/>
     <w:rPr>
+      <w:rFonts w:ascii="Arial" w:hAnsi="Arial" w:cs="Arial" w:eastAsia="Arial"/>
       <w:i/>
       <w:iCs/>
       <w:color w:val="000000" w:themeColor="text1"/>
@@ -4718,6 +5093,7 @@
     <w:uiPriority w:val="29"/>
     <w:rsid w:val="00FC693F"/>
     <w:rPr>
+      <w:rFonts w:ascii="Arial" w:hAnsi="Arial" w:cs="Arial" w:eastAsia="Arial"/>
       <w:i/>
       <w:iCs/>
       <w:color w:val="000000" w:themeColor="text1"/>
@@ -4731,7 +5107,7 @@
     <w:semiHidden/>
     <w:rsid w:val="00FC693F"/>
     <w:rPr>
-      <w:rFonts w:asciiTheme="majorHAnsi" w:eastAsiaTheme="majorEastAsia" w:hAnsiTheme="majorHAnsi" w:cstheme="majorBidi"/>
+      <w:rFonts w:ascii="Arial" w:hAnsi="Arial" w:cs="Arial" w:eastAsia="Arial"/>
       <w:b/>
       <w:bCs/>
       <w:i/>
@@ -4747,7 +5123,7 @@
     <w:semiHidden/>
     <w:rsid w:val="00FC693F"/>
     <w:rPr>
-      <w:rFonts w:asciiTheme="majorHAnsi" w:eastAsiaTheme="majorEastAsia" w:hAnsiTheme="majorHAnsi" w:cstheme="majorBidi"/>
+      <w:rFonts w:ascii="Arial" w:hAnsi="Arial" w:cs="Arial" w:eastAsia="Arial"/>
       <w:color w:val="243F60" w:themeColor="accent1" w:themeShade="7F"/>
     </w:rPr>
   </w:style>
@@ -4759,7 +5135,7 @@
     <w:semiHidden/>
     <w:rsid w:val="00FC693F"/>
     <w:rPr>
-      <w:rFonts w:asciiTheme="majorHAnsi" w:eastAsiaTheme="majorEastAsia" w:hAnsiTheme="majorHAnsi" w:cstheme="majorBidi"/>
+      <w:rFonts w:ascii="Arial" w:hAnsi="Arial" w:cs="Arial" w:eastAsia="Arial"/>
       <w:i/>
       <w:iCs/>
       <w:color w:val="243F60" w:themeColor="accent1" w:themeShade="7F"/>
@@ -4773,7 +5149,7 @@
     <w:semiHidden/>
     <w:rsid w:val="00FC693F"/>
     <w:rPr>
-      <w:rFonts w:asciiTheme="majorHAnsi" w:eastAsiaTheme="majorEastAsia" w:hAnsiTheme="majorHAnsi" w:cstheme="majorBidi"/>
+      <w:rFonts w:ascii="Arial" w:hAnsi="Arial" w:cs="Arial" w:eastAsia="Arial"/>
       <w:i/>
       <w:iCs/>
       <w:color w:val="404040" w:themeColor="text1" w:themeTint="BF"/>
@@ -4787,10 +5163,10 @@
     <w:semiHidden/>
     <w:rsid w:val="00FC693F"/>
     <w:rPr>
-      <w:rFonts w:asciiTheme="majorHAnsi" w:eastAsiaTheme="majorEastAsia" w:hAnsiTheme="majorHAnsi" w:cstheme="majorBidi"/>
+      <w:rFonts w:ascii="Arial" w:hAnsi="Arial" w:cs="Arial" w:eastAsia="Arial"/>
       <w:color w:val="4F81BD" w:themeColor="accent1"/>
-      <w:sz w:val="20"/>
-      <w:szCs w:val="20"/>
+      <w:sz w:val="24"/>
+      <w:szCs w:val="24"/>
     </w:rPr>
   </w:style>
   <w:style w:type="character" w:customStyle="1" w:styleId="Heading9Char">
@@ -4801,12 +5177,12 @@
     <w:semiHidden/>
     <w:rsid w:val="00FC693F"/>
     <w:rPr>
-      <w:rFonts w:asciiTheme="majorHAnsi" w:eastAsiaTheme="majorEastAsia" w:hAnsiTheme="majorHAnsi" w:cstheme="majorBidi"/>
+      <w:rFonts w:ascii="Arial" w:hAnsi="Arial" w:cs="Arial" w:eastAsia="Arial"/>
       <w:i/>
       <w:iCs/>
       <w:color w:val="404040" w:themeColor="text1" w:themeTint="BF"/>
-      <w:sz w:val="20"/>
-      <w:szCs w:val="20"/>
+      <w:sz w:val="24"/>
+      <w:szCs w:val="24"/>
     </w:rPr>
   </w:style>
   <w:style w:type="paragraph" w:styleId="Caption">
@@ -4819,14 +5195,15 @@
     <w:qFormat/>
     <w:rsid w:val="00FC693F"/>
     <w:pPr>
-      <w:spacing w:line="240" w:lineRule="auto"/>
+      <w:spacing w:line="480" w:lineRule="auto"/>
     </w:pPr>
     <w:rPr>
+      <w:rFonts w:ascii="Arial" w:hAnsi="Arial" w:cs="Arial" w:eastAsia="Arial"/>
       <w:b/>
       <w:bCs/>
       <w:color w:val="4F81BD" w:themeColor="accent1"/>
-      <w:sz w:val="18"/>
-      <w:szCs w:val="18"/>
+      <w:sz w:val="24"/>
+      <w:szCs w:val="24"/>
     </w:rPr>
   </w:style>
   <w:style w:type="character" w:styleId="Strong">
@@ -4836,6 +5213,7 @@
     <w:qFormat/>
     <w:rsid w:val="00FC693F"/>
     <w:rPr>
+      <w:rFonts w:ascii="Arial" w:hAnsi="Arial" w:cs="Arial" w:eastAsia="Arial"/>
       <w:b/>
       <w:bCs/>
     </w:rPr>
@@ -4847,6 +5225,7 @@
     <w:qFormat/>
     <w:rsid w:val="00FC693F"/>
     <w:rPr>
+      <w:rFonts w:ascii="Arial" w:hAnsi="Arial" w:cs="Arial" w:eastAsia="Arial"/>
       <w:i/>
       <w:iCs/>
     </w:rPr>
@@ -4867,6 +5246,7 @@
       <w:ind w:left="936" w:right="936"/>
     </w:pPr>
     <w:rPr>
+      <w:rFonts w:ascii="Arial" w:hAnsi="Arial" w:cs="Arial" w:eastAsia="Arial"/>
       <w:b/>
       <w:bCs/>
       <w:i/>
@@ -4881,6 +5261,7 @@
     <w:uiPriority w:val="30"/>
     <w:rsid w:val="00FC693F"/>
     <w:rPr>
+      <w:rFonts w:ascii="Arial" w:hAnsi="Arial" w:cs="Arial" w:eastAsia="Arial"/>
       <w:b/>
       <w:bCs/>
       <w:i/>
@@ -4895,6 +5276,7 @@
     <w:qFormat/>
     <w:rsid w:val="00FC693F"/>
     <w:rPr>
+      <w:rFonts w:ascii="Arial" w:hAnsi="Arial" w:cs="Arial" w:eastAsia="Arial"/>
       <w:i/>
       <w:iCs/>
       <w:color w:val="808080" w:themeColor="text1" w:themeTint="7F"/>
@@ -4907,6 +5289,7 @@
     <w:qFormat/>
     <w:rsid w:val="00FC693F"/>
     <w:rPr>
+      <w:rFonts w:ascii="Arial" w:hAnsi="Arial" w:cs="Arial" w:eastAsia="Arial"/>
       <w:b/>
       <w:bCs/>
       <w:i/>
@@ -4921,6 +5304,7 @@
     <w:qFormat/>
     <w:rsid w:val="00FC693F"/>
     <w:rPr>
+      <w:rFonts w:ascii="Arial" w:hAnsi="Arial" w:cs="Arial" w:eastAsia="Arial"/>
       <w:smallCaps/>
       <w:color w:val="C0504D" w:themeColor="accent2"/>
       <w:u w:val="single"/>
@@ -4933,6 +5317,7 @@
     <w:qFormat/>
     <w:rsid w:val="00FC693F"/>
     <w:rPr>
+      <w:rFonts w:ascii="Arial" w:hAnsi="Arial" w:cs="Arial" w:eastAsia="Arial"/>
       <w:b/>
       <w:bCs/>
       <w:smallCaps/>
@@ -4948,6 +5333,7 @@
     <w:qFormat/>
     <w:rsid w:val="00FC693F"/>
     <w:rPr>
+      <w:rFonts w:ascii="Arial" w:hAnsi="Arial" w:cs="Arial" w:eastAsia="Arial"/>
       <w:b/>
       <w:bCs/>
       <w:smallCaps/>
@@ -4973,7 +5359,7 @@
     <w:uiPriority w:val="59"/>
     <w:rsid w:val="00FC693F"/>
     <w:pPr>
-      <w:spacing w:after="0" w:line="240" w:lineRule="auto"/>
+      <w:spacing w:after="0" w:line="480" w:lineRule="auto"/>
     </w:pPr>
     <w:tblPr>
       <w:tblInd w:w="0" w:type="dxa"/>
@@ -4999,9 +5385,10 @@
     <w:uiPriority w:val="60"/>
     <w:rsid w:val="00FC693F"/>
     <w:pPr>
-      <w:spacing w:after="0" w:line="240" w:lineRule="auto"/>
+      <w:spacing w:after="0" w:line="480" w:lineRule="auto"/>
     </w:pPr>
     <w:rPr>
+      <w:rFonts w:ascii="Arial" w:hAnsi="Arial" w:cs="Arial" w:eastAsia="Arial"/>
       <w:color w:val="000000" w:themeColor="text1" w:themeShade="BF"/>
     </w:rPr>
     <w:tblPr>
@@ -5024,6 +5411,7 @@
         <w:spacing w:before="0" w:after="0" w:line="240" w:lineRule="auto"/>
       </w:pPr>
       <w:rPr>
+        <w:rFonts w:ascii="Arial" w:hAnsi="Arial" w:cs="Arial" w:eastAsia="Arial"/>
         <w:b/>
         <w:bCs/>
       </w:rPr>
@@ -5044,6 +5432,7 @@
         <w:spacing w:before="0" w:after="0" w:line="240" w:lineRule="auto"/>
       </w:pPr>
       <w:rPr>
+        <w:rFonts w:ascii="Arial" w:hAnsi="Arial" w:cs="Arial" w:eastAsia="Arial"/>
         <w:b/>
         <w:bCs/>
       </w:rPr>
@@ -5061,12 +5450,14 @@
     </w:tblStylePr>
     <w:tblStylePr w:type="firstCol">
       <w:rPr>
+        <w:rFonts w:ascii="Arial" w:hAnsi="Arial" w:cs="Arial" w:eastAsia="Arial"/>
         <w:b/>
         <w:bCs/>
       </w:rPr>
     </w:tblStylePr>
     <w:tblStylePr w:type="lastCol">
       <w:rPr>
+        <w:rFonts w:ascii="Arial" w:hAnsi="Arial" w:cs="Arial" w:eastAsia="Arial"/>
         <w:b/>
         <w:bCs/>
       </w:rPr>
@@ -5102,9 +5493,10 @@
     <w:uiPriority w:val="60"/>
     <w:rsid w:val="00FC693F"/>
     <w:pPr>
-      <w:spacing w:after="0" w:line="240" w:lineRule="auto"/>
+      <w:spacing w:after="0" w:line="480" w:lineRule="auto"/>
     </w:pPr>
     <w:rPr>
+      <w:rFonts w:ascii="Arial" w:hAnsi="Arial" w:cs="Arial" w:eastAsia="Arial"/>
       <w:color w:val="365F91" w:themeColor="accent1" w:themeShade="BF"/>
     </w:rPr>
     <w:tblPr>
@@ -5127,6 +5519,7 @@
         <w:spacing w:before="0" w:after="0" w:line="240" w:lineRule="auto"/>
       </w:pPr>
       <w:rPr>
+        <w:rFonts w:ascii="Arial" w:hAnsi="Arial" w:cs="Arial" w:eastAsia="Arial"/>
         <w:b/>
         <w:bCs/>
       </w:rPr>
@@ -5147,6 +5540,7 @@
         <w:spacing w:before="0" w:after="0" w:line="240" w:lineRule="auto"/>
       </w:pPr>
       <w:rPr>
+        <w:rFonts w:ascii="Arial" w:hAnsi="Arial" w:cs="Arial" w:eastAsia="Arial"/>
         <w:b/>
         <w:bCs/>
       </w:rPr>
@@ -5164,12 +5558,14 @@
     </w:tblStylePr>
     <w:tblStylePr w:type="firstCol">
       <w:rPr>
+        <w:rFonts w:ascii="Arial" w:hAnsi="Arial" w:cs="Arial" w:eastAsia="Arial"/>
         <w:b/>
         <w:bCs/>
       </w:rPr>
     </w:tblStylePr>
     <w:tblStylePr w:type="lastCol">
       <w:rPr>
+        <w:rFonts w:ascii="Arial" w:hAnsi="Arial" w:cs="Arial" w:eastAsia="Arial"/>
         <w:b/>
         <w:bCs/>
       </w:rPr>
@@ -5205,9 +5601,10 @@
     <w:uiPriority w:val="60"/>
     <w:rsid w:val="00FC693F"/>
     <w:pPr>
-      <w:spacing w:after="0" w:line="240" w:lineRule="auto"/>
+      <w:spacing w:after="0" w:line="480" w:lineRule="auto"/>
     </w:pPr>
     <w:rPr>
+      <w:rFonts w:ascii="Arial" w:hAnsi="Arial" w:cs="Arial" w:eastAsia="Arial"/>
       <w:color w:val="943634" w:themeColor="accent2" w:themeShade="BF"/>
     </w:rPr>
     <w:tblPr>
@@ -5230,6 +5627,7 @@
         <w:spacing w:before="0" w:after="0" w:line="240" w:lineRule="auto"/>
       </w:pPr>
       <w:rPr>
+        <w:rFonts w:ascii="Arial" w:hAnsi="Arial" w:cs="Arial" w:eastAsia="Arial"/>
         <w:b/>
         <w:bCs/>
       </w:rPr>
@@ -5250,6 +5648,7 @@
         <w:spacing w:before="0" w:after="0" w:line="240" w:lineRule="auto"/>
       </w:pPr>
       <w:rPr>
+        <w:rFonts w:ascii="Arial" w:hAnsi="Arial" w:cs="Arial" w:eastAsia="Arial"/>
         <w:b/>
         <w:bCs/>
       </w:rPr>
@@ -5267,12 +5666,14 @@
     </w:tblStylePr>
     <w:tblStylePr w:type="firstCol">
       <w:rPr>
+        <w:rFonts w:ascii="Arial" w:hAnsi="Arial" w:cs="Arial" w:eastAsia="Arial"/>
         <w:b/>
         <w:bCs/>
       </w:rPr>
     </w:tblStylePr>
     <w:tblStylePr w:type="lastCol">
       <w:rPr>
+        <w:rFonts w:ascii="Arial" w:hAnsi="Arial" w:cs="Arial" w:eastAsia="Arial"/>
         <w:b/>
         <w:bCs/>
       </w:rPr>
@@ -5308,9 +5709,10 @@
     <w:uiPriority w:val="60"/>
     <w:rsid w:val="00FC693F"/>
     <w:pPr>
-      <w:spacing w:after="0" w:line="240" w:lineRule="auto"/>
+      <w:spacing w:after="0" w:line="480" w:lineRule="auto"/>
     </w:pPr>
     <w:rPr>
+      <w:rFonts w:ascii="Arial" w:hAnsi="Arial" w:cs="Arial" w:eastAsia="Arial"/>
       <w:color w:val="76923C" w:themeColor="accent3" w:themeShade="BF"/>
     </w:rPr>
     <w:tblPr>
@@ -5333,6 +5735,7 @@
         <w:spacing w:before="0" w:after="0" w:line="240" w:lineRule="auto"/>
       </w:pPr>
       <w:rPr>
+        <w:rFonts w:ascii="Arial" w:hAnsi="Arial" w:cs="Arial" w:eastAsia="Arial"/>
         <w:b/>
         <w:bCs/>
       </w:rPr>
@@ -5353,6 +5756,7 @@
         <w:spacing w:before="0" w:after="0" w:line="240" w:lineRule="auto"/>
       </w:pPr>
       <w:rPr>
+        <w:rFonts w:ascii="Arial" w:hAnsi="Arial" w:cs="Arial" w:eastAsia="Arial"/>
         <w:b/>
         <w:bCs/>
       </w:rPr>
@@ -5370,12 +5774,14 @@
     </w:tblStylePr>
     <w:tblStylePr w:type="firstCol">
       <w:rPr>
+        <w:rFonts w:ascii="Arial" w:hAnsi="Arial" w:cs="Arial" w:eastAsia="Arial"/>
         <w:b/>
         <w:bCs/>
       </w:rPr>
     </w:tblStylePr>
     <w:tblStylePr w:type="lastCol">
       <w:rPr>
+        <w:rFonts w:ascii="Arial" w:hAnsi="Arial" w:cs="Arial" w:eastAsia="Arial"/>
         <w:b/>
         <w:bCs/>
       </w:rPr>
@@ -5411,9 +5817,10 @@
     <w:uiPriority w:val="60"/>
     <w:rsid w:val="00FC693F"/>
     <w:pPr>
-      <w:spacing w:after="0" w:line="240" w:lineRule="auto"/>
+      <w:spacing w:after="0" w:line="480" w:lineRule="auto"/>
     </w:pPr>
     <w:rPr>
+      <w:rFonts w:ascii="Arial" w:hAnsi="Arial" w:cs="Arial" w:eastAsia="Arial"/>
       <w:color w:val="5F497A" w:themeColor="accent4" w:themeShade="BF"/>
     </w:rPr>
     <w:tblPr>
@@ -5436,6 +5843,7 @@
         <w:spacing w:before="0" w:after="0" w:line="240" w:lineRule="auto"/>
       </w:pPr>
       <w:rPr>
+        <w:rFonts w:ascii="Arial" w:hAnsi="Arial" w:cs="Arial" w:eastAsia="Arial"/>
         <w:b/>
         <w:bCs/>
       </w:rPr>
@@ -5456,6 +5864,7 @@
         <w:spacing w:before="0" w:after="0" w:line="240" w:lineRule="auto"/>
       </w:pPr>
       <w:rPr>
+        <w:rFonts w:ascii="Arial" w:hAnsi="Arial" w:cs="Arial" w:eastAsia="Arial"/>
         <w:b/>
         <w:bCs/>
       </w:rPr>
@@ -5473,12 +5882,14 @@
     </w:tblStylePr>
     <w:tblStylePr w:type="firstCol">
       <w:rPr>
+        <w:rFonts w:ascii="Arial" w:hAnsi="Arial" w:cs="Arial" w:eastAsia="Arial"/>
         <w:b/>
         <w:bCs/>
       </w:rPr>
     </w:tblStylePr>
     <w:tblStylePr w:type="lastCol">
       <w:rPr>
+        <w:rFonts w:ascii="Arial" w:hAnsi="Arial" w:cs="Arial" w:eastAsia="Arial"/>
         <w:b/>
         <w:bCs/>
       </w:rPr>
@@ -5514,9 +5925,10 @@
     <w:uiPriority w:val="60"/>
     <w:rsid w:val="00FC693F"/>
     <w:pPr>
-      <w:spacing w:after="0" w:line="240" w:lineRule="auto"/>
+      <w:spacing w:after="0" w:line="480" w:lineRule="auto"/>
     </w:pPr>
     <w:rPr>
+      <w:rFonts w:ascii="Arial" w:hAnsi="Arial" w:cs="Arial" w:eastAsia="Arial"/>
       <w:color w:val="31849B" w:themeColor="accent5" w:themeShade="BF"/>
     </w:rPr>
     <w:tblPr>
@@ -5539,6 +5951,7 @@
         <w:spacing w:before="0" w:after="0" w:line="240" w:lineRule="auto"/>
       </w:pPr>
       <w:rPr>
+        <w:rFonts w:ascii="Arial" w:hAnsi="Arial" w:cs="Arial" w:eastAsia="Arial"/>
         <w:b/>
         <w:bCs/>
       </w:rPr>
@@ -5559,6 +5972,7 @@
         <w:spacing w:before="0" w:after="0" w:line="240" w:lineRule="auto"/>
       </w:pPr>
       <w:rPr>
+        <w:rFonts w:ascii="Arial" w:hAnsi="Arial" w:cs="Arial" w:eastAsia="Arial"/>
         <w:b/>
         <w:bCs/>
       </w:rPr>
@@ -5576,12 +5990,14 @@
     </w:tblStylePr>
     <w:tblStylePr w:type="firstCol">
       <w:rPr>
+        <w:rFonts w:ascii="Arial" w:hAnsi="Arial" w:cs="Arial" w:eastAsia="Arial"/>
         <w:b/>
         <w:bCs/>
       </w:rPr>
     </w:tblStylePr>
     <w:tblStylePr w:type="lastCol">
       <w:rPr>
+        <w:rFonts w:ascii="Arial" w:hAnsi="Arial" w:cs="Arial" w:eastAsia="Arial"/>
         <w:b/>
         <w:bCs/>
       </w:rPr>
@@ -5617,9 +6033,10 @@
     <w:uiPriority w:val="60"/>
     <w:rsid w:val="00FC693F"/>
     <w:pPr>
-      <w:spacing w:after="0" w:line="240" w:lineRule="auto"/>
+      <w:spacing w:after="0" w:line="480" w:lineRule="auto"/>
     </w:pPr>
     <w:rPr>
+      <w:rFonts w:ascii="Arial" w:hAnsi="Arial" w:cs="Arial" w:eastAsia="Arial"/>
       <w:color w:val="E36C0A" w:themeColor="accent6" w:themeShade="BF"/>
     </w:rPr>
     <w:tblPr>
@@ -5642,6 +6059,7 @@
         <w:spacing w:before="0" w:after="0" w:line="240" w:lineRule="auto"/>
       </w:pPr>
       <w:rPr>
+        <w:rFonts w:ascii="Arial" w:hAnsi="Arial" w:cs="Arial" w:eastAsia="Arial"/>
         <w:b/>
         <w:bCs/>
       </w:rPr>
@@ -5662,6 +6080,7 @@
         <w:spacing w:before="0" w:after="0" w:line="240" w:lineRule="auto"/>
       </w:pPr>
       <w:rPr>
+        <w:rFonts w:ascii="Arial" w:hAnsi="Arial" w:cs="Arial" w:eastAsia="Arial"/>
         <w:b/>
         <w:bCs/>
       </w:rPr>
@@ -5679,12 +6098,14 @@
     </w:tblStylePr>
     <w:tblStylePr w:type="firstCol">
       <w:rPr>
+        <w:rFonts w:ascii="Arial" w:hAnsi="Arial" w:cs="Arial" w:eastAsia="Arial"/>
         <w:b/>
         <w:bCs/>
       </w:rPr>
     </w:tblStylePr>
     <w:tblStylePr w:type="lastCol">
       <w:rPr>
+        <w:rFonts w:ascii="Arial" w:hAnsi="Arial" w:cs="Arial" w:eastAsia="Arial"/>
         <w:b/>
         <w:bCs/>
       </w:rPr>
@@ -5720,7 +6141,7 @@
     <w:uiPriority w:val="61"/>
     <w:rsid w:val="00FC693F"/>
     <w:pPr>
-      <w:spacing w:after="0" w:line="240" w:lineRule="auto"/>
+      <w:spacing w:after="0" w:line="480" w:lineRule="auto"/>
     </w:pPr>
     <w:tblPr>
       <w:tblStyleRowBandSize w:val="1"/>
@@ -5744,6 +6165,7 @@
         <w:spacing w:before="0" w:after="0" w:line="240" w:lineRule="auto"/>
       </w:pPr>
       <w:rPr>
+        <w:rFonts w:ascii="Arial" w:hAnsi="Arial" w:cs="Arial" w:eastAsia="Arial"/>
         <w:b/>
         <w:bCs/>
         <w:color w:val="FFFFFF" w:themeColor="background1"/>
@@ -5758,6 +6180,7 @@
         <w:spacing w:before="0" w:after="0" w:line="240" w:lineRule="auto"/>
       </w:pPr>
       <w:rPr>
+        <w:rFonts w:ascii="Arial" w:hAnsi="Arial" w:cs="Arial" w:eastAsia="Arial"/>
         <w:b/>
         <w:bCs/>
       </w:rPr>
@@ -5773,12 +6196,14 @@
     </w:tblStylePr>
     <w:tblStylePr w:type="firstCol">
       <w:rPr>
+        <w:rFonts w:ascii="Arial" w:hAnsi="Arial" w:cs="Arial" w:eastAsia="Arial"/>
         <w:b/>
         <w:bCs/>
       </w:rPr>
     </w:tblStylePr>
     <w:tblStylePr w:type="lastCol">
       <w:rPr>
+        <w:rFonts w:ascii="Arial" w:hAnsi="Arial" w:cs="Arial" w:eastAsia="Arial"/>
         <w:b/>
         <w:bCs/>
       </w:rPr>
@@ -5812,7 +6237,7 @@
     <w:uiPriority w:val="61"/>
     <w:rsid w:val="00FC693F"/>
     <w:pPr>
-      <w:spacing w:after="0" w:line="240" w:lineRule="auto"/>
+      <w:spacing w:after="0" w:line="480" w:lineRule="auto"/>
     </w:pPr>
     <w:tblPr>
       <w:tblStyleRowBandSize w:val="1"/>
@@ -5836,6 +6261,7 @@
         <w:spacing w:before="0" w:after="0" w:line="240" w:lineRule="auto"/>
       </w:pPr>
       <w:rPr>
+        <w:rFonts w:ascii="Arial" w:hAnsi="Arial" w:cs="Arial" w:eastAsia="Arial"/>
         <w:b/>
         <w:bCs/>
         <w:color w:val="FFFFFF" w:themeColor="background1"/>
@@ -5850,6 +6276,7 @@
         <w:spacing w:before="0" w:after="0" w:line="240" w:lineRule="auto"/>
       </w:pPr>
       <w:rPr>
+        <w:rFonts w:ascii="Arial" w:hAnsi="Arial" w:cs="Arial" w:eastAsia="Arial"/>
         <w:b/>
         <w:bCs/>
       </w:rPr>
@@ -5865,12 +6292,14 @@
     </w:tblStylePr>
     <w:tblStylePr w:type="firstCol">
       <w:rPr>
+        <w:rFonts w:ascii="Arial" w:hAnsi="Arial" w:cs="Arial" w:eastAsia="Arial"/>
         <w:b/>
         <w:bCs/>
       </w:rPr>
     </w:tblStylePr>
     <w:tblStylePr w:type="lastCol">
       <w:rPr>
+        <w:rFonts w:ascii="Arial" w:hAnsi="Arial" w:cs="Arial" w:eastAsia="Arial"/>
         <w:b/>
         <w:bCs/>
       </w:rPr>
@@ -5904,7 +6333,7 @@
     <w:uiPriority w:val="61"/>
     <w:rsid w:val="00CB0664"/>
     <w:pPr>
-      <w:spacing w:after="0" w:line="240" w:lineRule="auto"/>
+      <w:spacing w:after="0" w:line="480" w:lineRule="auto"/>
     </w:pPr>
     <w:tblPr>
       <w:tblStyleRowBandSize w:val="1"/>
@@ -5928,6 +6357,7 @@
         <w:spacing w:before="0" w:after="0" w:line="240" w:lineRule="auto"/>
       </w:pPr>
       <w:rPr>
+        <w:rFonts w:ascii="Arial" w:hAnsi="Arial" w:cs="Arial" w:eastAsia="Arial"/>
         <w:b/>
         <w:bCs/>
         <w:color w:val="FFFFFF" w:themeColor="background1"/>
@@ -5942,6 +6372,7 @@
         <w:spacing w:before="0" w:after="0" w:line="240" w:lineRule="auto"/>
       </w:pPr>
       <w:rPr>
+        <w:rFonts w:ascii="Arial" w:hAnsi="Arial" w:cs="Arial" w:eastAsia="Arial"/>
         <w:b/>
         <w:bCs/>
       </w:rPr>
@@ -5957,12 +6388,14 @@
     </w:tblStylePr>
     <w:tblStylePr w:type="firstCol">
       <w:rPr>
+        <w:rFonts w:ascii="Arial" w:hAnsi="Arial" w:cs="Arial" w:eastAsia="Arial"/>
         <w:b/>
         <w:bCs/>
       </w:rPr>
     </w:tblStylePr>
     <w:tblStylePr w:type="lastCol">
       <w:rPr>
+        <w:rFonts w:ascii="Arial" w:hAnsi="Arial" w:cs="Arial" w:eastAsia="Arial"/>
         <w:b/>
         <w:bCs/>
       </w:rPr>
@@ -5996,7 +6429,7 @@
     <w:uiPriority w:val="61"/>
     <w:rsid w:val="00CB0664"/>
     <w:pPr>
-      <w:spacing w:after="0" w:line="240" w:lineRule="auto"/>
+      <w:spacing w:after="0" w:line="480" w:lineRule="auto"/>
     </w:pPr>
     <w:tblPr>
       <w:tblStyleRowBandSize w:val="1"/>
@@ -6020,6 +6453,7 @@
         <w:spacing w:before="0" w:after="0" w:line="240" w:lineRule="auto"/>
       </w:pPr>
       <w:rPr>
+        <w:rFonts w:ascii="Arial" w:hAnsi="Arial" w:cs="Arial" w:eastAsia="Arial"/>
         <w:b/>
         <w:bCs/>
         <w:color w:val="FFFFFF" w:themeColor="background1"/>
@@ -6034,6 +6468,7 @@
         <w:spacing w:before="0" w:after="0" w:line="240" w:lineRule="auto"/>
       </w:pPr>
       <w:rPr>
+        <w:rFonts w:ascii="Arial" w:hAnsi="Arial" w:cs="Arial" w:eastAsia="Arial"/>
         <w:b/>
         <w:bCs/>
       </w:rPr>
@@ -6049,12 +6484,14 @@
     </w:tblStylePr>
     <w:tblStylePr w:type="firstCol">
       <w:rPr>
+        <w:rFonts w:ascii="Arial" w:hAnsi="Arial" w:cs="Arial" w:eastAsia="Arial"/>
         <w:b/>
         <w:bCs/>
       </w:rPr>
     </w:tblStylePr>
     <w:tblStylePr w:type="lastCol">
       <w:rPr>
+        <w:rFonts w:ascii="Arial" w:hAnsi="Arial" w:cs="Arial" w:eastAsia="Arial"/>
         <w:b/>
         <w:bCs/>
       </w:rPr>
@@ -6088,7 +6525,7 @@
     <w:uiPriority w:val="61"/>
     <w:rsid w:val="00CB0664"/>
     <w:pPr>
-      <w:spacing w:after="0" w:line="240" w:lineRule="auto"/>
+      <w:spacing w:after="0" w:line="480" w:lineRule="auto"/>
     </w:pPr>
     <w:tblPr>
       <w:tblStyleRowBandSize w:val="1"/>
@@ -6112,6 +6549,7 @@
         <w:spacing w:before="0" w:after="0" w:line="240" w:lineRule="auto"/>
       </w:pPr>
       <w:rPr>
+        <w:rFonts w:ascii="Arial" w:hAnsi="Arial" w:cs="Arial" w:eastAsia="Arial"/>
         <w:b/>
         <w:bCs/>
         <w:color w:val="FFFFFF" w:themeColor="background1"/>
@@ -6126,6 +6564,7 @@
         <w:spacing w:before="0" w:after="0" w:line="240" w:lineRule="auto"/>
       </w:pPr>
       <w:rPr>
+        <w:rFonts w:ascii="Arial" w:hAnsi="Arial" w:cs="Arial" w:eastAsia="Arial"/>
         <w:b/>
         <w:bCs/>
       </w:rPr>
@@ -6141,12 +6580,14 @@
     </w:tblStylePr>
     <w:tblStylePr w:type="firstCol">
       <w:rPr>
+        <w:rFonts w:ascii="Arial" w:hAnsi="Arial" w:cs="Arial" w:eastAsia="Arial"/>
         <w:b/>
         <w:bCs/>
       </w:rPr>
     </w:tblStylePr>
     <w:tblStylePr w:type="lastCol">
       <w:rPr>
+        <w:rFonts w:ascii="Arial" w:hAnsi="Arial" w:cs="Arial" w:eastAsia="Arial"/>
         <w:b/>
         <w:bCs/>
       </w:rPr>
@@ -6180,7 +6621,7 @@
     <w:uiPriority w:val="61"/>
     <w:rsid w:val="00CB0664"/>
     <w:pPr>
-      <w:spacing w:after="0" w:line="240" w:lineRule="auto"/>
+      <w:spacing w:after="0" w:line="480" w:lineRule="auto"/>
     </w:pPr>
     <w:tblPr>
       <w:tblStyleRowBandSize w:val="1"/>
@@ -6204,6 +6645,7 @@
         <w:spacing w:before="0" w:after="0" w:line="240" w:lineRule="auto"/>
       </w:pPr>
       <w:rPr>
+        <w:rFonts w:ascii="Arial" w:hAnsi="Arial" w:cs="Arial" w:eastAsia="Arial"/>
         <w:b/>
         <w:bCs/>
         <w:color w:val="FFFFFF" w:themeColor="background1"/>
@@ -6218,6 +6660,7 @@
         <w:spacing w:before="0" w:after="0" w:line="240" w:lineRule="auto"/>
       </w:pPr>
       <w:rPr>
+        <w:rFonts w:ascii="Arial" w:hAnsi="Arial" w:cs="Arial" w:eastAsia="Arial"/>
         <w:b/>
         <w:bCs/>
       </w:rPr>
@@ -6233,12 +6676,14 @@
     </w:tblStylePr>
     <w:tblStylePr w:type="firstCol">
       <w:rPr>
+        <w:rFonts w:ascii="Arial" w:hAnsi="Arial" w:cs="Arial" w:eastAsia="Arial"/>
         <w:b/>
         <w:bCs/>
       </w:rPr>
     </w:tblStylePr>
     <w:tblStylePr w:type="lastCol">
       <w:rPr>
+        <w:rFonts w:ascii="Arial" w:hAnsi="Arial" w:cs="Arial" w:eastAsia="Arial"/>
         <w:b/>
         <w:bCs/>
       </w:rPr>
@@ -6272,7 +6717,7 @@
     <w:uiPriority w:val="61"/>
     <w:rsid w:val="00CB0664"/>
     <w:pPr>
-      <w:spacing w:after="0" w:line="240" w:lineRule="auto"/>
+      <w:spacing w:after="0" w:line="480" w:lineRule="auto"/>
     </w:pPr>
     <w:tblPr>
       <w:tblStyleRowBandSize w:val="1"/>
@@ -6296,6 +6741,7 @@
         <w:spacing w:before="0" w:after="0" w:line="240" w:lineRule="auto"/>
       </w:pPr>
       <w:rPr>
+        <w:rFonts w:ascii="Arial" w:hAnsi="Arial" w:cs="Arial" w:eastAsia="Arial"/>
         <w:b/>
         <w:bCs/>
         <w:color w:val="FFFFFF" w:themeColor="background1"/>
@@ -6310,6 +6756,7 @@
         <w:spacing w:before="0" w:after="0" w:line="240" w:lineRule="auto"/>
       </w:pPr>
       <w:rPr>
+        <w:rFonts w:ascii="Arial" w:hAnsi="Arial" w:cs="Arial" w:eastAsia="Arial"/>
         <w:b/>
         <w:bCs/>
       </w:rPr>
@@ -6325,12 +6772,14 @@
     </w:tblStylePr>
     <w:tblStylePr w:type="firstCol">
       <w:rPr>
+        <w:rFonts w:ascii="Arial" w:hAnsi="Arial" w:cs="Arial" w:eastAsia="Arial"/>
         <w:b/>
         <w:bCs/>
       </w:rPr>
     </w:tblStylePr>
     <w:tblStylePr w:type="lastCol">
       <w:rPr>
+        <w:rFonts w:ascii="Arial" w:hAnsi="Arial" w:cs="Arial" w:eastAsia="Arial"/>
         <w:b/>
         <w:bCs/>
       </w:rPr>
@@ -6364,7 +6813,7 @@
     <w:uiPriority w:val="62"/>
     <w:rsid w:val="00CB0664"/>
     <w:pPr>
-      <w:spacing w:after="0" w:line="240" w:lineRule="auto"/>
+      <w:spacing w:after="0" w:line="480" w:lineRule="auto"/>
     </w:pPr>
     <w:tblPr>
       <w:tblStyleRowBandSize w:val="1"/>
@@ -6390,7 +6839,7 @@
         <w:spacing w:before="0" w:after="0" w:line="240" w:lineRule="auto"/>
       </w:pPr>
       <w:rPr>
-        <w:rFonts w:asciiTheme="majorHAnsi" w:eastAsiaTheme="majorEastAsia" w:hAnsiTheme="majorHAnsi" w:cstheme="majorBidi"/>
+        <w:rFonts w:ascii="Arial" w:hAnsi="Arial" w:cs="Arial" w:eastAsia="Arial"/>
         <w:b/>
         <w:bCs/>
       </w:rPr>
@@ -6411,7 +6860,7 @@
         <w:spacing w:before="0" w:after="0" w:line="240" w:lineRule="auto"/>
       </w:pPr>
       <w:rPr>
-        <w:rFonts w:asciiTheme="majorHAnsi" w:eastAsiaTheme="majorEastAsia" w:hAnsiTheme="majorHAnsi" w:cstheme="majorBidi"/>
+        <w:rFonts w:ascii="Arial" w:hAnsi="Arial" w:cs="Arial" w:eastAsia="Arial"/>
         <w:b/>
         <w:bCs/>
       </w:rPr>
@@ -6429,14 +6878,14 @@
     </w:tblStylePr>
     <w:tblStylePr w:type="firstCol">
       <w:rPr>
-        <w:rFonts w:asciiTheme="majorHAnsi" w:eastAsiaTheme="majorEastAsia" w:hAnsiTheme="majorHAnsi" w:cstheme="majorBidi"/>
+        <w:rFonts w:ascii="Arial" w:hAnsi="Arial" w:cs="Arial" w:eastAsia="Arial"/>
         <w:b/>
         <w:bCs/>
       </w:rPr>
     </w:tblStylePr>
     <w:tblStylePr w:type="lastCol">
       <w:rPr>
-        <w:rFonts w:asciiTheme="majorHAnsi" w:eastAsiaTheme="majorEastAsia" w:hAnsiTheme="majorHAnsi" w:cstheme="majorBidi"/>
+        <w:rFonts w:ascii="Arial" w:hAnsi="Arial" w:cs="Arial" w:eastAsia="Arial"/>
         <w:b/>
         <w:bCs/>
       </w:rPr>
@@ -6494,7 +6943,7 @@
     <w:uiPriority w:val="62"/>
     <w:rsid w:val="00CB0664"/>
     <w:pPr>
-      <w:spacing w:after="0" w:line="240" w:lineRule="auto"/>
+      <w:spacing w:after="0" w:line="480" w:lineRule="auto"/>
     </w:pPr>
     <w:tblPr>
       <w:tblStyleRowBandSize w:val="1"/>
@@ -6520,7 +6969,7 @@
         <w:spacing w:before="0" w:after="0" w:line="240" w:lineRule="auto"/>
       </w:pPr>
       <w:rPr>
-        <w:rFonts w:asciiTheme="majorHAnsi" w:eastAsiaTheme="majorEastAsia" w:hAnsiTheme="majorHAnsi" w:cstheme="majorBidi"/>
+        <w:rFonts w:ascii="Arial" w:hAnsi="Arial" w:cs="Arial" w:eastAsia="Arial"/>
         <w:b/>
         <w:bCs/>
       </w:rPr>
@@ -6541,7 +6990,7 @@
         <w:spacing w:before="0" w:after="0" w:line="240" w:lineRule="auto"/>
       </w:pPr>
       <w:rPr>
-        <w:rFonts w:asciiTheme="majorHAnsi" w:eastAsiaTheme="majorEastAsia" w:hAnsiTheme="majorHAnsi" w:cstheme="majorBidi"/>
+        <w:rFonts w:ascii="Arial" w:hAnsi="Arial" w:cs="Arial" w:eastAsia="Arial"/>
         <w:b/>
         <w:bCs/>
       </w:rPr>
@@ -6559,14 +7008,14 @@
     </w:tblStylePr>
     <w:tblStylePr w:type="firstCol">
       <w:rPr>
-        <w:rFonts w:asciiTheme="majorHAnsi" w:eastAsiaTheme="majorEastAsia" w:hAnsiTheme="majorHAnsi" w:cstheme="majorBidi"/>
+        <w:rFonts w:ascii="Arial" w:hAnsi="Arial" w:cs="Arial" w:eastAsia="Arial"/>
         <w:b/>
         <w:bCs/>
       </w:rPr>
     </w:tblStylePr>
     <w:tblStylePr w:type="lastCol">
       <w:rPr>
-        <w:rFonts w:asciiTheme="majorHAnsi" w:eastAsiaTheme="majorEastAsia" w:hAnsiTheme="majorHAnsi" w:cstheme="majorBidi"/>
+        <w:rFonts w:ascii="Arial" w:hAnsi="Arial" w:cs="Arial" w:eastAsia="Arial"/>
         <w:b/>
         <w:bCs/>
       </w:rPr>
@@ -6624,7 +7073,7 @@
     <w:uiPriority w:val="62"/>
     <w:rsid w:val="00CB0664"/>
     <w:pPr>
-      <w:spacing w:after="0" w:line="240" w:lineRule="auto"/>
+      <w:spacing w:after="0" w:line="480" w:lineRule="auto"/>
     </w:pPr>
     <w:tblPr>
       <w:tblStyleRowBandSize w:val="1"/>
@@ -6650,7 +7099,7 @@
         <w:spacing w:before="0" w:after="0" w:line="240" w:lineRule="auto"/>
       </w:pPr>
       <w:rPr>
-        <w:rFonts w:asciiTheme="majorHAnsi" w:eastAsiaTheme="majorEastAsia" w:hAnsiTheme="majorHAnsi" w:cstheme="majorBidi"/>
+        <w:rFonts w:ascii="Arial" w:hAnsi="Arial" w:cs="Arial" w:eastAsia="Arial"/>
         <w:b/>
         <w:bCs/>
       </w:rPr>
@@ -6671,7 +7120,7 @@
         <w:spacing w:before="0" w:after="0" w:line="240" w:lineRule="auto"/>
       </w:pPr>
       <w:rPr>
-        <w:rFonts w:asciiTheme="majorHAnsi" w:eastAsiaTheme="majorEastAsia" w:hAnsiTheme="majorHAnsi" w:cstheme="majorBidi"/>
+        <w:rFonts w:ascii="Arial" w:hAnsi="Arial" w:cs="Arial" w:eastAsia="Arial"/>
         <w:b/>
         <w:bCs/>
       </w:rPr>
@@ -6689,14 +7138,14 @@
     </w:tblStylePr>
     <w:tblStylePr w:type="firstCol">
       <w:rPr>
-        <w:rFonts w:asciiTheme="majorHAnsi" w:eastAsiaTheme="majorEastAsia" w:hAnsiTheme="majorHAnsi" w:cstheme="majorBidi"/>
+        <w:rFonts w:ascii="Arial" w:hAnsi="Arial" w:cs="Arial" w:eastAsia="Arial"/>
         <w:b/>
         <w:bCs/>
       </w:rPr>
     </w:tblStylePr>
     <w:tblStylePr w:type="lastCol">
       <w:rPr>
-        <w:rFonts w:asciiTheme="majorHAnsi" w:eastAsiaTheme="majorEastAsia" w:hAnsiTheme="majorHAnsi" w:cstheme="majorBidi"/>
+        <w:rFonts w:ascii="Arial" w:hAnsi="Arial" w:cs="Arial" w:eastAsia="Arial"/>
         <w:b/>
         <w:bCs/>
       </w:rPr>
@@ -6754,7 +7203,7 @@
     <w:uiPriority w:val="62"/>
     <w:rsid w:val="00CB0664"/>
     <w:pPr>
-      <w:spacing w:after="0" w:line="240" w:lineRule="auto"/>
+      <w:spacing w:after="0" w:line="480" w:lineRule="auto"/>
     </w:pPr>
     <w:tblPr>
       <w:tblStyleRowBandSize w:val="1"/>
@@ -6780,7 +7229,7 @@
         <w:spacing w:before="0" w:after="0" w:line="240" w:lineRule="auto"/>
       </w:pPr>
       <w:rPr>
-        <w:rFonts w:asciiTheme="majorHAnsi" w:eastAsiaTheme="majorEastAsia" w:hAnsiTheme="majorHAnsi" w:cstheme="majorBidi"/>
+        <w:rFonts w:ascii="Arial" w:hAnsi="Arial" w:cs="Arial" w:eastAsia="Arial"/>
         <w:b/>
         <w:bCs/>
       </w:rPr>
@@ -6801,7 +7250,7 @@
         <w:spacing w:before="0" w:after="0" w:line="240" w:lineRule="auto"/>
       </w:pPr>
       <w:rPr>
-        <w:rFonts w:asciiTheme="majorHAnsi" w:eastAsiaTheme="majorEastAsia" w:hAnsiTheme="majorHAnsi" w:cstheme="majorBidi"/>
+        <w:rFonts w:ascii="Arial" w:hAnsi="Arial" w:cs="Arial" w:eastAsia="Arial"/>
         <w:b/>
         <w:bCs/>
       </w:rPr>
@@ -6819,14 +7268,14 @@
     </w:tblStylePr>
     <w:tblStylePr w:type="firstCol">
       <w:rPr>
-        <w:rFonts w:asciiTheme="majorHAnsi" w:eastAsiaTheme="majorEastAsia" w:hAnsiTheme="majorHAnsi" w:cstheme="majorBidi"/>
+        <w:rFonts w:ascii="Arial" w:hAnsi="Arial" w:cs="Arial" w:eastAsia="Arial"/>
         <w:b/>
         <w:bCs/>
       </w:rPr>
     </w:tblStylePr>
     <w:tblStylePr w:type="lastCol">
       <w:rPr>
-        <w:rFonts w:asciiTheme="majorHAnsi" w:eastAsiaTheme="majorEastAsia" w:hAnsiTheme="majorHAnsi" w:cstheme="majorBidi"/>
+        <w:rFonts w:ascii="Arial" w:hAnsi="Arial" w:cs="Arial" w:eastAsia="Arial"/>
         <w:b/>
         <w:bCs/>
       </w:rPr>
@@ -6884,7 +7333,7 @@
     <w:uiPriority w:val="62"/>
     <w:rsid w:val="00CB0664"/>
     <w:pPr>
-      <w:spacing w:after="0" w:line="240" w:lineRule="auto"/>
+      <w:spacing w:after="0" w:line="480" w:lineRule="auto"/>
     </w:pPr>
     <w:tblPr>
       <w:tblStyleRowBandSize w:val="1"/>
@@ -6910,7 +7359,7 @@
         <w:spacing w:before="0" w:after="0" w:line="240" w:lineRule="auto"/>
       </w:pPr>
       <w:rPr>
-        <w:rFonts w:asciiTheme="majorHAnsi" w:eastAsiaTheme="majorEastAsia" w:hAnsiTheme="majorHAnsi" w:cstheme="majorBidi"/>
+        <w:rFonts w:ascii="Arial" w:hAnsi="Arial" w:cs="Arial" w:eastAsia="Arial"/>
         <w:b/>
         <w:bCs/>
       </w:rPr>
@@ -6931,7 +7380,7 @@
         <w:spacing w:before="0" w:after="0" w:line="240" w:lineRule="auto"/>
       </w:pPr>
       <w:rPr>
-        <w:rFonts w:asciiTheme="majorHAnsi" w:eastAsiaTheme="majorEastAsia" w:hAnsiTheme="majorHAnsi" w:cstheme="majorBidi"/>
+        <w:rFonts w:ascii="Arial" w:hAnsi="Arial" w:cs="Arial" w:eastAsia="Arial"/>
         <w:b/>
         <w:bCs/>
       </w:rPr>
@@ -6949,14 +7398,14 @@
     </w:tblStylePr>
     <w:tblStylePr w:type="firstCol">
       <w:rPr>
-        <w:rFonts w:asciiTheme="majorHAnsi" w:eastAsiaTheme="majorEastAsia" w:hAnsiTheme="majorHAnsi" w:cstheme="majorBidi"/>
+        <w:rFonts w:ascii="Arial" w:hAnsi="Arial" w:cs="Arial" w:eastAsia="Arial"/>
         <w:b/>
         <w:bCs/>
       </w:rPr>
     </w:tblStylePr>
     <w:tblStylePr w:type="lastCol">
       <w:rPr>
-        <w:rFonts w:asciiTheme="majorHAnsi" w:eastAsiaTheme="majorEastAsia" w:hAnsiTheme="majorHAnsi" w:cstheme="majorBidi"/>
+        <w:rFonts w:ascii="Arial" w:hAnsi="Arial" w:cs="Arial" w:eastAsia="Arial"/>
         <w:b/>
         <w:bCs/>
       </w:rPr>
@@ -7014,7 +7463,7 @@
     <w:uiPriority w:val="62"/>
     <w:rsid w:val="00CB0664"/>
     <w:pPr>
-      <w:spacing w:after="0" w:line="240" w:lineRule="auto"/>
+      <w:spacing w:after="0" w:line="480" w:lineRule="auto"/>
     </w:pPr>
     <w:tblPr>
       <w:tblStyleRowBandSize w:val="1"/>
@@ -7040,7 +7489,7 @@
         <w:spacing w:before="0" w:after="0" w:line="240" w:lineRule="auto"/>
       </w:pPr>
       <w:rPr>
-        <w:rFonts w:asciiTheme="majorHAnsi" w:eastAsiaTheme="majorEastAsia" w:hAnsiTheme="majorHAnsi" w:cstheme="majorBidi"/>
+        <w:rFonts w:ascii="Arial" w:hAnsi="Arial" w:cs="Arial" w:eastAsia="Arial"/>
         <w:b/>
         <w:bCs/>
       </w:rPr>
@@ -7061,7 +7510,7 @@
         <w:spacing w:before="0" w:after="0" w:line="240" w:lineRule="auto"/>
       </w:pPr>
       <w:rPr>
-        <w:rFonts w:asciiTheme="majorHAnsi" w:eastAsiaTheme="majorEastAsia" w:hAnsiTheme="majorHAnsi" w:cstheme="majorBidi"/>
+        <w:rFonts w:ascii="Arial" w:hAnsi="Arial" w:cs="Arial" w:eastAsia="Arial"/>
         <w:b/>
         <w:bCs/>
       </w:rPr>
@@ -7079,14 +7528,14 @@
     </w:tblStylePr>
     <w:tblStylePr w:type="firstCol">
       <w:rPr>
-        <w:rFonts w:asciiTheme="majorHAnsi" w:eastAsiaTheme="majorEastAsia" w:hAnsiTheme="majorHAnsi" w:cstheme="majorBidi"/>
+        <w:rFonts w:ascii="Arial" w:hAnsi="Arial" w:cs="Arial" w:eastAsia="Arial"/>
         <w:b/>
         <w:bCs/>
       </w:rPr>
     </w:tblStylePr>
     <w:tblStylePr w:type="lastCol">
       <w:rPr>
-        <w:rFonts w:asciiTheme="majorHAnsi" w:eastAsiaTheme="majorEastAsia" w:hAnsiTheme="majorHAnsi" w:cstheme="majorBidi"/>
+        <w:rFonts w:ascii="Arial" w:hAnsi="Arial" w:cs="Arial" w:eastAsia="Arial"/>
         <w:b/>
         <w:bCs/>
       </w:rPr>
@@ -7144,7 +7593,7 @@
     <w:uiPriority w:val="62"/>
     <w:rsid w:val="00CB0664"/>
     <w:pPr>
-      <w:spacing w:after="0" w:line="240" w:lineRule="auto"/>
+      <w:spacing w:after="0" w:line="480" w:lineRule="auto"/>
     </w:pPr>
     <w:tblPr>
       <w:tblStyleRowBandSize w:val="1"/>
@@ -7170,7 +7619,7 @@
         <w:spacing w:before="0" w:after="0" w:line="240" w:lineRule="auto"/>
       </w:pPr>
       <w:rPr>
-        <w:rFonts w:asciiTheme="majorHAnsi" w:eastAsiaTheme="majorEastAsia" w:hAnsiTheme="majorHAnsi" w:cstheme="majorBidi"/>
+        <w:rFonts w:ascii="Arial" w:hAnsi="Arial" w:cs="Arial" w:eastAsia="Arial"/>
         <w:b/>
         <w:bCs/>
       </w:rPr>
@@ -7191,7 +7640,7 @@
         <w:spacing w:before="0" w:after="0" w:line="240" w:lineRule="auto"/>
       </w:pPr>
       <w:rPr>
-        <w:rFonts w:asciiTheme="majorHAnsi" w:eastAsiaTheme="majorEastAsia" w:hAnsiTheme="majorHAnsi" w:cstheme="majorBidi"/>
+        <w:rFonts w:ascii="Arial" w:hAnsi="Arial" w:cs="Arial" w:eastAsia="Arial"/>
         <w:b/>
         <w:bCs/>
       </w:rPr>
@@ -7209,14 +7658,14 @@
     </w:tblStylePr>
     <w:tblStylePr w:type="firstCol">
       <w:rPr>
-        <w:rFonts w:asciiTheme="majorHAnsi" w:eastAsiaTheme="majorEastAsia" w:hAnsiTheme="majorHAnsi" w:cstheme="majorBidi"/>
+        <w:rFonts w:ascii="Arial" w:hAnsi="Arial" w:cs="Arial" w:eastAsia="Arial"/>
         <w:b/>
         <w:bCs/>
       </w:rPr>
     </w:tblStylePr>
     <w:tblStylePr w:type="lastCol">
       <w:rPr>
-        <w:rFonts w:asciiTheme="majorHAnsi" w:eastAsiaTheme="majorEastAsia" w:hAnsiTheme="majorHAnsi" w:cstheme="majorBidi"/>
+        <w:rFonts w:ascii="Arial" w:hAnsi="Arial" w:cs="Arial" w:eastAsia="Arial"/>
         <w:b/>
         <w:bCs/>
       </w:rPr>
@@ -7274,7 +7723,7 @@
     <w:uiPriority w:val="63"/>
     <w:rsid w:val="00CB0664"/>
     <w:pPr>
-      <w:spacing w:after="0" w:line="240" w:lineRule="auto"/>
+      <w:spacing w:after="0" w:line="480" w:lineRule="auto"/>
     </w:pPr>
     <w:tblPr>
       <w:tblStyleRowBandSize w:val="1"/>
@@ -7299,6 +7748,7 @@
         <w:spacing w:before="0" w:after="0" w:line="240" w:lineRule="auto"/>
       </w:pPr>
       <w:rPr>
+        <w:rFonts w:ascii="Arial" w:hAnsi="Arial" w:cs="Arial" w:eastAsia="Arial"/>
         <w:b/>
         <w:bCs/>
         <w:color w:val="FFFFFF" w:themeColor="background1"/>
@@ -7321,6 +7771,7 @@
         <w:spacing w:before="0" w:after="0" w:line="240" w:lineRule="auto"/>
       </w:pPr>
       <w:rPr>
+        <w:rFonts w:ascii="Arial" w:hAnsi="Arial" w:cs="Arial" w:eastAsia="Arial"/>
         <w:b/>
         <w:bCs/>
       </w:rPr>
@@ -7338,12 +7789,14 @@
     </w:tblStylePr>
     <w:tblStylePr w:type="firstCol">
       <w:rPr>
+        <w:rFonts w:ascii="Arial" w:hAnsi="Arial" w:cs="Arial" w:eastAsia="Arial"/>
         <w:b/>
         <w:bCs/>
       </w:rPr>
     </w:tblStylePr>
     <w:tblStylePr w:type="lastCol">
       <w:rPr>
+        <w:rFonts w:ascii="Arial" w:hAnsi="Arial" w:cs="Arial" w:eastAsia="Arial"/>
         <w:b/>
         <w:bCs/>
       </w:rPr>
@@ -7380,7 +7833,7 @@
     <w:uiPriority w:val="63"/>
     <w:rsid w:val="00CB0664"/>
     <w:pPr>
-      <w:spacing w:after="0" w:line="240" w:lineRule="auto"/>
+      <w:spacing w:after="0" w:line="480" w:lineRule="auto"/>
     </w:pPr>
     <w:tblPr>
       <w:tblStyleRowBandSize w:val="1"/>
@@ -7405,6 +7858,7 @@
         <w:spacing w:before="0" w:after="0" w:line="240" w:lineRule="auto"/>
       </w:pPr>
       <w:rPr>
+        <w:rFonts w:ascii="Arial" w:hAnsi="Arial" w:cs="Arial" w:eastAsia="Arial"/>
         <w:b/>
         <w:bCs/>
         <w:color w:val="FFFFFF" w:themeColor="background1"/>
@@ -7427,6 +7881,7 @@
         <w:spacing w:before="0" w:after="0" w:line="240" w:lineRule="auto"/>
       </w:pPr>
       <w:rPr>
+        <w:rFonts w:ascii="Arial" w:hAnsi="Arial" w:cs="Arial" w:eastAsia="Arial"/>
         <w:b/>
         <w:bCs/>
       </w:rPr>
@@ -7444,12 +7899,14 @@
     </w:tblStylePr>
     <w:tblStylePr w:type="firstCol">
       <w:rPr>
+        <w:rFonts w:ascii="Arial" w:hAnsi="Arial" w:cs="Arial" w:eastAsia="Arial"/>
         <w:b/>
         <w:bCs/>
       </w:rPr>
     </w:tblStylePr>
     <w:tblStylePr w:type="lastCol">
       <w:rPr>
+        <w:rFonts w:ascii="Arial" w:hAnsi="Arial" w:cs="Arial" w:eastAsia="Arial"/>
         <w:b/>
         <w:bCs/>
       </w:rPr>
@@ -7486,7 +7943,7 @@
     <w:uiPriority w:val="63"/>
     <w:rsid w:val="00CB0664"/>
     <w:pPr>
-      <w:spacing w:after="0" w:line="240" w:lineRule="auto"/>
+      <w:spacing w:after="0" w:line="480" w:lineRule="auto"/>
     </w:pPr>
     <w:tblPr>
       <w:tblStyleRowBandSize w:val="1"/>
@@ -7511,6 +7968,7 @@
         <w:spacing w:before="0" w:after="0" w:line="240" w:lineRule="auto"/>
       </w:pPr>
       <w:rPr>
+        <w:rFonts w:ascii="Arial" w:hAnsi="Arial" w:cs="Arial" w:eastAsia="Arial"/>
         <w:b/>
         <w:bCs/>
         <w:color w:val="FFFFFF" w:themeColor="background1"/>
@@ -7533,6 +7991,7 @@
         <w:spacing w:before="0" w:after="0" w:line="240" w:lineRule="auto"/>
       </w:pPr>
       <w:rPr>
+        <w:rFonts w:ascii="Arial" w:hAnsi="Arial" w:cs="Arial" w:eastAsia="Arial"/>
         <w:b/>
         <w:bCs/>
       </w:rPr>
@@ -7550,12 +8009,14 @@
     </w:tblStylePr>
     <w:tblStylePr w:type="firstCol">
       <w:rPr>
+        <w:rFonts w:ascii="Arial" w:hAnsi="Arial" w:cs="Arial" w:eastAsia="Arial"/>
         <w:b/>
         <w:bCs/>
       </w:rPr>
     </w:tblStylePr>
     <w:tblStylePr w:type="lastCol">
       <w:rPr>
+        <w:rFonts w:ascii="Arial" w:hAnsi="Arial" w:cs="Arial" w:eastAsia="Arial"/>
         <w:b/>
         <w:bCs/>
       </w:rPr>
@@ -7592,7 +8053,7 @@
     <w:uiPriority w:val="63"/>
     <w:rsid w:val="00CB0664"/>
     <w:pPr>
-      <w:spacing w:after="0" w:line="240" w:lineRule="auto"/>
+      <w:spacing w:after="0" w:line="480" w:lineRule="auto"/>
     </w:pPr>
     <w:tblPr>
       <w:tblStyleRowBandSize w:val="1"/>
@@ -7617,6 +8078,7 @@
         <w:spacing w:before="0" w:after="0" w:line="240" w:lineRule="auto"/>
       </w:pPr>
       <w:rPr>
+        <w:rFonts w:ascii="Arial" w:hAnsi="Arial" w:cs="Arial" w:eastAsia="Arial"/>
         <w:b/>
         <w:bCs/>
         <w:color w:val="FFFFFF" w:themeColor="background1"/>
@@ -7639,6 +8101,7 @@
         <w:spacing w:before="0" w:after="0" w:line="240" w:lineRule="auto"/>
       </w:pPr>
       <w:rPr>
+        <w:rFonts w:ascii="Arial" w:hAnsi="Arial" w:cs="Arial" w:eastAsia="Arial"/>
         <w:b/>
         <w:bCs/>
       </w:rPr>
@@ -7656,12 +8119,14 @@
     </w:tblStylePr>
     <w:tblStylePr w:type="firstCol">
       <w:rPr>
+        <w:rFonts w:ascii="Arial" w:hAnsi="Arial" w:cs="Arial" w:eastAsia="Arial"/>
         <w:b/>
         <w:bCs/>
       </w:rPr>
     </w:tblStylePr>
     <w:tblStylePr w:type="lastCol">
       <w:rPr>
+        <w:rFonts w:ascii="Arial" w:hAnsi="Arial" w:cs="Arial" w:eastAsia="Arial"/>
         <w:b/>
         <w:bCs/>
       </w:rPr>
@@ -7698,7 +8163,7 @@
     <w:uiPriority w:val="63"/>
     <w:rsid w:val="00CB0664"/>
     <w:pPr>
-      <w:spacing w:after="0" w:line="240" w:lineRule="auto"/>
+      <w:spacing w:after="0" w:line="480" w:lineRule="auto"/>
     </w:pPr>
     <w:tblPr>
       <w:tblStyleRowBandSize w:val="1"/>
@@ -7723,6 +8188,7 @@
         <w:spacing w:before="0" w:after="0" w:line="240" w:lineRule="auto"/>
       </w:pPr>
       <w:rPr>
+        <w:rFonts w:ascii="Arial" w:hAnsi="Arial" w:cs="Arial" w:eastAsia="Arial"/>
         <w:b/>
         <w:bCs/>
         <w:color w:val="FFFFFF" w:themeColor="background1"/>
@@ -7745,6 +8211,7 @@
         <w:spacing w:before="0" w:after="0" w:line="240" w:lineRule="auto"/>
       </w:pPr>
       <w:rPr>
+        <w:rFonts w:ascii="Arial" w:hAnsi="Arial" w:cs="Arial" w:eastAsia="Arial"/>
         <w:b/>
         <w:bCs/>
       </w:rPr>
@@ -7762,12 +8229,14 @@
     </w:tblStylePr>
     <w:tblStylePr w:type="firstCol">
       <w:rPr>
+        <w:rFonts w:ascii="Arial" w:hAnsi="Arial" w:cs="Arial" w:eastAsia="Arial"/>
         <w:b/>
         <w:bCs/>
       </w:rPr>
     </w:tblStylePr>
     <w:tblStylePr w:type="lastCol">
       <w:rPr>
+        <w:rFonts w:ascii="Arial" w:hAnsi="Arial" w:cs="Arial" w:eastAsia="Arial"/>
         <w:b/>
         <w:bCs/>
       </w:rPr>
@@ -7804,7 +8273,7 @@
     <w:uiPriority w:val="63"/>
     <w:rsid w:val="00CB0664"/>
     <w:pPr>
-      <w:spacing w:after="0" w:line="240" w:lineRule="auto"/>
+      <w:spacing w:after="0" w:line="480" w:lineRule="auto"/>
     </w:pPr>
     <w:tblPr>
       <w:tblStyleRowBandSize w:val="1"/>
@@ -7829,6 +8298,7 @@
         <w:spacing w:before="0" w:after="0" w:line="240" w:lineRule="auto"/>
       </w:pPr>
       <w:rPr>
+        <w:rFonts w:ascii="Arial" w:hAnsi="Arial" w:cs="Arial" w:eastAsia="Arial"/>
         <w:b/>
         <w:bCs/>
         <w:color w:val="FFFFFF" w:themeColor="background1"/>
@@ -7851,6 +8321,7 @@
         <w:spacing w:before="0" w:after="0" w:line="240" w:lineRule="auto"/>
       </w:pPr>
       <w:rPr>
+        <w:rFonts w:ascii="Arial" w:hAnsi="Arial" w:cs="Arial" w:eastAsia="Arial"/>
         <w:b/>
         <w:bCs/>
       </w:rPr>
@@ -7868,12 +8339,14 @@
     </w:tblStylePr>
     <w:tblStylePr w:type="firstCol">
       <w:rPr>
+        <w:rFonts w:ascii="Arial" w:hAnsi="Arial" w:cs="Arial" w:eastAsia="Arial"/>
         <w:b/>
         <w:bCs/>
       </w:rPr>
     </w:tblStylePr>
     <w:tblStylePr w:type="lastCol">
       <w:rPr>
+        <w:rFonts w:ascii="Arial" w:hAnsi="Arial" w:cs="Arial" w:eastAsia="Arial"/>
         <w:b/>
         <w:bCs/>
       </w:rPr>
@@ -7910,7 +8383,7 @@
     <w:uiPriority w:val="63"/>
     <w:rsid w:val="00CB0664"/>
     <w:pPr>
-      <w:spacing w:after="0" w:line="240" w:lineRule="auto"/>
+      <w:spacing w:after="0" w:line="480" w:lineRule="auto"/>
     </w:pPr>
     <w:tblPr>
       <w:tblStyleRowBandSize w:val="1"/>
@@ -7935,6 +8408,7 @@
         <w:spacing w:before="0" w:after="0" w:line="240" w:lineRule="auto"/>
       </w:pPr>
       <w:rPr>
+        <w:rFonts w:ascii="Arial" w:hAnsi="Arial" w:cs="Arial" w:eastAsia="Arial"/>
         <w:b/>
         <w:bCs/>
         <w:color w:val="FFFFFF" w:themeColor="background1"/>
@@ -7957,6 +8431,7 @@
         <w:spacing w:before="0" w:after="0" w:line="240" w:lineRule="auto"/>
       </w:pPr>
       <w:rPr>
+        <w:rFonts w:ascii="Arial" w:hAnsi="Arial" w:cs="Arial" w:eastAsia="Arial"/>
         <w:b/>
         <w:bCs/>
       </w:rPr>
@@ -7974,12 +8449,14 @@
     </w:tblStylePr>
     <w:tblStylePr w:type="firstCol">
       <w:rPr>
+        <w:rFonts w:ascii="Arial" w:hAnsi="Arial" w:cs="Arial" w:eastAsia="Arial"/>
         <w:b/>
         <w:bCs/>
       </w:rPr>
     </w:tblStylePr>
     <w:tblStylePr w:type="lastCol">
       <w:rPr>
+        <w:rFonts w:ascii="Arial" w:hAnsi="Arial" w:cs="Arial" w:eastAsia="Arial"/>
         <w:b/>
         <w:bCs/>
       </w:rPr>
@@ -8016,7 +8493,7 @@
     <w:uiPriority w:val="64"/>
     <w:rsid w:val="00CB0664"/>
     <w:pPr>
-      <w:spacing w:after="0" w:line="240" w:lineRule="auto"/>
+      <w:spacing w:after="0" w:line="480" w:lineRule="auto"/>
     </w:pPr>
     <w:tblPr>
       <w:tblStyleRowBandSize w:val="1"/>
@@ -8038,6 +8515,7 @@
         <w:spacing w:before="0" w:after="0" w:line="240" w:lineRule="auto"/>
       </w:pPr>
       <w:rPr>
+        <w:rFonts w:ascii="Arial" w:hAnsi="Arial" w:cs="Arial" w:eastAsia="Arial"/>
         <w:b/>
         <w:bCs/>
         <w:color w:val="FFFFFF" w:themeColor="background1"/>
@@ -8060,6 +8538,7 @@
         <w:spacing w:before="0" w:after="0" w:line="240" w:lineRule="auto"/>
       </w:pPr>
       <w:rPr>
+        <w:rFonts w:ascii="Arial" w:hAnsi="Arial" w:cs="Arial" w:eastAsia="Arial"/>
         <w:color w:val="auto"/>
       </w:rPr>
       <w:tblPr/>
@@ -8077,6 +8556,7 @@
     </w:tblStylePr>
     <w:tblStylePr w:type="firstCol">
       <w:rPr>
+        <w:rFonts w:ascii="Arial" w:hAnsi="Arial" w:cs="Arial" w:eastAsia="Arial"/>
         <w:b/>
         <w:bCs/>
         <w:color w:val="FFFFFF" w:themeColor="background1"/>
@@ -8096,6 +8576,7 @@
     </w:tblStylePr>
     <w:tblStylePr w:type="lastCol">
       <w:rPr>
+        <w:rFonts w:ascii="Arial" w:hAnsi="Arial" w:cs="Arial" w:eastAsia="Arial"/>
         <w:b/>
         <w:bCs/>
         <w:color w:val="FFFFFF" w:themeColor="background1"/>
@@ -8144,6 +8625,7 @@
     </w:tblStylePr>
     <w:tblStylePr w:type="nwCell">
       <w:rPr>
+        <w:rFonts w:ascii="Arial" w:hAnsi="Arial" w:cs="Arial" w:eastAsia="Arial"/>
         <w:color w:val="FFFFFF" w:themeColor="background1"/>
       </w:rPr>
       <w:tblPr/>
@@ -8165,7 +8647,7 @@
     <w:uiPriority w:val="64"/>
     <w:rsid w:val="00CB0664"/>
     <w:pPr>
-      <w:spacing w:after="0" w:line="240" w:lineRule="auto"/>
+      <w:spacing w:after="0" w:line="480" w:lineRule="auto"/>
     </w:pPr>
     <w:tblPr>
       <w:tblStyleRowBandSize w:val="1"/>
@@ -8187,6 +8669,7 @@
         <w:spacing w:before="0" w:after="0" w:line="240" w:lineRule="auto"/>
       </w:pPr>
       <w:rPr>
+        <w:rFonts w:ascii="Arial" w:hAnsi="Arial" w:cs="Arial" w:eastAsia="Arial"/>
         <w:b/>
         <w:bCs/>
         <w:color w:val="FFFFFF" w:themeColor="background1"/>
@@ -8209,6 +8692,7 @@
         <w:spacing w:before="0" w:after="0" w:line="240" w:lineRule="auto"/>
       </w:pPr>
       <w:rPr>
+        <w:rFonts w:ascii="Arial" w:hAnsi="Arial" w:cs="Arial" w:eastAsia="Arial"/>
         <w:color w:val="auto"/>
       </w:rPr>
       <w:tblPr/>
@@ -8226,6 +8710,7 @@
     </w:tblStylePr>
     <w:tblStylePr w:type="firstCol">
       <w:rPr>
+        <w:rFonts w:ascii="Arial" w:hAnsi="Arial" w:cs="Arial" w:eastAsia="Arial"/>
         <w:b/>
         <w:bCs/>
         <w:color w:val="FFFFFF" w:themeColor="background1"/>
@@ -8245,6 +8730,7 @@
     </w:tblStylePr>
     <w:tblStylePr w:type="lastCol">
       <w:rPr>
+        <w:rFonts w:ascii="Arial" w:hAnsi="Arial" w:cs="Arial" w:eastAsia="Arial"/>
         <w:b/>
         <w:bCs/>
         <w:color w:val="FFFFFF" w:themeColor="background1"/>
@@ -8293,6 +8779,7 @@
     </w:tblStylePr>
     <w:tblStylePr w:type="nwCell">
       <w:rPr>
+        <w:rFonts w:ascii="Arial" w:hAnsi="Arial" w:cs="Arial" w:eastAsia="Arial"/>
         <w:color w:val="FFFFFF" w:themeColor="background1"/>
       </w:rPr>
       <w:tblPr/>
@@ -8314,7 +8801,7 @@
     <w:uiPriority w:val="64"/>
     <w:rsid w:val="00CB0664"/>
     <w:pPr>
-      <w:spacing w:after="0" w:line="240" w:lineRule="auto"/>
+      <w:spacing w:after="0" w:line="480" w:lineRule="auto"/>
     </w:pPr>
     <w:tblPr>
       <w:tblStyleRowBandSize w:val="1"/>
@@ -8336,6 +8823,7 @@
         <w:spacing w:before="0" w:after="0" w:line="240" w:lineRule="auto"/>
       </w:pPr>
       <w:rPr>
+        <w:rFonts w:ascii="Arial" w:hAnsi="Arial" w:cs="Arial" w:eastAsia="Arial"/>
         <w:b/>
         <w:bCs/>
         <w:color w:val="FFFFFF" w:themeColor="background1"/>
@@ -8358,6 +8846,7 @@
         <w:spacing w:before="0" w:after="0" w:line="240" w:lineRule="auto"/>
       </w:pPr>
       <w:rPr>
+        <w:rFonts w:ascii="Arial" w:hAnsi="Arial" w:cs="Arial" w:eastAsia="Arial"/>
         <w:color w:val="auto"/>
       </w:rPr>
       <w:tblPr/>
@@ -8375,6 +8864,7 @@
     </w:tblStylePr>
     <w:tblStylePr w:type="firstCol">
       <w:rPr>
+        <w:rFonts w:ascii="Arial" w:hAnsi="Arial" w:cs="Arial" w:eastAsia="Arial"/>
         <w:b/>
         <w:bCs/>
         <w:color w:val="FFFFFF" w:themeColor="background1"/>
@@ -8394,6 +8884,7 @@
     </w:tblStylePr>
     <w:tblStylePr w:type="lastCol">
       <w:rPr>
+        <w:rFonts w:ascii="Arial" w:hAnsi="Arial" w:cs="Arial" w:eastAsia="Arial"/>
         <w:b/>
         <w:bCs/>
         <w:color w:val="FFFFFF" w:themeColor="background1"/>
@@ -8442,6 +8933,7 @@
     </w:tblStylePr>
     <w:tblStylePr w:type="nwCell">
       <w:rPr>
+        <w:rFonts w:ascii="Arial" w:hAnsi="Arial" w:cs="Arial" w:eastAsia="Arial"/>
         <w:color w:val="FFFFFF" w:themeColor="background1"/>
       </w:rPr>
       <w:tblPr/>
@@ -8463,7 +8955,7 @@
     <w:uiPriority w:val="64"/>
     <w:rsid w:val="00CB0664"/>
     <w:pPr>
-      <w:spacing w:after="0" w:line="240" w:lineRule="auto"/>
+      <w:spacing w:after="0" w:line="480" w:lineRule="auto"/>
     </w:pPr>
     <w:tblPr>
       <w:tblStyleRowBandSize w:val="1"/>
@@ -8485,6 +8977,7 @@
         <w:spacing w:before="0" w:after="0" w:line="240" w:lineRule="auto"/>
       </w:pPr>
       <w:rPr>
+        <w:rFonts w:ascii="Arial" w:hAnsi="Arial" w:cs="Arial" w:eastAsia="Arial"/>
         <w:b/>
         <w:bCs/>
         <w:color w:val="FFFFFF" w:themeColor="background1"/>
@@ -8507,6 +9000,7 @@
         <w:spacing w:before="0" w:after="0" w:line="240" w:lineRule="auto"/>
       </w:pPr>
       <w:rPr>
+        <w:rFonts w:ascii="Arial" w:hAnsi="Arial" w:cs="Arial" w:eastAsia="Arial"/>
         <w:color w:val="auto"/>
       </w:rPr>
       <w:tblPr/>
@@ -8524,6 +9018,7 @@
     </w:tblStylePr>
     <w:tblStylePr w:type="firstCol">
       <w:rPr>
+        <w:rFonts w:ascii="Arial" w:hAnsi="Arial" w:cs="Arial" w:eastAsia="Arial"/>
         <w:b/>
         <w:bCs/>
         <w:color w:val="FFFFFF" w:themeColor="background1"/>
@@ -8543,6 +9038,7 @@
     </w:tblStylePr>
     <w:tblStylePr w:type="lastCol">
       <w:rPr>
+        <w:rFonts w:ascii="Arial" w:hAnsi="Arial" w:cs="Arial" w:eastAsia="Arial"/>
         <w:b/>
         <w:bCs/>
         <w:color w:val="FFFFFF" w:themeColor="background1"/>
@@ -8591,6 +9087,7 @@
     </w:tblStylePr>
     <w:tblStylePr w:type="nwCell">
       <w:rPr>
+        <w:rFonts w:ascii="Arial" w:hAnsi="Arial" w:cs="Arial" w:eastAsia="Arial"/>
         <w:color w:val="FFFFFF" w:themeColor="background1"/>
       </w:rPr>
       <w:tblPr/>
@@ -8612,7 +9109,7 @@
     <w:uiPriority w:val="64"/>
     <w:rsid w:val="00CB0664"/>
     <w:pPr>
-      <w:spacing w:after="0" w:line="240" w:lineRule="auto"/>
+      <w:spacing w:after="0" w:line="480" w:lineRule="auto"/>
     </w:pPr>
     <w:tblPr>
       <w:tblStyleRowBandSize w:val="1"/>
@@ -8634,6 +9131,7 @@
         <w:spacing w:before="0" w:after="0" w:line="240" w:lineRule="auto"/>
       </w:pPr>
       <w:rPr>
+        <w:rFonts w:ascii="Arial" w:hAnsi="Arial" w:cs="Arial" w:eastAsia="Arial"/>
         <w:b/>
         <w:bCs/>
         <w:color w:val="FFFFFF" w:themeColor="background1"/>
@@ -8656,6 +9154,7 @@
         <w:spacing w:before="0" w:after="0" w:line="240" w:lineRule="auto"/>
       </w:pPr>
       <w:rPr>
+        <w:rFonts w:ascii="Arial" w:hAnsi="Arial" w:cs="Arial" w:eastAsia="Arial"/>
         <w:color w:val="auto"/>
       </w:rPr>
       <w:tblPr/>
@@ -8673,6 +9172,7 @@
     </w:tblStylePr>
     <w:tblStylePr w:type="firstCol">
       <w:rPr>
+        <w:rFonts w:ascii="Arial" w:hAnsi="Arial" w:cs="Arial" w:eastAsia="Arial"/>
         <w:b/>
         <w:bCs/>
         <w:color w:val="FFFFFF" w:themeColor="background1"/>
@@ -8692,6 +9192,7 @@
     </w:tblStylePr>
     <w:tblStylePr w:type="lastCol">
       <w:rPr>
+        <w:rFonts w:ascii="Arial" w:hAnsi="Arial" w:cs="Arial" w:eastAsia="Arial"/>
         <w:b/>
         <w:bCs/>
         <w:color w:val="FFFFFF" w:themeColor="background1"/>
@@ -8740,6 +9241,7 @@
     </w:tblStylePr>
     <w:tblStylePr w:type="nwCell">
       <w:rPr>
+        <w:rFonts w:ascii="Arial" w:hAnsi="Arial" w:cs="Arial" w:eastAsia="Arial"/>
         <w:color w:val="FFFFFF" w:themeColor="background1"/>
       </w:rPr>
       <w:tblPr/>
@@ -8761,7 +9263,7 @@
     <w:uiPriority w:val="64"/>
     <w:rsid w:val="00CB0664"/>
     <w:pPr>
-      <w:spacing w:after="0" w:line="240" w:lineRule="auto"/>
+      <w:spacing w:after="0" w:line="480" w:lineRule="auto"/>
     </w:pPr>
     <w:tblPr>
       <w:tblStyleRowBandSize w:val="1"/>
@@ -8783,6 +9285,7 @@
         <w:spacing w:before="0" w:after="0" w:line="240" w:lineRule="auto"/>
       </w:pPr>
       <w:rPr>
+        <w:rFonts w:ascii="Arial" w:hAnsi="Arial" w:cs="Arial" w:eastAsia="Arial"/>
         <w:b/>
         <w:bCs/>
         <w:color w:val="FFFFFF" w:themeColor="background1"/>
@@ -8805,6 +9308,7 @@
         <w:spacing w:before="0" w:after="0" w:line="240" w:lineRule="auto"/>
       </w:pPr>
       <w:rPr>
+        <w:rFonts w:ascii="Arial" w:hAnsi="Arial" w:cs="Arial" w:eastAsia="Arial"/>
         <w:color w:val="auto"/>
       </w:rPr>
       <w:tblPr/>
@@ -8822,6 +9326,7 @@
     </w:tblStylePr>
     <w:tblStylePr w:type="firstCol">
       <w:rPr>
+        <w:rFonts w:ascii="Arial" w:hAnsi="Arial" w:cs="Arial" w:eastAsia="Arial"/>
         <w:b/>
         <w:bCs/>
         <w:color w:val="FFFFFF" w:themeColor="background1"/>
@@ -8841,6 +9346,7 @@
     </w:tblStylePr>
     <w:tblStylePr w:type="lastCol">
       <w:rPr>
+        <w:rFonts w:ascii="Arial" w:hAnsi="Arial" w:cs="Arial" w:eastAsia="Arial"/>
         <w:b/>
         <w:bCs/>
         <w:color w:val="FFFFFF" w:themeColor="background1"/>
@@ -8889,6 +9395,7 @@
     </w:tblStylePr>
     <w:tblStylePr w:type="nwCell">
       <w:rPr>
+        <w:rFonts w:ascii="Arial" w:hAnsi="Arial" w:cs="Arial" w:eastAsia="Arial"/>
         <w:color w:val="FFFFFF" w:themeColor="background1"/>
       </w:rPr>
       <w:tblPr/>
@@ -8910,7 +9417,7 @@
     <w:uiPriority w:val="64"/>
     <w:rsid w:val="00CB0664"/>
     <w:pPr>
-      <w:spacing w:after="0" w:line="240" w:lineRule="auto"/>
+      <w:spacing w:after="0" w:line="480" w:lineRule="auto"/>
     </w:pPr>
     <w:tblPr>
       <w:tblStyleRowBandSize w:val="1"/>
@@ -8932,6 +9439,7 @@
         <w:spacing w:before="0" w:after="0" w:line="240" w:lineRule="auto"/>
       </w:pPr>
       <w:rPr>
+        <w:rFonts w:ascii="Arial" w:hAnsi="Arial" w:cs="Arial" w:eastAsia="Arial"/>
         <w:b/>
         <w:bCs/>
         <w:color w:val="FFFFFF" w:themeColor="background1"/>
@@ -8954,6 +9462,7 @@
         <w:spacing w:before="0" w:after="0" w:line="240" w:lineRule="auto"/>
       </w:pPr>
       <w:rPr>
+        <w:rFonts w:ascii="Arial" w:hAnsi="Arial" w:cs="Arial" w:eastAsia="Arial"/>
         <w:color w:val="auto"/>
       </w:rPr>
       <w:tblPr/>
@@ -8971,6 +9480,7 @@
     </w:tblStylePr>
     <w:tblStylePr w:type="firstCol">
       <w:rPr>
+        <w:rFonts w:ascii="Arial" w:hAnsi="Arial" w:cs="Arial" w:eastAsia="Arial"/>
         <w:b/>
         <w:bCs/>
         <w:color w:val="FFFFFF" w:themeColor="background1"/>
@@ -8990,6 +9500,7 @@
     </w:tblStylePr>
     <w:tblStylePr w:type="lastCol">
       <w:rPr>
+        <w:rFonts w:ascii="Arial" w:hAnsi="Arial" w:cs="Arial" w:eastAsia="Arial"/>
         <w:b/>
         <w:bCs/>
         <w:color w:val="FFFFFF" w:themeColor="background1"/>
@@ -9038,6 +9549,7 @@
     </w:tblStylePr>
     <w:tblStylePr w:type="nwCell">
       <w:rPr>
+        <w:rFonts w:ascii="Arial" w:hAnsi="Arial" w:cs="Arial" w:eastAsia="Arial"/>
         <w:color w:val="FFFFFF" w:themeColor="background1"/>
       </w:rPr>
       <w:tblPr/>
@@ -9059,9 +9571,10 @@
     <w:uiPriority w:val="65"/>
     <w:rsid w:val="00CB0664"/>
     <w:pPr>
-      <w:spacing w:after="0" w:line="240" w:lineRule="auto"/>
+      <w:spacing w:after="0" w:line="480" w:lineRule="auto"/>
     </w:pPr>
     <w:rPr>
+      <w:rFonts w:ascii="Arial" w:hAnsi="Arial" w:cs="Arial" w:eastAsia="Arial"/>
       <w:color w:val="000000" w:themeColor="text1"/>
     </w:rPr>
     <w:tblPr>
@@ -9081,7 +9594,7 @@
     </w:tblPr>
     <w:tblStylePr w:type="firstRow">
       <w:rPr>
-        <w:rFonts w:asciiTheme="majorHAnsi" w:eastAsiaTheme="majorEastAsia" w:hAnsiTheme="majorHAnsi" w:cstheme="majorBidi"/>
+        <w:rFonts w:ascii="Arial" w:hAnsi="Arial" w:cs="Arial" w:eastAsia="Arial"/>
       </w:rPr>
       <w:tblPr/>
       <w:tcPr>
@@ -9093,6 +9606,7 @@
     </w:tblStylePr>
     <w:tblStylePr w:type="lastRow">
       <w:rPr>
+        <w:rFonts w:ascii="Arial" w:hAnsi="Arial" w:cs="Arial" w:eastAsia="Arial"/>
         <w:b/>
         <w:bCs/>
         <w:color w:val="1F497D" w:themeColor="text2"/>
@@ -9107,12 +9621,14 @@
     </w:tblStylePr>
     <w:tblStylePr w:type="firstCol">
       <w:rPr>
+        <w:rFonts w:ascii="Arial" w:hAnsi="Arial" w:cs="Arial" w:eastAsia="Arial"/>
         <w:b/>
         <w:bCs/>
       </w:rPr>
     </w:tblStylePr>
     <w:tblStylePr w:type="lastCol">
       <w:rPr>
+        <w:rFonts w:ascii="Arial" w:hAnsi="Arial" w:cs="Arial" w:eastAsia="Arial"/>
         <w:b/>
         <w:bCs/>
       </w:rPr>
@@ -9143,9 +9659,10 @@
     <w:uiPriority w:val="65"/>
     <w:rsid w:val="00CB0664"/>
     <w:pPr>
-      <w:spacing w:after="0" w:line="240" w:lineRule="auto"/>
+      <w:spacing w:after="0" w:line="480" w:lineRule="auto"/>
     </w:pPr>
     <w:rPr>
+      <w:rFonts w:ascii="Arial" w:hAnsi="Arial" w:cs="Arial" w:eastAsia="Arial"/>
       <w:color w:val="000000" w:themeColor="text1"/>
     </w:rPr>
     <w:tblPr>
@@ -9165,7 +9682,7 @@
     </w:tblPr>
     <w:tblStylePr w:type="firstRow">
       <w:rPr>
-        <w:rFonts w:asciiTheme="majorHAnsi" w:eastAsiaTheme="majorEastAsia" w:hAnsiTheme="majorHAnsi" w:cstheme="majorBidi"/>
+        <w:rFonts w:ascii="Arial" w:hAnsi="Arial" w:cs="Arial" w:eastAsia="Arial"/>
       </w:rPr>
       <w:tblPr/>
       <w:tcPr>
@@ -9177,6 +9694,7 @@
     </w:tblStylePr>
     <w:tblStylePr w:type="lastRow">
       <w:rPr>
+        <w:rFonts w:ascii="Arial" w:hAnsi="Arial" w:cs="Arial" w:eastAsia="Arial"/>
         <w:b/>
         <w:bCs/>
         <w:color w:val="1F497D" w:themeColor="text2"/>
@@ -9191,12 +9709,14 @@
     </w:tblStylePr>
     <w:tblStylePr w:type="firstCol">
       <w:rPr>
+        <w:rFonts w:ascii="Arial" w:hAnsi="Arial" w:cs="Arial" w:eastAsia="Arial"/>
         <w:b/>
         <w:bCs/>
       </w:rPr>
     </w:tblStylePr>
     <w:tblStylePr w:type="lastCol">
       <w:rPr>
+        <w:rFonts w:ascii="Arial" w:hAnsi="Arial" w:cs="Arial" w:eastAsia="Arial"/>
         <w:b/>
         <w:bCs/>
       </w:rPr>
@@ -9227,9 +9747,10 @@
     <w:uiPriority w:val="65"/>
     <w:rsid w:val="00CB0664"/>
     <w:pPr>
-      <w:spacing w:after="0" w:line="240" w:lineRule="auto"/>
+      <w:spacing w:after="0" w:line="480" w:lineRule="auto"/>
     </w:pPr>
     <w:rPr>
+      <w:rFonts w:ascii="Arial" w:hAnsi="Arial" w:cs="Arial" w:eastAsia="Arial"/>
       <w:color w:val="000000" w:themeColor="text1"/>
     </w:rPr>
     <w:tblPr>
@@ -9249,7 +9770,7 @@
     </w:tblPr>
     <w:tblStylePr w:type="firstRow">
       <w:rPr>
-        <w:rFonts w:asciiTheme="majorHAnsi" w:eastAsiaTheme="majorEastAsia" w:hAnsiTheme="majorHAnsi" w:cstheme="majorBidi"/>
+        <w:rFonts w:ascii="Arial" w:hAnsi="Arial" w:cs="Arial" w:eastAsia="Arial"/>
       </w:rPr>
       <w:tblPr/>
       <w:tcPr>
@@ -9261,6 +9782,7 @@
     </w:tblStylePr>
     <w:tblStylePr w:type="lastRow">
       <w:rPr>
+        <w:rFonts w:ascii="Arial" w:hAnsi="Arial" w:cs="Arial" w:eastAsia="Arial"/>
         <w:b/>
         <w:bCs/>
         <w:color w:val="1F497D" w:themeColor="text2"/>
@@ -9275,12 +9797,14 @@
     </w:tblStylePr>
     <w:tblStylePr w:type="firstCol">
       <w:rPr>
+        <w:rFonts w:ascii="Arial" w:hAnsi="Arial" w:cs="Arial" w:eastAsia="Arial"/>
         <w:b/>
         <w:bCs/>
       </w:rPr>
     </w:tblStylePr>
     <w:tblStylePr w:type="lastCol">
       <w:rPr>
+        <w:rFonts w:ascii="Arial" w:hAnsi="Arial" w:cs="Arial" w:eastAsia="Arial"/>
         <w:b/>
         <w:bCs/>
       </w:rPr>
@@ -9311,9 +9835,10 @@
     <w:uiPriority w:val="65"/>
     <w:rsid w:val="00CB0664"/>
     <w:pPr>
-      <w:spacing w:after="0" w:line="240" w:lineRule="auto"/>
+      <w:spacing w:after="0" w:line="480" w:lineRule="auto"/>
     </w:pPr>
     <w:rPr>
+      <w:rFonts w:ascii="Arial" w:hAnsi="Arial" w:cs="Arial" w:eastAsia="Arial"/>
       <w:color w:val="000000" w:themeColor="text1"/>
     </w:rPr>
     <w:tblPr>
@@ -9333,7 +9858,7 @@
     </w:tblPr>
     <w:tblStylePr w:type="firstRow">
       <w:rPr>
-        <w:rFonts w:asciiTheme="majorHAnsi" w:eastAsiaTheme="majorEastAsia" w:hAnsiTheme="majorHAnsi" w:cstheme="majorBidi"/>
+        <w:rFonts w:ascii="Arial" w:hAnsi="Arial" w:cs="Arial" w:eastAsia="Arial"/>
       </w:rPr>
       <w:tblPr/>
       <w:tcPr>
@@ -9345,6 +9870,7 @@
     </w:tblStylePr>
     <w:tblStylePr w:type="lastRow">
       <w:rPr>
+        <w:rFonts w:ascii="Arial" w:hAnsi="Arial" w:cs="Arial" w:eastAsia="Arial"/>
         <w:b/>
         <w:bCs/>
         <w:color w:val="1F497D" w:themeColor="text2"/>
@@ -9359,12 +9885,14 @@
     </w:tblStylePr>
     <w:tblStylePr w:type="firstCol">
       <w:rPr>
+        <w:rFonts w:ascii="Arial" w:hAnsi="Arial" w:cs="Arial" w:eastAsia="Arial"/>
         <w:b/>
         <w:bCs/>
       </w:rPr>
     </w:tblStylePr>
     <w:tblStylePr w:type="lastCol">
       <w:rPr>
+        <w:rFonts w:ascii="Arial" w:hAnsi="Arial" w:cs="Arial" w:eastAsia="Arial"/>
         <w:b/>
         <w:bCs/>
       </w:rPr>
@@ -9395,9 +9923,10 @@
     <w:uiPriority w:val="65"/>
     <w:rsid w:val="00CB0664"/>
     <w:pPr>
-      <w:spacing w:after="0" w:line="240" w:lineRule="auto"/>
+      <w:spacing w:after="0" w:line="480" w:lineRule="auto"/>
     </w:pPr>
     <w:rPr>
+      <w:rFonts w:ascii="Arial" w:hAnsi="Arial" w:cs="Arial" w:eastAsia="Arial"/>
       <w:color w:val="000000" w:themeColor="text1"/>
     </w:rPr>
     <w:tblPr>
@@ -9417,7 +9946,7 @@
     </w:tblPr>
     <w:tblStylePr w:type="firstRow">
       <w:rPr>
-        <w:rFonts w:asciiTheme="majorHAnsi" w:eastAsiaTheme="majorEastAsia" w:hAnsiTheme="majorHAnsi" w:cstheme="majorBidi"/>
+        <w:rFonts w:ascii="Arial" w:hAnsi="Arial" w:cs="Arial" w:eastAsia="Arial"/>
       </w:rPr>
       <w:tblPr/>
       <w:tcPr>
@@ -9429,6 +9958,7 @@
     </w:tblStylePr>
     <w:tblStylePr w:type="lastRow">
       <w:rPr>
+        <w:rFonts w:ascii="Arial" w:hAnsi="Arial" w:cs="Arial" w:eastAsia="Arial"/>
         <w:b/>
         <w:bCs/>
         <w:color w:val="1F497D" w:themeColor="text2"/>
@@ -9443,12 +9973,14 @@
     </w:tblStylePr>
     <w:tblStylePr w:type="firstCol">
       <w:rPr>
+        <w:rFonts w:ascii="Arial" w:hAnsi="Arial" w:cs="Arial" w:eastAsia="Arial"/>
         <w:b/>
         <w:bCs/>
       </w:rPr>
     </w:tblStylePr>
     <w:tblStylePr w:type="lastCol">
       <w:rPr>
+        <w:rFonts w:ascii="Arial" w:hAnsi="Arial" w:cs="Arial" w:eastAsia="Arial"/>
         <w:b/>
         <w:bCs/>
       </w:rPr>
@@ -9479,9 +10011,10 @@
     <w:uiPriority w:val="65"/>
     <w:rsid w:val="00CB0664"/>
     <w:pPr>
-      <w:spacing w:after="0" w:line="240" w:lineRule="auto"/>
+      <w:spacing w:after="0" w:line="480" w:lineRule="auto"/>
     </w:pPr>
     <w:rPr>
+      <w:rFonts w:ascii="Arial" w:hAnsi="Arial" w:cs="Arial" w:eastAsia="Arial"/>
       <w:color w:val="000000" w:themeColor="text1"/>
     </w:rPr>
     <w:tblPr>
@@ -9501,7 +10034,7 @@
     </w:tblPr>
     <w:tblStylePr w:type="firstRow">
       <w:rPr>
-        <w:rFonts w:asciiTheme="majorHAnsi" w:eastAsiaTheme="majorEastAsia" w:hAnsiTheme="majorHAnsi" w:cstheme="majorBidi"/>
+        <w:rFonts w:ascii="Arial" w:hAnsi="Arial" w:cs="Arial" w:eastAsia="Arial"/>
       </w:rPr>
       <w:tblPr/>
       <w:tcPr>
@@ -9513,6 +10046,7 @@
     </w:tblStylePr>
     <w:tblStylePr w:type="lastRow">
       <w:rPr>
+        <w:rFonts w:ascii="Arial" w:hAnsi="Arial" w:cs="Arial" w:eastAsia="Arial"/>
         <w:b/>
         <w:bCs/>
         <w:color w:val="1F497D" w:themeColor="text2"/>
@@ -9527,12 +10061,14 @@
     </w:tblStylePr>
     <w:tblStylePr w:type="firstCol">
       <w:rPr>
+        <w:rFonts w:ascii="Arial" w:hAnsi="Arial" w:cs="Arial" w:eastAsia="Arial"/>
         <w:b/>
         <w:bCs/>
       </w:rPr>
     </w:tblStylePr>
     <w:tblStylePr w:type="lastCol">
       <w:rPr>
+        <w:rFonts w:ascii="Arial" w:hAnsi="Arial" w:cs="Arial" w:eastAsia="Arial"/>
         <w:b/>
         <w:bCs/>
       </w:rPr>
@@ -9563,9 +10099,10 @@
     <w:uiPriority w:val="65"/>
     <w:rsid w:val="00CB0664"/>
     <w:pPr>
-      <w:spacing w:after="0" w:line="240" w:lineRule="auto"/>
+      <w:spacing w:after="0" w:line="480" w:lineRule="auto"/>
     </w:pPr>
     <w:rPr>
+      <w:rFonts w:ascii="Arial" w:hAnsi="Arial" w:cs="Arial" w:eastAsia="Arial"/>
       <w:color w:val="000000" w:themeColor="text1"/>
     </w:rPr>
     <w:tblPr>
@@ -9585,7 +10122,7 @@
     </w:tblPr>
     <w:tblStylePr w:type="firstRow">
       <w:rPr>
-        <w:rFonts w:asciiTheme="majorHAnsi" w:eastAsiaTheme="majorEastAsia" w:hAnsiTheme="majorHAnsi" w:cstheme="majorBidi"/>
+        <w:rFonts w:ascii="Arial" w:hAnsi="Arial" w:cs="Arial" w:eastAsia="Arial"/>
       </w:rPr>
       <w:tblPr/>
       <w:tcPr>
@@ -9597,6 +10134,7 @@
     </w:tblStylePr>
     <w:tblStylePr w:type="lastRow">
       <w:rPr>
+        <w:rFonts w:ascii="Arial" w:hAnsi="Arial" w:cs="Arial" w:eastAsia="Arial"/>
         <w:b/>
         <w:bCs/>
         <w:color w:val="1F497D" w:themeColor="text2"/>
@@ -9611,12 +10149,14 @@
     </w:tblStylePr>
     <w:tblStylePr w:type="firstCol">
       <w:rPr>
+        <w:rFonts w:ascii="Arial" w:hAnsi="Arial" w:cs="Arial" w:eastAsia="Arial"/>
         <w:b/>
         <w:bCs/>
       </w:rPr>
     </w:tblStylePr>
     <w:tblStylePr w:type="lastCol">
       <w:rPr>
+        <w:rFonts w:ascii="Arial" w:hAnsi="Arial" w:cs="Arial" w:eastAsia="Arial"/>
         <w:b/>
         <w:bCs/>
       </w:rPr>
@@ -9647,10 +10187,10 @@
     <w:uiPriority w:val="66"/>
     <w:rsid w:val="00CB0664"/>
     <w:pPr>
-      <w:spacing w:after="0" w:line="240" w:lineRule="auto"/>
+      <w:spacing w:after="0" w:line="480" w:lineRule="auto"/>
     </w:pPr>
     <w:rPr>
-      <w:rFonts w:asciiTheme="majorHAnsi" w:eastAsiaTheme="majorEastAsia" w:hAnsiTheme="majorHAnsi" w:cstheme="majorBidi"/>
+      <w:rFonts w:ascii="Arial" w:hAnsi="Arial" w:cs="Arial" w:eastAsia="Arial"/>
       <w:color w:val="000000" w:themeColor="text1"/>
     </w:rPr>
     <w:tblPr>
@@ -9672,6 +10212,7 @@
     </w:tblPr>
     <w:tblStylePr w:type="firstRow">
       <w:rPr>
+        <w:rFonts w:ascii="Arial" w:hAnsi="Arial" w:cs="Arial" w:eastAsia="Arial"/>
         <w:sz w:val="24"/>
         <w:szCs w:val="24"/>
       </w:rPr>
@@ -9775,10 +10316,10 @@
     <w:uiPriority w:val="66"/>
     <w:rsid w:val="00CB0664"/>
     <w:pPr>
-      <w:spacing w:after="0" w:line="240" w:lineRule="auto"/>
+      <w:spacing w:after="0" w:line="480" w:lineRule="auto"/>
     </w:pPr>
     <w:rPr>
-      <w:rFonts w:asciiTheme="majorHAnsi" w:eastAsiaTheme="majorEastAsia" w:hAnsiTheme="majorHAnsi" w:cstheme="majorBidi"/>
+      <w:rFonts w:ascii="Arial" w:hAnsi="Arial" w:cs="Arial" w:eastAsia="Arial"/>
       <w:color w:val="000000" w:themeColor="text1"/>
     </w:rPr>
     <w:tblPr>
@@ -9800,6 +10341,7 @@
     </w:tblPr>
     <w:tblStylePr w:type="firstRow">
       <w:rPr>
+        <w:rFonts w:ascii="Arial" w:hAnsi="Arial" w:cs="Arial" w:eastAsia="Arial"/>
         <w:sz w:val="24"/>
         <w:szCs w:val="24"/>
       </w:rPr>
@@ -9903,10 +10445,10 @@
     <w:uiPriority w:val="66"/>
     <w:rsid w:val="00CB0664"/>
     <w:pPr>
-      <w:spacing w:after="0" w:line="240" w:lineRule="auto"/>
+      <w:spacing w:after="0" w:line="480" w:lineRule="auto"/>
     </w:pPr>
     <w:rPr>
-      <w:rFonts w:asciiTheme="majorHAnsi" w:eastAsiaTheme="majorEastAsia" w:hAnsiTheme="majorHAnsi" w:cstheme="majorBidi"/>
+      <w:rFonts w:ascii="Arial" w:hAnsi="Arial" w:cs="Arial" w:eastAsia="Arial"/>
       <w:color w:val="000000" w:themeColor="text1"/>
     </w:rPr>
     <w:tblPr>
@@ -9928,6 +10470,7 @@
     </w:tblPr>
     <w:tblStylePr w:type="firstRow">
       <w:rPr>
+        <w:rFonts w:ascii="Arial" w:hAnsi="Arial" w:cs="Arial" w:eastAsia="Arial"/>
         <w:sz w:val="24"/>
         <w:szCs w:val="24"/>
       </w:rPr>
@@ -10031,10 +10574,10 @@
     <w:uiPriority w:val="66"/>
     <w:rsid w:val="00CB0664"/>
     <w:pPr>
-      <w:spacing w:after="0" w:line="240" w:lineRule="auto"/>
+      <w:spacing w:after="0" w:line="480" w:lineRule="auto"/>
     </w:pPr>
     <w:rPr>
-      <w:rFonts w:asciiTheme="majorHAnsi" w:eastAsiaTheme="majorEastAsia" w:hAnsiTheme="majorHAnsi" w:cstheme="majorBidi"/>
+      <w:rFonts w:ascii="Arial" w:hAnsi="Arial" w:cs="Arial" w:eastAsia="Arial"/>
       <w:color w:val="000000" w:themeColor="text1"/>
     </w:rPr>
     <w:tblPr>
@@ -10056,6 +10599,7 @@
     </w:tblPr>
     <w:tblStylePr w:type="firstRow">
       <w:rPr>
+        <w:rFonts w:ascii="Arial" w:hAnsi="Arial" w:cs="Arial" w:eastAsia="Arial"/>
         <w:sz w:val="24"/>
         <w:szCs w:val="24"/>
       </w:rPr>
@@ -10159,10 +10703,10 @@
     <w:uiPriority w:val="66"/>
     <w:rsid w:val="00CB0664"/>
     <w:pPr>
-      <w:spacing w:after="0" w:line="240" w:lineRule="auto"/>
+      <w:spacing w:after="0" w:line="480" w:lineRule="auto"/>
     </w:pPr>
     <w:rPr>
-      <w:rFonts w:asciiTheme="majorHAnsi" w:eastAsiaTheme="majorEastAsia" w:hAnsiTheme="majorHAnsi" w:cstheme="majorBidi"/>
+      <w:rFonts w:ascii="Arial" w:hAnsi="Arial" w:cs="Arial" w:eastAsia="Arial"/>
       <w:color w:val="000000" w:themeColor="text1"/>
     </w:rPr>
     <w:tblPr>
@@ -10184,6 +10728,7 @@
     </w:tblPr>
     <w:tblStylePr w:type="firstRow">
       <w:rPr>
+        <w:rFonts w:ascii="Arial" w:hAnsi="Arial" w:cs="Arial" w:eastAsia="Arial"/>
         <w:sz w:val="24"/>
         <w:szCs w:val="24"/>
       </w:rPr>
@@ -10287,10 +10832,10 @@
     <w:uiPriority w:val="66"/>
     <w:rsid w:val="00CB0664"/>
     <w:pPr>
-      <w:spacing w:after="0" w:line="240" w:lineRule="auto"/>
+      <w:spacing w:after="0" w:line="480" w:lineRule="auto"/>
     </w:pPr>
     <w:rPr>
-      <w:rFonts w:asciiTheme="majorHAnsi" w:eastAsiaTheme="majorEastAsia" w:hAnsiTheme="majorHAnsi" w:cstheme="majorBidi"/>
+      <w:rFonts w:ascii="Arial" w:hAnsi="Arial" w:cs="Arial" w:eastAsia="Arial"/>
       <w:color w:val="000000" w:themeColor="text1"/>
     </w:rPr>
     <w:tblPr>
@@ -10312,6 +10857,7 @@
     </w:tblPr>
     <w:tblStylePr w:type="firstRow">
       <w:rPr>
+        <w:rFonts w:ascii="Arial" w:hAnsi="Arial" w:cs="Arial" w:eastAsia="Arial"/>
         <w:sz w:val="24"/>
         <w:szCs w:val="24"/>
       </w:rPr>
@@ -10415,10 +10961,10 @@
     <w:uiPriority w:val="66"/>
     <w:rsid w:val="00CB0664"/>
     <w:pPr>
-      <w:spacing w:after="0" w:line="240" w:lineRule="auto"/>
+      <w:spacing w:after="0" w:line="480" w:lineRule="auto"/>
     </w:pPr>
     <w:rPr>
-      <w:rFonts w:asciiTheme="majorHAnsi" w:eastAsiaTheme="majorEastAsia" w:hAnsiTheme="majorHAnsi" w:cstheme="majorBidi"/>
+      <w:rFonts w:ascii="Arial" w:hAnsi="Arial" w:cs="Arial" w:eastAsia="Arial"/>
       <w:color w:val="000000" w:themeColor="text1"/>
     </w:rPr>
     <w:tblPr>
@@ -10440,6 +10986,7 @@
     </w:tblPr>
     <w:tblStylePr w:type="firstRow">
       <w:rPr>
+        <w:rFonts w:ascii="Arial" w:hAnsi="Arial" w:cs="Arial" w:eastAsia="Arial"/>
         <w:sz w:val="24"/>
         <w:szCs w:val="24"/>
       </w:rPr>
@@ -10543,7 +11090,7 @@
     <w:uiPriority w:val="67"/>
     <w:rsid w:val="00CB0664"/>
     <w:pPr>
-      <w:spacing w:after="0" w:line="240" w:lineRule="auto"/>
+      <w:spacing w:after="0" w:line="480" w:lineRule="auto"/>
     </w:pPr>
     <w:tblPr>
       <w:tblStyleRowBandSize w:val="1"/>
@@ -10569,12 +11116,14 @@
     </w:tcPr>
     <w:tblStylePr w:type="firstRow">
       <w:rPr>
+        <w:rFonts w:ascii="Arial" w:hAnsi="Arial" w:cs="Arial" w:eastAsia="Arial"/>
         <w:b/>
         <w:bCs/>
       </w:rPr>
     </w:tblStylePr>
     <w:tblStylePr w:type="lastRow">
       <w:rPr>
+        <w:rFonts w:ascii="Arial" w:hAnsi="Arial" w:cs="Arial" w:eastAsia="Arial"/>
         <w:b/>
         <w:bCs/>
       </w:rPr>
@@ -10587,12 +11136,14 @@
     </w:tblStylePr>
     <w:tblStylePr w:type="firstCol">
       <w:rPr>
+        <w:rFonts w:ascii="Arial" w:hAnsi="Arial" w:cs="Arial" w:eastAsia="Arial"/>
         <w:b/>
         <w:bCs/>
       </w:rPr>
     </w:tblStylePr>
     <w:tblStylePr w:type="lastCol">
       <w:rPr>
+        <w:rFonts w:ascii="Arial" w:hAnsi="Arial" w:cs="Arial" w:eastAsia="Arial"/>
         <w:b/>
         <w:bCs/>
       </w:rPr>
@@ -10616,7 +11167,7 @@
     <w:uiPriority w:val="67"/>
     <w:rsid w:val="00CB0664"/>
     <w:pPr>
-      <w:spacing w:after="0" w:line="240" w:lineRule="auto"/>
+      <w:spacing w:after="0" w:line="480" w:lineRule="auto"/>
     </w:pPr>
     <w:tblPr>
       <w:tblStyleRowBandSize w:val="1"/>
@@ -10642,12 +11193,14 @@
     </w:tcPr>
     <w:tblStylePr w:type="firstRow">
       <w:rPr>
+        <w:rFonts w:ascii="Arial" w:hAnsi="Arial" w:cs="Arial" w:eastAsia="Arial"/>
         <w:b/>
         <w:bCs/>
       </w:rPr>
     </w:tblStylePr>
     <w:tblStylePr w:type="lastRow">
       <w:rPr>
+        <w:rFonts w:ascii="Arial" w:hAnsi="Arial" w:cs="Arial" w:eastAsia="Arial"/>
         <w:b/>
         <w:bCs/>
       </w:rPr>
@@ -10660,12 +11213,14 @@
     </w:tblStylePr>
     <w:tblStylePr w:type="firstCol">
       <w:rPr>
+        <w:rFonts w:ascii="Arial" w:hAnsi="Arial" w:cs="Arial" w:eastAsia="Arial"/>
         <w:b/>
         <w:bCs/>
       </w:rPr>
     </w:tblStylePr>
     <w:tblStylePr w:type="lastCol">
       <w:rPr>
+        <w:rFonts w:ascii="Arial" w:hAnsi="Arial" w:cs="Arial" w:eastAsia="Arial"/>
         <w:b/>
         <w:bCs/>
       </w:rPr>
@@ -10689,7 +11244,7 @@
     <w:uiPriority w:val="67"/>
     <w:rsid w:val="00CB0664"/>
     <w:pPr>
-      <w:spacing w:after="0" w:line="240" w:lineRule="auto"/>
+      <w:spacing w:after="0" w:line="480" w:lineRule="auto"/>
     </w:pPr>
     <w:tblPr>
       <w:tblStyleRowBandSize w:val="1"/>
@@ -10715,12 +11270,14 @@
     </w:tcPr>
     <w:tblStylePr w:type="firstRow">
       <w:rPr>
+        <w:rFonts w:ascii="Arial" w:hAnsi="Arial" w:cs="Arial" w:eastAsia="Arial"/>
         <w:b/>
         <w:bCs/>
       </w:rPr>
     </w:tblStylePr>
     <w:tblStylePr w:type="lastRow">
       <w:rPr>
+        <w:rFonts w:ascii="Arial" w:hAnsi="Arial" w:cs="Arial" w:eastAsia="Arial"/>
         <w:b/>
         <w:bCs/>
       </w:rPr>
@@ -10733,12 +11290,14 @@
     </w:tblStylePr>
     <w:tblStylePr w:type="firstCol">
       <w:rPr>
+        <w:rFonts w:ascii="Arial" w:hAnsi="Arial" w:cs="Arial" w:eastAsia="Arial"/>
         <w:b/>
         <w:bCs/>
       </w:rPr>
     </w:tblStylePr>
     <w:tblStylePr w:type="lastCol">
       <w:rPr>
+        <w:rFonts w:ascii="Arial" w:hAnsi="Arial" w:cs="Arial" w:eastAsia="Arial"/>
         <w:b/>
         <w:bCs/>
       </w:rPr>
@@ -10762,7 +11321,7 @@
     <w:uiPriority w:val="67"/>
     <w:rsid w:val="00CB0664"/>
     <w:pPr>
-      <w:spacing w:after="0" w:line="240" w:lineRule="auto"/>
+      <w:spacing w:after="0" w:line="480" w:lineRule="auto"/>
     </w:pPr>
     <w:tblPr>
       <w:tblStyleRowBandSize w:val="1"/>
@@ -10788,12 +11347,14 @@
     </w:tcPr>
     <w:tblStylePr w:type="firstRow">
       <w:rPr>
+        <w:rFonts w:ascii="Arial" w:hAnsi="Arial" w:cs="Arial" w:eastAsia="Arial"/>
         <w:b/>
         <w:bCs/>
       </w:rPr>
     </w:tblStylePr>
     <w:tblStylePr w:type="lastRow">
       <w:rPr>
+        <w:rFonts w:ascii="Arial" w:hAnsi="Arial" w:cs="Arial" w:eastAsia="Arial"/>
         <w:b/>
         <w:bCs/>
       </w:rPr>
@@ -10806,12 +11367,14 @@
     </w:tblStylePr>
     <w:tblStylePr w:type="firstCol">
       <w:rPr>
+        <w:rFonts w:ascii="Arial" w:hAnsi="Arial" w:cs="Arial" w:eastAsia="Arial"/>
         <w:b/>
         <w:bCs/>
       </w:rPr>
     </w:tblStylePr>
     <w:tblStylePr w:type="lastCol">
       <w:rPr>
+        <w:rFonts w:ascii="Arial" w:hAnsi="Arial" w:cs="Arial" w:eastAsia="Arial"/>
         <w:b/>
         <w:bCs/>
       </w:rPr>
@@ -10835,7 +11398,7 @@
     <w:uiPriority w:val="67"/>
     <w:rsid w:val="00CB0664"/>
     <w:pPr>
-      <w:spacing w:after="0" w:line="240" w:lineRule="auto"/>
+      <w:spacing w:after="0" w:line="480" w:lineRule="auto"/>
     </w:pPr>
     <w:tblPr>
       <w:tblStyleRowBandSize w:val="1"/>
@@ -10861,12 +11424,14 @@
     </w:tcPr>
     <w:tblStylePr w:type="firstRow">
       <w:rPr>
+        <w:rFonts w:ascii="Arial" w:hAnsi="Arial" w:cs="Arial" w:eastAsia="Arial"/>
         <w:b/>
         <w:bCs/>
       </w:rPr>
     </w:tblStylePr>
     <w:tblStylePr w:type="lastRow">
       <w:rPr>
+        <w:rFonts w:ascii="Arial" w:hAnsi="Arial" w:cs="Arial" w:eastAsia="Arial"/>
         <w:b/>
         <w:bCs/>
       </w:rPr>
@@ -10879,12 +11444,14 @@
     </w:tblStylePr>
     <w:tblStylePr w:type="firstCol">
       <w:rPr>
+        <w:rFonts w:ascii="Arial" w:hAnsi="Arial" w:cs="Arial" w:eastAsia="Arial"/>
         <w:b/>
         <w:bCs/>
       </w:rPr>
     </w:tblStylePr>
     <w:tblStylePr w:type="lastCol">
       <w:rPr>
+        <w:rFonts w:ascii="Arial" w:hAnsi="Arial" w:cs="Arial" w:eastAsia="Arial"/>
         <w:b/>
         <w:bCs/>
       </w:rPr>
@@ -10908,7 +11475,7 @@
     <w:uiPriority w:val="67"/>
     <w:rsid w:val="00CB0664"/>
     <w:pPr>
-      <w:spacing w:after="0" w:line="240" w:lineRule="auto"/>
+      <w:spacing w:after="0" w:line="480" w:lineRule="auto"/>
     </w:pPr>
     <w:tblPr>
       <w:tblStyleRowBandSize w:val="1"/>
@@ -10934,12 +11501,14 @@
     </w:tcPr>
     <w:tblStylePr w:type="firstRow">
       <w:rPr>
+        <w:rFonts w:ascii="Arial" w:hAnsi="Arial" w:cs="Arial" w:eastAsia="Arial"/>
         <w:b/>
         <w:bCs/>
       </w:rPr>
     </w:tblStylePr>
     <w:tblStylePr w:type="lastRow">
       <w:rPr>
+        <w:rFonts w:ascii="Arial" w:hAnsi="Arial" w:cs="Arial" w:eastAsia="Arial"/>
         <w:b/>
         <w:bCs/>
       </w:rPr>
@@ -10952,12 +11521,14 @@
     </w:tblStylePr>
     <w:tblStylePr w:type="firstCol">
       <w:rPr>
+        <w:rFonts w:ascii="Arial" w:hAnsi="Arial" w:cs="Arial" w:eastAsia="Arial"/>
         <w:b/>
         <w:bCs/>
       </w:rPr>
     </w:tblStylePr>
     <w:tblStylePr w:type="lastCol">
       <w:rPr>
+        <w:rFonts w:ascii="Arial" w:hAnsi="Arial" w:cs="Arial" w:eastAsia="Arial"/>
         <w:b/>
         <w:bCs/>
       </w:rPr>
@@ -10981,7 +11552,7 @@
     <w:uiPriority w:val="67"/>
     <w:rsid w:val="00CB0664"/>
     <w:pPr>
-      <w:spacing w:after="0" w:line="240" w:lineRule="auto"/>
+      <w:spacing w:after="0" w:line="480" w:lineRule="auto"/>
     </w:pPr>
     <w:tblPr>
       <w:tblStyleRowBandSize w:val="1"/>
@@ -11007,12 +11578,14 @@
     </w:tcPr>
     <w:tblStylePr w:type="firstRow">
       <w:rPr>
+        <w:rFonts w:ascii="Arial" w:hAnsi="Arial" w:cs="Arial" w:eastAsia="Arial"/>
         <w:b/>
         <w:bCs/>
       </w:rPr>
     </w:tblStylePr>
     <w:tblStylePr w:type="lastRow">
       <w:rPr>
+        <w:rFonts w:ascii="Arial" w:hAnsi="Arial" w:cs="Arial" w:eastAsia="Arial"/>
         <w:b/>
         <w:bCs/>
       </w:rPr>
@@ -11025,12 +11598,14 @@
     </w:tblStylePr>
     <w:tblStylePr w:type="firstCol">
       <w:rPr>
+        <w:rFonts w:ascii="Arial" w:hAnsi="Arial" w:cs="Arial" w:eastAsia="Arial"/>
         <w:b/>
         <w:bCs/>
       </w:rPr>
     </w:tblStylePr>
     <w:tblStylePr w:type="lastCol">
       <w:rPr>
+        <w:rFonts w:ascii="Arial" w:hAnsi="Arial" w:cs="Arial" w:eastAsia="Arial"/>
         <w:b/>
         <w:bCs/>
       </w:rPr>
@@ -11054,10 +11629,10 @@
     <w:uiPriority w:val="68"/>
     <w:rsid w:val="00CB0664"/>
     <w:pPr>
-      <w:spacing w:after="0" w:line="240" w:lineRule="auto"/>
+      <w:spacing w:after="0" w:line="480" w:lineRule="auto"/>
     </w:pPr>
     <w:rPr>
-      <w:rFonts w:asciiTheme="majorHAnsi" w:eastAsiaTheme="majorEastAsia" w:hAnsiTheme="majorHAnsi" w:cstheme="majorBidi"/>
+      <w:rFonts w:ascii="Arial" w:hAnsi="Arial" w:cs="Arial" w:eastAsia="Arial"/>
       <w:color w:val="000000" w:themeColor="text1"/>
     </w:rPr>
     <w:tblPr>
@@ -11084,6 +11659,7 @@
     </w:tcPr>
     <w:tblStylePr w:type="firstRow">
       <w:rPr>
+        <w:rFonts w:ascii="Arial" w:hAnsi="Arial" w:cs="Arial" w:eastAsia="Arial"/>
         <w:b/>
         <w:bCs/>
         <w:color w:val="000000" w:themeColor="text1"/>
@@ -11095,6 +11671,7 @@
     </w:tblStylePr>
     <w:tblStylePr w:type="lastRow">
       <w:rPr>
+        <w:rFonts w:ascii="Arial" w:hAnsi="Arial" w:cs="Arial" w:eastAsia="Arial"/>
         <w:b/>
         <w:bCs/>
         <w:color w:val="000000" w:themeColor="text1"/>
@@ -11114,6 +11691,7 @@
     </w:tblStylePr>
     <w:tblStylePr w:type="firstCol">
       <w:rPr>
+        <w:rFonts w:ascii="Arial" w:hAnsi="Arial" w:cs="Arial" w:eastAsia="Arial"/>
         <w:b/>
         <w:bCs/>
         <w:color w:val="000000" w:themeColor="text1"/>
@@ -11133,6 +11711,7 @@
     </w:tblStylePr>
     <w:tblStylePr w:type="lastCol">
       <w:rPr>
+        <w:rFonts w:ascii="Arial" w:hAnsi="Arial" w:cs="Arial" w:eastAsia="Arial"/>
         <w:b w:val="0"/>
         <w:bCs w:val="0"/>
         <w:color w:val="000000" w:themeColor="text1"/>
@@ -11179,10 +11758,10 @@
     <w:uiPriority w:val="68"/>
     <w:rsid w:val="00CB0664"/>
     <w:pPr>
-      <w:spacing w:after="0" w:line="240" w:lineRule="auto"/>
+      <w:spacing w:after="0" w:line="480" w:lineRule="auto"/>
     </w:pPr>
     <w:rPr>
-      <w:rFonts w:asciiTheme="majorHAnsi" w:eastAsiaTheme="majorEastAsia" w:hAnsiTheme="majorHAnsi" w:cstheme="majorBidi"/>
+      <w:rFonts w:ascii="Arial" w:hAnsi="Arial" w:cs="Arial" w:eastAsia="Arial"/>
       <w:color w:val="000000" w:themeColor="text1"/>
     </w:rPr>
     <w:tblPr>
@@ -11209,6 +11788,7 @@
     </w:tcPr>
     <w:tblStylePr w:type="firstRow">
       <w:rPr>
+        <w:rFonts w:ascii="Arial" w:hAnsi="Arial" w:cs="Arial" w:eastAsia="Arial"/>
         <w:b/>
         <w:bCs/>
         <w:color w:val="000000" w:themeColor="text1"/>
@@ -11220,6 +11800,7 @@
     </w:tblStylePr>
     <w:tblStylePr w:type="lastRow">
       <w:rPr>
+        <w:rFonts w:ascii="Arial" w:hAnsi="Arial" w:cs="Arial" w:eastAsia="Arial"/>
         <w:b/>
         <w:bCs/>
         <w:color w:val="000000" w:themeColor="text1"/>
@@ -11239,6 +11820,7 @@
     </w:tblStylePr>
     <w:tblStylePr w:type="firstCol">
       <w:rPr>
+        <w:rFonts w:ascii="Arial" w:hAnsi="Arial" w:cs="Arial" w:eastAsia="Arial"/>
         <w:b/>
         <w:bCs/>
         <w:color w:val="000000" w:themeColor="text1"/>
@@ -11258,6 +11840,7 @@
     </w:tblStylePr>
     <w:tblStylePr w:type="lastCol">
       <w:rPr>
+        <w:rFonts w:ascii="Arial" w:hAnsi="Arial" w:cs="Arial" w:eastAsia="Arial"/>
         <w:b w:val="0"/>
         <w:bCs w:val="0"/>
         <w:color w:val="000000" w:themeColor="text1"/>
@@ -11304,10 +11887,10 @@
     <w:uiPriority w:val="68"/>
     <w:rsid w:val="00CB0664"/>
     <w:pPr>
-      <w:spacing w:after="0" w:line="240" w:lineRule="auto"/>
+      <w:spacing w:after="0" w:line="480" w:lineRule="auto"/>
     </w:pPr>
     <w:rPr>
-      <w:rFonts w:asciiTheme="majorHAnsi" w:eastAsiaTheme="majorEastAsia" w:hAnsiTheme="majorHAnsi" w:cstheme="majorBidi"/>
+      <w:rFonts w:ascii="Arial" w:hAnsi="Arial" w:cs="Arial" w:eastAsia="Arial"/>
       <w:color w:val="000000" w:themeColor="text1"/>
     </w:rPr>
     <w:tblPr>
@@ -11334,6 +11917,7 @@
     </w:tcPr>
     <w:tblStylePr w:type="firstRow">
       <w:rPr>
+        <w:rFonts w:ascii="Arial" w:hAnsi="Arial" w:cs="Arial" w:eastAsia="Arial"/>
         <w:b/>
         <w:bCs/>
         <w:color w:val="000000" w:themeColor="text1"/>
@@ -11345,6 +11929,7 @@
     </w:tblStylePr>
     <w:tblStylePr w:type="lastRow">
       <w:rPr>
+        <w:rFonts w:ascii="Arial" w:hAnsi="Arial" w:cs="Arial" w:eastAsia="Arial"/>
         <w:b/>
         <w:bCs/>
         <w:color w:val="000000" w:themeColor="text1"/>
@@ -11364,6 +11949,7 @@
     </w:tblStylePr>
     <w:tblStylePr w:type="firstCol">
       <w:rPr>
+        <w:rFonts w:ascii="Arial" w:hAnsi="Arial" w:cs="Arial" w:eastAsia="Arial"/>
         <w:b/>
         <w:bCs/>
         <w:color w:val="000000" w:themeColor="text1"/>
@@ -11383,6 +11969,7 @@
     </w:tblStylePr>
     <w:tblStylePr w:type="lastCol">
       <w:rPr>
+        <w:rFonts w:ascii="Arial" w:hAnsi="Arial" w:cs="Arial" w:eastAsia="Arial"/>
         <w:b w:val="0"/>
         <w:bCs w:val="0"/>
         <w:color w:val="000000" w:themeColor="text1"/>
@@ -11429,10 +12016,10 @@
     <w:uiPriority w:val="68"/>
     <w:rsid w:val="00CB0664"/>
     <w:pPr>
-      <w:spacing w:after="0" w:line="240" w:lineRule="auto"/>
+      <w:spacing w:after="0" w:line="480" w:lineRule="auto"/>
     </w:pPr>
     <w:rPr>
-      <w:rFonts w:asciiTheme="majorHAnsi" w:eastAsiaTheme="majorEastAsia" w:hAnsiTheme="majorHAnsi" w:cstheme="majorBidi"/>
+      <w:rFonts w:ascii="Arial" w:hAnsi="Arial" w:cs="Arial" w:eastAsia="Arial"/>
       <w:color w:val="000000" w:themeColor="text1"/>
     </w:rPr>
     <w:tblPr>
@@ -11459,6 +12046,7 @@
     </w:tcPr>
     <w:tblStylePr w:type="firstRow">
       <w:rPr>
+        <w:rFonts w:ascii="Arial" w:hAnsi="Arial" w:cs="Arial" w:eastAsia="Arial"/>
         <w:b/>
         <w:bCs/>
         <w:color w:val="000000" w:themeColor="text1"/>
@@ -11470,6 +12058,7 @@
     </w:tblStylePr>
     <w:tblStylePr w:type="lastRow">
       <w:rPr>
+        <w:rFonts w:ascii="Arial" w:hAnsi="Arial" w:cs="Arial" w:eastAsia="Arial"/>
         <w:b/>
         <w:bCs/>
         <w:color w:val="000000" w:themeColor="text1"/>
@@ -11489,6 +12078,7 @@
     </w:tblStylePr>
     <w:tblStylePr w:type="firstCol">
       <w:rPr>
+        <w:rFonts w:ascii="Arial" w:hAnsi="Arial" w:cs="Arial" w:eastAsia="Arial"/>
         <w:b/>
         <w:bCs/>
         <w:color w:val="000000" w:themeColor="text1"/>
@@ -11508,6 +12098,7 @@
     </w:tblStylePr>
     <w:tblStylePr w:type="lastCol">
       <w:rPr>
+        <w:rFonts w:ascii="Arial" w:hAnsi="Arial" w:cs="Arial" w:eastAsia="Arial"/>
         <w:b w:val="0"/>
         <w:bCs w:val="0"/>
         <w:color w:val="000000" w:themeColor="text1"/>
@@ -11554,10 +12145,10 @@
     <w:uiPriority w:val="68"/>
     <w:rsid w:val="00CB0664"/>
     <w:pPr>
-      <w:spacing w:after="0" w:line="240" w:lineRule="auto"/>
+      <w:spacing w:after="0" w:line="480" w:lineRule="auto"/>
     </w:pPr>
     <w:rPr>
-      <w:rFonts w:asciiTheme="majorHAnsi" w:eastAsiaTheme="majorEastAsia" w:hAnsiTheme="majorHAnsi" w:cstheme="majorBidi"/>
+      <w:rFonts w:ascii="Arial" w:hAnsi="Arial" w:cs="Arial" w:eastAsia="Arial"/>
       <w:color w:val="000000" w:themeColor="text1"/>
     </w:rPr>
     <w:tblPr>
@@ -11584,6 +12175,7 @@
     </w:tcPr>
     <w:tblStylePr w:type="firstRow">
       <w:rPr>
+        <w:rFonts w:ascii="Arial" w:hAnsi="Arial" w:cs="Arial" w:eastAsia="Arial"/>
         <w:b/>
         <w:bCs/>
         <w:color w:val="000000" w:themeColor="text1"/>
@@ -11595,6 +12187,7 @@
     </w:tblStylePr>
     <w:tblStylePr w:type="lastRow">
       <w:rPr>
+        <w:rFonts w:ascii="Arial" w:hAnsi="Arial" w:cs="Arial" w:eastAsia="Arial"/>
         <w:b/>
         <w:bCs/>
         <w:color w:val="000000" w:themeColor="text1"/>
@@ -11614,6 +12207,7 @@
     </w:tblStylePr>
     <w:tblStylePr w:type="firstCol">
       <w:rPr>
+        <w:rFonts w:ascii="Arial" w:hAnsi="Arial" w:cs="Arial" w:eastAsia="Arial"/>
         <w:b/>
         <w:bCs/>
         <w:color w:val="000000" w:themeColor="text1"/>
@@ -11633,6 +12227,7 @@
     </w:tblStylePr>
     <w:tblStylePr w:type="lastCol">
       <w:rPr>
+        <w:rFonts w:ascii="Arial" w:hAnsi="Arial" w:cs="Arial" w:eastAsia="Arial"/>
         <w:b w:val="0"/>
         <w:bCs w:val="0"/>
         <w:color w:val="000000" w:themeColor="text1"/>
@@ -11679,10 +12274,10 @@
     <w:uiPriority w:val="68"/>
     <w:rsid w:val="00CB0664"/>
     <w:pPr>
-      <w:spacing w:after="0" w:line="240" w:lineRule="auto"/>
+      <w:spacing w:after="0" w:line="480" w:lineRule="auto"/>
     </w:pPr>
     <w:rPr>
-      <w:rFonts w:asciiTheme="majorHAnsi" w:eastAsiaTheme="majorEastAsia" w:hAnsiTheme="majorHAnsi" w:cstheme="majorBidi"/>
+      <w:rFonts w:ascii="Arial" w:hAnsi="Arial" w:cs="Arial" w:eastAsia="Arial"/>
       <w:color w:val="000000" w:themeColor="text1"/>
     </w:rPr>
     <w:tblPr>
@@ -11709,6 +12304,7 @@
     </w:tcPr>
     <w:tblStylePr w:type="firstRow">
       <w:rPr>
+        <w:rFonts w:ascii="Arial" w:hAnsi="Arial" w:cs="Arial" w:eastAsia="Arial"/>
         <w:b/>
         <w:bCs/>
         <w:color w:val="000000" w:themeColor="text1"/>
@@ -11720,6 +12316,7 @@
     </w:tblStylePr>
     <w:tblStylePr w:type="lastRow">
       <w:rPr>
+        <w:rFonts w:ascii="Arial" w:hAnsi="Arial" w:cs="Arial" w:eastAsia="Arial"/>
         <w:b/>
         <w:bCs/>
         <w:color w:val="000000" w:themeColor="text1"/>
@@ -11739,6 +12336,7 @@
     </w:tblStylePr>
     <w:tblStylePr w:type="firstCol">
       <w:rPr>
+        <w:rFonts w:ascii="Arial" w:hAnsi="Arial" w:cs="Arial" w:eastAsia="Arial"/>
         <w:b/>
         <w:bCs/>
         <w:color w:val="000000" w:themeColor="text1"/>
@@ -11758,6 +12356,7 @@
     </w:tblStylePr>
     <w:tblStylePr w:type="lastCol">
       <w:rPr>
+        <w:rFonts w:ascii="Arial" w:hAnsi="Arial" w:cs="Arial" w:eastAsia="Arial"/>
         <w:b w:val="0"/>
         <w:bCs w:val="0"/>
         <w:color w:val="000000" w:themeColor="text1"/>
@@ -11804,10 +12403,10 @@
     <w:uiPriority w:val="68"/>
     <w:rsid w:val="00CB0664"/>
     <w:pPr>
-      <w:spacing w:after="0" w:line="240" w:lineRule="auto"/>
+      <w:spacing w:after="0" w:line="480" w:lineRule="auto"/>
     </w:pPr>
     <w:rPr>
-      <w:rFonts w:asciiTheme="majorHAnsi" w:eastAsiaTheme="majorEastAsia" w:hAnsiTheme="majorHAnsi" w:cstheme="majorBidi"/>
+      <w:rFonts w:ascii="Arial" w:hAnsi="Arial" w:cs="Arial" w:eastAsia="Arial"/>
       <w:color w:val="000000" w:themeColor="text1"/>
     </w:rPr>
     <w:tblPr>
@@ -11834,6 +12433,7 @@
     </w:tcPr>
     <w:tblStylePr w:type="firstRow">
       <w:rPr>
+        <w:rFonts w:ascii="Arial" w:hAnsi="Arial" w:cs="Arial" w:eastAsia="Arial"/>
         <w:b/>
         <w:bCs/>
         <w:color w:val="000000" w:themeColor="text1"/>
@@ -11845,6 +12445,7 @@
     </w:tblStylePr>
     <w:tblStylePr w:type="lastRow">
       <w:rPr>
+        <w:rFonts w:ascii="Arial" w:hAnsi="Arial" w:cs="Arial" w:eastAsia="Arial"/>
         <w:b/>
         <w:bCs/>
         <w:color w:val="000000" w:themeColor="text1"/>
@@ -11864,6 +12465,7 @@
     </w:tblStylePr>
     <w:tblStylePr w:type="firstCol">
       <w:rPr>
+        <w:rFonts w:ascii="Arial" w:hAnsi="Arial" w:cs="Arial" w:eastAsia="Arial"/>
         <w:b/>
         <w:bCs/>
         <w:color w:val="000000" w:themeColor="text1"/>
@@ -11883,6 +12485,7 @@
     </w:tblStylePr>
     <w:tblStylePr w:type="lastCol">
       <w:rPr>
+        <w:rFonts w:ascii="Arial" w:hAnsi="Arial" w:cs="Arial" w:eastAsia="Arial"/>
         <w:b w:val="0"/>
         <w:bCs w:val="0"/>
         <w:color w:val="000000" w:themeColor="text1"/>
@@ -11929,7 +12532,7 @@
     <w:uiPriority w:val="69"/>
     <w:rsid w:val="00CB0664"/>
     <w:pPr>
-      <w:spacing w:after="0" w:line="240" w:lineRule="auto"/>
+      <w:spacing w:after="0" w:line="480" w:lineRule="auto"/>
     </w:pPr>
     <w:tblPr>
       <w:tblStyleRowBandSize w:val="1"/>
@@ -11955,6 +12558,7 @@
     </w:tcPr>
     <w:tblStylePr w:type="firstRow">
       <w:rPr>
+        <w:rFonts w:ascii="Arial" w:hAnsi="Arial" w:cs="Arial" w:eastAsia="Arial"/>
         <w:b/>
         <w:bCs/>
         <w:i w:val="0"/>
@@ -11976,6 +12580,7 @@
     </w:tblStylePr>
     <w:tblStylePr w:type="lastRow">
       <w:rPr>
+        <w:rFonts w:ascii="Arial" w:hAnsi="Arial" w:cs="Arial" w:eastAsia="Arial"/>
         <w:b/>
         <w:bCs/>
         <w:i w:val="0"/>
@@ -11997,6 +12602,7 @@
     </w:tblStylePr>
     <w:tblStylePr w:type="firstCol">
       <w:rPr>
+        <w:rFonts w:ascii="Arial" w:hAnsi="Arial" w:cs="Arial" w:eastAsia="Arial"/>
         <w:b/>
         <w:bCs/>
         <w:i w:val="0"/>
@@ -12016,6 +12622,7 @@
     </w:tblStylePr>
     <w:tblStylePr w:type="lastCol">
       <w:rPr>
+        <w:rFonts w:ascii="Arial" w:hAnsi="Arial" w:cs="Arial" w:eastAsia="Arial"/>
         <w:b/>
         <w:bCs/>
         <w:i w:val="0"/>
@@ -12070,7 +12677,7 @@
     <w:uiPriority w:val="69"/>
     <w:rsid w:val="00CB0664"/>
     <w:pPr>
-      <w:spacing w:after="0" w:line="240" w:lineRule="auto"/>
+      <w:spacing w:after="0" w:line="480" w:lineRule="auto"/>
     </w:pPr>
     <w:tblPr>
       <w:tblStyleRowBandSize w:val="1"/>
@@ -12096,6 +12703,7 @@
     </w:tcPr>
     <w:tblStylePr w:type="firstRow">
       <w:rPr>
+        <w:rFonts w:ascii="Arial" w:hAnsi="Arial" w:cs="Arial" w:eastAsia="Arial"/>
         <w:b/>
         <w:bCs/>
         <w:i w:val="0"/>
@@ -12117,6 +12725,7 @@
     </w:tblStylePr>
     <w:tblStylePr w:type="lastRow">
       <w:rPr>
+        <w:rFonts w:ascii="Arial" w:hAnsi="Arial" w:cs="Arial" w:eastAsia="Arial"/>
         <w:b/>
         <w:bCs/>
         <w:i w:val="0"/>
@@ -12138,6 +12747,7 @@
     </w:tblStylePr>
     <w:tblStylePr w:type="firstCol">
       <w:rPr>
+        <w:rFonts w:ascii="Arial" w:hAnsi="Arial" w:cs="Arial" w:eastAsia="Arial"/>
         <w:b/>
         <w:bCs/>
         <w:i w:val="0"/>
@@ -12157,6 +12767,7 @@
     </w:tblStylePr>
     <w:tblStylePr w:type="lastCol">
       <w:rPr>
+        <w:rFonts w:ascii="Arial" w:hAnsi="Arial" w:cs="Arial" w:eastAsia="Arial"/>
         <w:b/>
         <w:bCs/>
         <w:i w:val="0"/>
@@ -12211,7 +12822,7 @@
     <w:uiPriority w:val="69"/>
     <w:rsid w:val="00CB0664"/>
     <w:pPr>
-      <w:spacing w:after="0" w:line="240" w:lineRule="auto"/>
+      <w:spacing w:after="0" w:line="480" w:lineRule="auto"/>
     </w:pPr>
     <w:tblPr>
       <w:tblStyleRowBandSize w:val="1"/>
@@ -12237,6 +12848,7 @@
     </w:tcPr>
     <w:tblStylePr w:type="firstRow">
       <w:rPr>
+        <w:rFonts w:ascii="Arial" w:hAnsi="Arial" w:cs="Arial" w:eastAsia="Arial"/>
         <w:b/>
         <w:bCs/>
         <w:i w:val="0"/>
@@ -12258,6 +12870,7 @@
     </w:tblStylePr>
     <w:tblStylePr w:type="lastRow">
       <w:rPr>
+        <w:rFonts w:ascii="Arial" w:hAnsi="Arial" w:cs="Arial" w:eastAsia="Arial"/>
         <w:b/>
         <w:bCs/>
         <w:i w:val="0"/>
@@ -12279,6 +12892,7 @@
     </w:tblStylePr>
     <w:tblStylePr w:type="firstCol">
       <w:rPr>
+        <w:rFonts w:ascii="Arial" w:hAnsi="Arial" w:cs="Arial" w:eastAsia="Arial"/>
         <w:b/>
         <w:bCs/>
         <w:i w:val="0"/>
@@ -12298,6 +12912,7 @@
     </w:tblStylePr>
     <w:tblStylePr w:type="lastCol">
       <w:rPr>
+        <w:rFonts w:ascii="Arial" w:hAnsi="Arial" w:cs="Arial" w:eastAsia="Arial"/>
         <w:b/>
         <w:bCs/>
         <w:i w:val="0"/>
@@ -12352,7 +12967,7 @@
     <w:uiPriority w:val="69"/>
     <w:rsid w:val="00CB0664"/>
     <w:pPr>
-      <w:spacing w:after="0" w:line="240" w:lineRule="auto"/>
+      <w:spacing w:after="0" w:line="480" w:lineRule="auto"/>
     </w:pPr>
     <w:tblPr>
       <w:tblStyleRowBandSize w:val="1"/>
@@ -12378,6 +12993,7 @@
     </w:tcPr>
     <w:tblStylePr w:type="firstRow">
       <w:rPr>
+        <w:rFonts w:ascii="Arial" w:hAnsi="Arial" w:cs="Arial" w:eastAsia="Arial"/>
         <w:b/>
         <w:bCs/>
         <w:i w:val="0"/>
@@ -12399,6 +13015,7 @@
     </w:tblStylePr>
     <w:tblStylePr w:type="lastRow">
       <w:rPr>
+        <w:rFonts w:ascii="Arial" w:hAnsi="Arial" w:cs="Arial" w:eastAsia="Arial"/>
         <w:b/>
         <w:bCs/>
         <w:i w:val="0"/>
@@ -12420,6 +13037,7 @@
     </w:tblStylePr>
     <w:tblStylePr w:type="firstCol">
       <w:rPr>
+        <w:rFonts w:ascii="Arial" w:hAnsi="Arial" w:cs="Arial" w:eastAsia="Arial"/>
         <w:b/>
         <w:bCs/>
         <w:i w:val="0"/>
@@ -12439,6 +13057,7 @@
     </w:tblStylePr>
     <w:tblStylePr w:type="lastCol">
       <w:rPr>
+        <w:rFonts w:ascii="Arial" w:hAnsi="Arial" w:cs="Arial" w:eastAsia="Arial"/>
         <w:b/>
         <w:bCs/>
         <w:i w:val="0"/>
@@ -12493,7 +13112,7 @@
     <w:uiPriority w:val="69"/>
     <w:rsid w:val="00CB0664"/>
     <w:pPr>
-      <w:spacing w:after="0" w:line="240" w:lineRule="auto"/>
+      <w:spacing w:after="0" w:line="480" w:lineRule="auto"/>
     </w:pPr>
     <w:tblPr>
       <w:tblStyleRowBandSize w:val="1"/>
@@ -12519,6 +13138,7 @@
     </w:tcPr>
     <w:tblStylePr w:type="firstRow">
       <w:rPr>
+        <w:rFonts w:ascii="Arial" w:hAnsi="Arial" w:cs="Arial" w:eastAsia="Arial"/>
         <w:b/>
         <w:bCs/>
         <w:i w:val="0"/>
@@ -12540,6 +13160,7 @@
     </w:tblStylePr>
     <w:tblStylePr w:type="lastRow">
       <w:rPr>
+        <w:rFonts w:ascii="Arial" w:hAnsi="Arial" w:cs="Arial" w:eastAsia="Arial"/>
         <w:b/>
         <w:bCs/>
         <w:i w:val="0"/>
@@ -12561,6 +13182,7 @@
     </w:tblStylePr>
     <w:tblStylePr w:type="firstCol">
       <w:rPr>
+        <w:rFonts w:ascii="Arial" w:hAnsi="Arial" w:cs="Arial" w:eastAsia="Arial"/>
         <w:b/>
         <w:bCs/>
         <w:i w:val="0"/>
@@ -12580,6 +13202,7 @@
     </w:tblStylePr>
     <w:tblStylePr w:type="lastCol">
       <w:rPr>
+        <w:rFonts w:ascii="Arial" w:hAnsi="Arial" w:cs="Arial" w:eastAsia="Arial"/>
         <w:b/>
         <w:bCs/>
         <w:i w:val="0"/>
@@ -12634,7 +13257,7 @@
     <w:uiPriority w:val="69"/>
     <w:rsid w:val="00CB0664"/>
     <w:pPr>
-      <w:spacing w:after="0" w:line="240" w:lineRule="auto"/>
+      <w:spacing w:after="0" w:line="480" w:lineRule="auto"/>
     </w:pPr>
     <w:tblPr>
       <w:tblStyleRowBandSize w:val="1"/>
@@ -12660,6 +13283,7 @@
     </w:tcPr>
     <w:tblStylePr w:type="firstRow">
       <w:rPr>
+        <w:rFonts w:ascii="Arial" w:hAnsi="Arial" w:cs="Arial" w:eastAsia="Arial"/>
         <w:b/>
         <w:bCs/>
         <w:i w:val="0"/>
@@ -12681,6 +13305,7 @@
     </w:tblStylePr>
     <w:tblStylePr w:type="lastRow">
       <w:rPr>
+        <w:rFonts w:ascii="Arial" w:hAnsi="Arial" w:cs="Arial" w:eastAsia="Arial"/>
         <w:b/>
         <w:bCs/>
         <w:i w:val="0"/>
@@ -12702,6 +13327,7 @@
     </w:tblStylePr>
     <w:tblStylePr w:type="firstCol">
       <w:rPr>
+        <w:rFonts w:ascii="Arial" w:hAnsi="Arial" w:cs="Arial" w:eastAsia="Arial"/>
         <w:b/>
         <w:bCs/>
         <w:i w:val="0"/>
@@ -12721,6 +13347,7 @@
     </w:tblStylePr>
     <w:tblStylePr w:type="lastCol">
       <w:rPr>
+        <w:rFonts w:ascii="Arial" w:hAnsi="Arial" w:cs="Arial" w:eastAsia="Arial"/>
         <w:b/>
         <w:bCs/>
         <w:i w:val="0"/>
@@ -12775,7 +13402,7 @@
     <w:uiPriority w:val="69"/>
     <w:rsid w:val="00CB0664"/>
     <w:pPr>
-      <w:spacing w:after="0" w:line="240" w:lineRule="auto"/>
+      <w:spacing w:after="0" w:line="480" w:lineRule="auto"/>
     </w:pPr>
     <w:tblPr>
       <w:tblStyleRowBandSize w:val="1"/>
@@ -12801,6 +13428,7 @@
     </w:tcPr>
     <w:tblStylePr w:type="firstRow">
       <w:rPr>
+        <w:rFonts w:ascii="Arial" w:hAnsi="Arial" w:cs="Arial" w:eastAsia="Arial"/>
         <w:b/>
         <w:bCs/>
         <w:i w:val="0"/>
@@ -12822,6 +13450,7 @@
     </w:tblStylePr>
     <w:tblStylePr w:type="lastRow">
       <w:rPr>
+        <w:rFonts w:ascii="Arial" w:hAnsi="Arial" w:cs="Arial" w:eastAsia="Arial"/>
         <w:b/>
         <w:bCs/>
         <w:i w:val="0"/>
@@ -12843,6 +13472,7 @@
     </w:tblStylePr>
     <w:tblStylePr w:type="firstCol">
       <w:rPr>
+        <w:rFonts w:ascii="Arial" w:hAnsi="Arial" w:cs="Arial" w:eastAsia="Arial"/>
         <w:b/>
         <w:bCs/>
         <w:i w:val="0"/>
@@ -12862,6 +13492,7 @@
     </w:tblStylePr>
     <w:tblStylePr w:type="lastCol">
       <w:rPr>
+        <w:rFonts w:ascii="Arial" w:hAnsi="Arial" w:cs="Arial" w:eastAsia="Arial"/>
         <w:b/>
         <w:bCs/>
         <w:i w:val="0"/>
@@ -12916,9 +13547,10 @@
     <w:uiPriority w:val="70"/>
     <w:rsid w:val="00CB0664"/>
     <w:pPr>
-      <w:spacing w:after="0" w:line="240" w:lineRule="auto"/>
+      <w:spacing w:after="0" w:line="480" w:lineRule="auto"/>
     </w:pPr>
     <w:rPr>
+      <w:rFonts w:ascii="Arial" w:hAnsi="Arial" w:cs="Arial" w:eastAsia="Arial"/>
       <w:color w:val="FFFFFF" w:themeColor="background1"/>
     </w:rPr>
     <w:tblPr>
@@ -12937,6 +13569,7 @@
     </w:tcPr>
     <w:tblStylePr w:type="firstRow">
       <w:rPr>
+        <w:rFonts w:ascii="Arial" w:hAnsi="Arial" w:cs="Arial" w:eastAsia="Arial"/>
         <w:b/>
         <w:bCs/>
       </w:rPr>
@@ -13030,9 +13663,10 @@
     <w:uiPriority w:val="70"/>
     <w:rsid w:val="00CB0664"/>
     <w:pPr>
-      <w:spacing w:after="0" w:line="240" w:lineRule="auto"/>
+      <w:spacing w:after="0" w:line="480" w:lineRule="auto"/>
     </w:pPr>
     <w:rPr>
+      <w:rFonts w:ascii="Arial" w:hAnsi="Arial" w:cs="Arial" w:eastAsia="Arial"/>
       <w:color w:val="FFFFFF" w:themeColor="background1"/>
     </w:rPr>
     <w:tblPr>
@@ -13051,6 +13685,7 @@
     </w:tcPr>
     <w:tblStylePr w:type="firstRow">
       <w:rPr>
+        <w:rFonts w:ascii="Arial" w:hAnsi="Arial" w:cs="Arial" w:eastAsia="Arial"/>
         <w:b/>
         <w:bCs/>
       </w:rPr>
@@ -13144,9 +13779,10 @@
     <w:uiPriority w:val="70"/>
     <w:rsid w:val="00CB0664"/>
     <w:pPr>
-      <w:spacing w:after="0" w:line="240" w:lineRule="auto"/>
+      <w:spacing w:after="0" w:line="480" w:lineRule="auto"/>
     </w:pPr>
     <w:rPr>
+      <w:rFonts w:ascii="Arial" w:hAnsi="Arial" w:cs="Arial" w:eastAsia="Arial"/>
       <w:color w:val="FFFFFF" w:themeColor="background1"/>
     </w:rPr>
     <w:tblPr>
@@ -13165,6 +13801,7 @@
     </w:tcPr>
     <w:tblStylePr w:type="firstRow">
       <w:rPr>
+        <w:rFonts w:ascii="Arial" w:hAnsi="Arial" w:cs="Arial" w:eastAsia="Arial"/>
         <w:b/>
         <w:bCs/>
       </w:rPr>
@@ -13258,9 +13895,10 @@
     <w:uiPriority w:val="70"/>
     <w:rsid w:val="00CB0664"/>
     <w:pPr>
-      <w:spacing w:after="0" w:line="240" w:lineRule="auto"/>
+      <w:spacing w:after="0" w:line="480" w:lineRule="auto"/>
     </w:pPr>
     <w:rPr>
+      <w:rFonts w:ascii="Arial" w:hAnsi="Arial" w:cs="Arial" w:eastAsia="Arial"/>
       <w:color w:val="FFFFFF" w:themeColor="background1"/>
     </w:rPr>
     <w:tblPr>
@@ -13279,6 +13917,7 @@
     </w:tcPr>
     <w:tblStylePr w:type="firstRow">
       <w:rPr>
+        <w:rFonts w:ascii="Arial" w:hAnsi="Arial" w:cs="Arial" w:eastAsia="Arial"/>
         <w:b/>
         <w:bCs/>
       </w:rPr>
@@ -13372,9 +14011,10 @@
     <w:uiPriority w:val="70"/>
     <w:rsid w:val="00CB0664"/>
     <w:pPr>
-      <w:spacing w:after="0" w:line="240" w:lineRule="auto"/>
+      <w:spacing w:after="0" w:line="480" w:lineRule="auto"/>
     </w:pPr>
     <w:rPr>
+      <w:rFonts w:ascii="Arial" w:hAnsi="Arial" w:cs="Arial" w:eastAsia="Arial"/>
       <w:color w:val="FFFFFF" w:themeColor="background1"/>
     </w:rPr>
     <w:tblPr>
@@ -13393,6 +14033,7 @@
     </w:tcPr>
     <w:tblStylePr w:type="firstRow">
       <w:rPr>
+        <w:rFonts w:ascii="Arial" w:hAnsi="Arial" w:cs="Arial" w:eastAsia="Arial"/>
         <w:b/>
         <w:bCs/>
       </w:rPr>
@@ -13486,9 +14127,10 @@
     <w:uiPriority w:val="70"/>
     <w:rsid w:val="00CB0664"/>
     <w:pPr>
-      <w:spacing w:after="0" w:line="240" w:lineRule="auto"/>
+      <w:spacing w:after="0" w:line="480" w:lineRule="auto"/>
     </w:pPr>
     <w:rPr>
+      <w:rFonts w:ascii="Arial" w:hAnsi="Arial" w:cs="Arial" w:eastAsia="Arial"/>
       <w:color w:val="FFFFFF" w:themeColor="background1"/>
     </w:rPr>
     <w:tblPr>
@@ -13507,6 +14149,7 @@
     </w:tcPr>
     <w:tblStylePr w:type="firstRow">
       <w:rPr>
+        <w:rFonts w:ascii="Arial" w:hAnsi="Arial" w:cs="Arial" w:eastAsia="Arial"/>
         <w:b/>
         <w:bCs/>
       </w:rPr>
@@ -13600,9 +14243,10 @@
     <w:uiPriority w:val="70"/>
     <w:rsid w:val="00CB0664"/>
     <w:pPr>
-      <w:spacing w:after="0" w:line="240" w:lineRule="auto"/>
+      <w:spacing w:after="0" w:line="480" w:lineRule="auto"/>
     </w:pPr>
     <w:rPr>
+      <w:rFonts w:ascii="Arial" w:hAnsi="Arial" w:cs="Arial" w:eastAsia="Arial"/>
       <w:color w:val="FFFFFF" w:themeColor="background1"/>
     </w:rPr>
     <w:tblPr>
@@ -13621,6 +14265,7 @@
     </w:tcPr>
     <w:tblStylePr w:type="firstRow">
       <w:rPr>
+        <w:rFonts w:ascii="Arial" w:hAnsi="Arial" w:cs="Arial" w:eastAsia="Arial"/>
         <w:b/>
         <w:bCs/>
       </w:rPr>
@@ -13714,9 +14359,10 @@
     <w:uiPriority w:val="71"/>
     <w:rsid w:val="00CB0664"/>
     <w:pPr>
-      <w:spacing w:after="0" w:line="240" w:lineRule="auto"/>
+      <w:spacing w:after="0" w:line="480" w:lineRule="auto"/>
     </w:pPr>
     <w:rPr>
+      <w:rFonts w:ascii="Arial" w:hAnsi="Arial" w:cs="Arial" w:eastAsia="Arial"/>
       <w:color w:val="000000" w:themeColor="text1"/>
     </w:rPr>
     <w:tblPr>
@@ -13743,6 +14389,7 @@
     </w:tcPr>
     <w:tblStylePr w:type="firstRow">
       <w:rPr>
+        <w:rFonts w:ascii="Arial" w:hAnsi="Arial" w:cs="Arial" w:eastAsia="Arial"/>
         <w:b/>
         <w:bCs/>
       </w:rPr>
@@ -13761,6 +14408,7 @@
     </w:tblStylePr>
     <w:tblStylePr w:type="lastRow">
       <w:rPr>
+        <w:rFonts w:ascii="Arial" w:hAnsi="Arial" w:cs="Arial" w:eastAsia="Arial"/>
         <w:b/>
         <w:bCs/>
         <w:color w:val="FFFFFF" w:themeColor="background1"/>
@@ -13775,6 +14423,7 @@
     </w:tblStylePr>
     <w:tblStylePr w:type="firstCol">
       <w:rPr>
+        <w:rFonts w:ascii="Arial" w:hAnsi="Arial" w:cs="Arial" w:eastAsia="Arial"/>
         <w:color w:val="FFFFFF" w:themeColor="background1"/>
       </w:rPr>
       <w:tblPr/>
@@ -13792,6 +14441,7 @@
     </w:tblStylePr>
     <w:tblStylePr w:type="lastCol">
       <w:rPr>
+        <w:rFonts w:ascii="Arial" w:hAnsi="Arial" w:cs="Arial" w:eastAsia="Arial"/>
         <w:color w:val="FFFFFF" w:themeColor="background1"/>
       </w:rPr>
       <w:tblPr/>
@@ -13821,11 +14471,13 @@
     </w:tblStylePr>
     <w:tblStylePr w:type="neCell">
       <w:rPr>
+        <w:rFonts w:ascii="Arial" w:hAnsi="Arial" w:cs="Arial" w:eastAsia="Arial"/>
         <w:color w:val="000000" w:themeColor="text1"/>
       </w:rPr>
     </w:tblStylePr>
     <w:tblStylePr w:type="nwCell">
       <w:rPr>
+        <w:rFonts w:ascii="Arial" w:hAnsi="Arial" w:cs="Arial" w:eastAsia="Arial"/>
         <w:color w:val="000000" w:themeColor="text1"/>
       </w:rPr>
     </w:tblStylePr>
@@ -13836,9 +14488,10 @@
     <w:uiPriority w:val="71"/>
     <w:rsid w:val="00CB0664"/>
     <w:pPr>
-      <w:spacing w:after="0" w:line="240" w:lineRule="auto"/>
+      <w:spacing w:after="0" w:line="480" w:lineRule="auto"/>
     </w:pPr>
     <w:rPr>
+      <w:rFonts w:ascii="Arial" w:hAnsi="Arial" w:cs="Arial" w:eastAsia="Arial"/>
       <w:color w:val="000000" w:themeColor="text1"/>
     </w:rPr>
     <w:tblPr>
@@ -13865,6 +14518,7 @@
     </w:tcPr>
     <w:tblStylePr w:type="firstRow">
       <w:rPr>
+        <w:rFonts w:ascii="Arial" w:hAnsi="Arial" w:cs="Arial" w:eastAsia="Arial"/>
         <w:b/>
         <w:bCs/>
       </w:rPr>
@@ -13883,6 +14537,7 @@
     </w:tblStylePr>
     <w:tblStylePr w:type="lastRow">
       <w:rPr>
+        <w:rFonts w:ascii="Arial" w:hAnsi="Arial" w:cs="Arial" w:eastAsia="Arial"/>
         <w:b/>
         <w:bCs/>
         <w:color w:val="FFFFFF" w:themeColor="background1"/>
@@ -13897,6 +14552,7 @@
     </w:tblStylePr>
     <w:tblStylePr w:type="firstCol">
       <w:rPr>
+        <w:rFonts w:ascii="Arial" w:hAnsi="Arial" w:cs="Arial" w:eastAsia="Arial"/>
         <w:color w:val="FFFFFF" w:themeColor="background1"/>
       </w:rPr>
       <w:tblPr/>
@@ -13914,6 +14570,7 @@
     </w:tblStylePr>
     <w:tblStylePr w:type="lastCol">
       <w:rPr>
+        <w:rFonts w:ascii="Arial" w:hAnsi="Arial" w:cs="Arial" w:eastAsia="Arial"/>
         <w:color w:val="FFFFFF" w:themeColor="background1"/>
       </w:rPr>
       <w:tblPr/>
@@ -13943,11 +14600,13 @@
     </w:tblStylePr>
     <w:tblStylePr w:type="neCell">
       <w:rPr>
+        <w:rFonts w:ascii="Arial" w:hAnsi="Arial" w:cs="Arial" w:eastAsia="Arial"/>
         <w:color w:val="000000" w:themeColor="text1"/>
       </w:rPr>
     </w:tblStylePr>
     <w:tblStylePr w:type="nwCell">
       <w:rPr>
+        <w:rFonts w:ascii="Arial" w:hAnsi="Arial" w:cs="Arial" w:eastAsia="Arial"/>
         <w:color w:val="000000" w:themeColor="text1"/>
       </w:rPr>
     </w:tblStylePr>
@@ -13958,9 +14617,10 @@
     <w:uiPriority w:val="71"/>
     <w:rsid w:val="00CB0664"/>
     <w:pPr>
-      <w:spacing w:after="0" w:line="240" w:lineRule="auto"/>
+      <w:spacing w:after="0" w:line="480" w:lineRule="auto"/>
     </w:pPr>
     <w:rPr>
+      <w:rFonts w:ascii="Arial" w:hAnsi="Arial" w:cs="Arial" w:eastAsia="Arial"/>
       <w:color w:val="000000" w:themeColor="text1"/>
     </w:rPr>
     <w:tblPr>
@@ -13987,6 +14647,7 @@
     </w:tcPr>
     <w:tblStylePr w:type="firstRow">
       <w:rPr>
+        <w:rFonts w:ascii="Arial" w:hAnsi="Arial" w:cs="Arial" w:eastAsia="Arial"/>
         <w:b/>
         <w:bCs/>
       </w:rPr>
@@ -14005,6 +14666,7 @@
     </w:tblStylePr>
     <w:tblStylePr w:type="lastRow">
       <w:rPr>
+        <w:rFonts w:ascii="Arial" w:hAnsi="Arial" w:cs="Arial" w:eastAsia="Arial"/>
         <w:b/>
         <w:bCs/>
         <w:color w:val="FFFFFF" w:themeColor="background1"/>
@@ -14019,6 +14681,7 @@
     </w:tblStylePr>
     <w:tblStylePr w:type="firstCol">
       <w:rPr>
+        <w:rFonts w:ascii="Arial" w:hAnsi="Arial" w:cs="Arial" w:eastAsia="Arial"/>
         <w:color w:val="FFFFFF" w:themeColor="background1"/>
       </w:rPr>
       <w:tblPr/>
@@ -14036,6 +14699,7 @@
     </w:tblStylePr>
     <w:tblStylePr w:type="lastCol">
       <w:rPr>
+        <w:rFonts w:ascii="Arial" w:hAnsi="Arial" w:cs="Arial" w:eastAsia="Arial"/>
         <w:color w:val="FFFFFF" w:themeColor="background1"/>
       </w:rPr>
       <w:tblPr/>
@@ -14065,11 +14729,13 @@
     </w:tblStylePr>
     <w:tblStylePr w:type="neCell">
       <w:rPr>
+        <w:rFonts w:ascii="Arial" w:hAnsi="Arial" w:cs="Arial" w:eastAsia="Arial"/>
         <w:color w:val="000000" w:themeColor="text1"/>
       </w:rPr>
     </w:tblStylePr>
     <w:tblStylePr w:type="nwCell">
       <w:rPr>
+        <w:rFonts w:ascii="Arial" w:hAnsi="Arial" w:cs="Arial" w:eastAsia="Arial"/>
         <w:color w:val="000000" w:themeColor="text1"/>
       </w:rPr>
     </w:tblStylePr>
@@ -14080,9 +14746,10 @@
     <w:uiPriority w:val="71"/>
     <w:rsid w:val="00CB0664"/>
     <w:pPr>
-      <w:spacing w:after="0" w:line="240" w:lineRule="auto"/>
+      <w:spacing w:after="0" w:line="480" w:lineRule="auto"/>
     </w:pPr>
     <w:rPr>
+      <w:rFonts w:ascii="Arial" w:hAnsi="Arial" w:cs="Arial" w:eastAsia="Arial"/>
       <w:color w:val="000000" w:themeColor="text1"/>
     </w:rPr>
     <w:tblPr>
@@ -14109,6 +14776,7 @@
     </w:tcPr>
     <w:tblStylePr w:type="firstRow">
       <w:rPr>
+        <w:rFonts w:ascii="Arial" w:hAnsi="Arial" w:cs="Arial" w:eastAsia="Arial"/>
         <w:b/>
         <w:bCs/>
       </w:rPr>
@@ -14127,6 +14795,7 @@
     </w:tblStylePr>
     <w:tblStylePr w:type="lastRow">
       <w:rPr>
+        <w:rFonts w:ascii="Arial" w:hAnsi="Arial" w:cs="Arial" w:eastAsia="Arial"/>
         <w:b/>
         <w:bCs/>
         <w:color w:val="FFFFFF" w:themeColor="background1"/>
@@ -14141,6 +14810,7 @@
     </w:tblStylePr>
     <w:tblStylePr w:type="firstCol">
       <w:rPr>
+        <w:rFonts w:ascii="Arial" w:hAnsi="Arial" w:cs="Arial" w:eastAsia="Arial"/>
         <w:color w:val="FFFFFF" w:themeColor="background1"/>
       </w:rPr>
       <w:tblPr/>
@@ -14158,6 +14828,7 @@
     </w:tblStylePr>
     <w:tblStylePr w:type="lastCol">
       <w:rPr>
+        <w:rFonts w:ascii="Arial" w:hAnsi="Arial" w:cs="Arial" w:eastAsia="Arial"/>
         <w:color w:val="FFFFFF" w:themeColor="background1"/>
       </w:rPr>
       <w:tblPr/>
@@ -14192,9 +14863,10 @@
     <w:uiPriority w:val="71"/>
     <w:rsid w:val="00CB0664"/>
     <w:pPr>
-      <w:spacing w:after="0" w:line="240" w:lineRule="auto"/>
+      <w:spacing w:after="0" w:line="480" w:lineRule="auto"/>
     </w:pPr>
     <w:rPr>
+      <w:rFonts w:ascii="Arial" w:hAnsi="Arial" w:cs="Arial" w:eastAsia="Arial"/>
       <w:color w:val="000000" w:themeColor="text1"/>
     </w:rPr>
     <w:tblPr>
@@ -14221,6 +14893,7 @@
     </w:tcPr>
     <w:tblStylePr w:type="firstRow">
       <w:rPr>
+        <w:rFonts w:ascii="Arial" w:hAnsi="Arial" w:cs="Arial" w:eastAsia="Arial"/>
         <w:b/>
         <w:bCs/>
       </w:rPr>
@@ -14239,6 +14912,7 @@
     </w:tblStylePr>
     <w:tblStylePr w:type="lastRow">
       <w:rPr>
+        <w:rFonts w:ascii="Arial" w:hAnsi="Arial" w:cs="Arial" w:eastAsia="Arial"/>
         <w:b/>
         <w:bCs/>
         <w:color w:val="FFFFFF" w:themeColor="background1"/>
@@ -14253,6 +14927,7 @@
     </w:tblStylePr>
     <w:tblStylePr w:type="firstCol">
       <w:rPr>
+        <w:rFonts w:ascii="Arial" w:hAnsi="Arial" w:cs="Arial" w:eastAsia="Arial"/>
         <w:color w:val="FFFFFF" w:themeColor="background1"/>
       </w:rPr>
       <w:tblPr/>
@@ -14270,6 +14945,7 @@
     </w:tblStylePr>
     <w:tblStylePr w:type="lastCol">
       <w:rPr>
+        <w:rFonts w:ascii="Arial" w:hAnsi="Arial" w:cs="Arial" w:eastAsia="Arial"/>
         <w:color w:val="FFFFFF" w:themeColor="background1"/>
       </w:rPr>
       <w:tblPr/>
@@ -14299,11 +14975,13 @@
     </w:tblStylePr>
     <w:tblStylePr w:type="neCell">
       <w:rPr>
+        <w:rFonts w:ascii="Arial" w:hAnsi="Arial" w:cs="Arial" w:eastAsia="Arial"/>
         <w:color w:val="000000" w:themeColor="text1"/>
       </w:rPr>
     </w:tblStylePr>
     <w:tblStylePr w:type="nwCell">
       <w:rPr>
+        <w:rFonts w:ascii="Arial" w:hAnsi="Arial" w:cs="Arial" w:eastAsia="Arial"/>
         <w:color w:val="000000" w:themeColor="text1"/>
       </w:rPr>
     </w:tblStylePr>
@@ -14314,9 +14992,10 @@
     <w:uiPriority w:val="71"/>
     <w:rsid w:val="00CB0664"/>
     <w:pPr>
-      <w:spacing w:after="0" w:line="240" w:lineRule="auto"/>
+      <w:spacing w:after="0" w:line="480" w:lineRule="auto"/>
     </w:pPr>
     <w:rPr>
+      <w:rFonts w:ascii="Arial" w:hAnsi="Arial" w:cs="Arial" w:eastAsia="Arial"/>
       <w:color w:val="000000" w:themeColor="text1"/>
     </w:rPr>
     <w:tblPr>
@@ -14343,6 +15022,7 @@
     </w:tcPr>
     <w:tblStylePr w:type="firstRow">
       <w:rPr>
+        <w:rFonts w:ascii="Arial" w:hAnsi="Arial" w:cs="Arial" w:eastAsia="Arial"/>
         <w:b/>
         <w:bCs/>
       </w:rPr>
@@ -14361,6 +15041,7 @@
     </w:tblStylePr>
     <w:tblStylePr w:type="lastRow">
       <w:rPr>
+        <w:rFonts w:ascii="Arial" w:hAnsi="Arial" w:cs="Arial" w:eastAsia="Arial"/>
         <w:b/>
         <w:bCs/>
         <w:color w:val="FFFFFF" w:themeColor="background1"/>
@@ -14375,6 +15056,7 @@
     </w:tblStylePr>
     <w:tblStylePr w:type="firstCol">
       <w:rPr>
+        <w:rFonts w:ascii="Arial" w:hAnsi="Arial" w:cs="Arial" w:eastAsia="Arial"/>
         <w:color w:val="FFFFFF" w:themeColor="background1"/>
       </w:rPr>
       <w:tblPr/>
@@ -14392,6 +15074,7 @@
     </w:tblStylePr>
     <w:tblStylePr w:type="lastCol">
       <w:rPr>
+        <w:rFonts w:ascii="Arial" w:hAnsi="Arial" w:cs="Arial" w:eastAsia="Arial"/>
         <w:color w:val="FFFFFF" w:themeColor="background1"/>
       </w:rPr>
       <w:tblPr/>
@@ -14421,11 +15104,13 @@
     </w:tblStylePr>
     <w:tblStylePr w:type="neCell">
       <w:rPr>
+        <w:rFonts w:ascii="Arial" w:hAnsi="Arial" w:cs="Arial" w:eastAsia="Arial"/>
         <w:color w:val="000000" w:themeColor="text1"/>
       </w:rPr>
     </w:tblStylePr>
     <w:tblStylePr w:type="nwCell">
       <w:rPr>
+        <w:rFonts w:ascii="Arial" w:hAnsi="Arial" w:cs="Arial" w:eastAsia="Arial"/>
         <w:color w:val="000000" w:themeColor="text1"/>
       </w:rPr>
     </w:tblStylePr>
@@ -14436,9 +15121,10 @@
     <w:uiPriority w:val="71"/>
     <w:rsid w:val="00CB0664"/>
     <w:pPr>
-      <w:spacing w:after="0" w:line="240" w:lineRule="auto"/>
+      <w:spacing w:after="0" w:line="480" w:lineRule="auto"/>
     </w:pPr>
     <w:rPr>
+      <w:rFonts w:ascii="Arial" w:hAnsi="Arial" w:cs="Arial" w:eastAsia="Arial"/>
       <w:color w:val="000000" w:themeColor="text1"/>
     </w:rPr>
     <w:tblPr>
@@ -14465,6 +15151,7 @@
     </w:tcPr>
     <w:tblStylePr w:type="firstRow">
       <w:rPr>
+        <w:rFonts w:ascii="Arial" w:hAnsi="Arial" w:cs="Arial" w:eastAsia="Arial"/>
         <w:b/>
         <w:bCs/>
       </w:rPr>
@@ -14483,6 +15170,7 @@
     </w:tblStylePr>
     <w:tblStylePr w:type="lastRow">
       <w:rPr>
+        <w:rFonts w:ascii="Arial" w:hAnsi="Arial" w:cs="Arial" w:eastAsia="Arial"/>
         <w:b/>
         <w:bCs/>
         <w:color w:val="FFFFFF" w:themeColor="background1"/>
@@ -14497,6 +15185,7 @@
     </w:tblStylePr>
     <w:tblStylePr w:type="firstCol">
       <w:rPr>
+        <w:rFonts w:ascii="Arial" w:hAnsi="Arial" w:cs="Arial" w:eastAsia="Arial"/>
         <w:color w:val="FFFFFF" w:themeColor="background1"/>
       </w:rPr>
       <w:tblPr/>
@@ -14514,6 +15203,7 @@
     </w:tblStylePr>
     <w:tblStylePr w:type="lastCol">
       <w:rPr>
+        <w:rFonts w:ascii="Arial" w:hAnsi="Arial" w:cs="Arial" w:eastAsia="Arial"/>
         <w:color w:val="FFFFFF" w:themeColor="background1"/>
       </w:rPr>
       <w:tblPr/>
@@ -14543,11 +15233,13 @@
     </w:tblStylePr>
     <w:tblStylePr w:type="neCell">
       <w:rPr>
+        <w:rFonts w:ascii="Arial" w:hAnsi="Arial" w:cs="Arial" w:eastAsia="Arial"/>
         <w:color w:val="000000" w:themeColor="text1"/>
       </w:rPr>
     </w:tblStylePr>
     <w:tblStylePr w:type="nwCell">
       <w:rPr>
+        <w:rFonts w:ascii="Arial" w:hAnsi="Arial" w:cs="Arial" w:eastAsia="Arial"/>
         <w:color w:val="000000" w:themeColor="text1"/>
       </w:rPr>
     </w:tblStylePr>
@@ -14558,9 +15250,10 @@
     <w:uiPriority w:val="72"/>
     <w:rsid w:val="00CB0664"/>
     <w:pPr>
-      <w:spacing w:after="0" w:line="240" w:lineRule="auto"/>
+      <w:spacing w:after="0" w:line="480" w:lineRule="auto"/>
     </w:pPr>
     <w:rPr>
+      <w:rFonts w:ascii="Arial" w:hAnsi="Arial" w:cs="Arial" w:eastAsia="Arial"/>
       <w:color w:val="000000" w:themeColor="text1"/>
     </w:rPr>
     <w:tblPr>
@@ -14579,6 +15272,7 @@
     </w:tcPr>
     <w:tblStylePr w:type="firstRow">
       <w:rPr>
+        <w:rFonts w:ascii="Arial" w:hAnsi="Arial" w:cs="Arial" w:eastAsia="Arial"/>
         <w:b/>
         <w:bCs/>
         <w:color w:val="FFFFFF" w:themeColor="background1"/>
@@ -14593,6 +15287,7 @@
     </w:tblStylePr>
     <w:tblStylePr w:type="lastRow">
       <w:rPr>
+        <w:rFonts w:ascii="Arial" w:hAnsi="Arial" w:cs="Arial" w:eastAsia="Arial"/>
         <w:b/>
         <w:bCs/>
         <w:color w:val="9E3A38" w:themeColor="accent2" w:themeShade="CC"/>
@@ -14607,12 +15302,14 @@
     </w:tblStylePr>
     <w:tblStylePr w:type="firstCol">
       <w:rPr>
+        <w:rFonts w:ascii="Arial" w:hAnsi="Arial" w:cs="Arial" w:eastAsia="Arial"/>
         <w:b/>
         <w:bCs/>
       </w:rPr>
     </w:tblStylePr>
     <w:tblStylePr w:type="lastCol">
       <w:rPr>
+        <w:rFonts w:ascii="Arial" w:hAnsi="Arial" w:cs="Arial" w:eastAsia="Arial"/>
         <w:b/>
         <w:bCs/>
       </w:rPr>
@@ -14644,9 +15341,10 @@
     <w:uiPriority w:val="72"/>
     <w:rsid w:val="00CB0664"/>
     <w:pPr>
-      <w:spacing w:after="0" w:line="240" w:lineRule="auto"/>
+      <w:spacing w:after="0" w:line="480" w:lineRule="auto"/>
     </w:pPr>
     <w:rPr>
+      <w:rFonts w:ascii="Arial" w:hAnsi="Arial" w:cs="Arial" w:eastAsia="Arial"/>
       <w:color w:val="000000" w:themeColor="text1"/>
     </w:rPr>
     <w:tblPr>
@@ -14665,6 +15363,7 @@
     </w:tcPr>
     <w:tblStylePr w:type="firstRow">
       <w:rPr>
+        <w:rFonts w:ascii="Arial" w:hAnsi="Arial" w:cs="Arial" w:eastAsia="Arial"/>
         <w:b/>
         <w:bCs/>
         <w:color w:val="FFFFFF" w:themeColor="background1"/>
@@ -14679,6 +15378,7 @@
     </w:tblStylePr>
     <w:tblStylePr w:type="lastRow">
       <w:rPr>
+        <w:rFonts w:ascii="Arial" w:hAnsi="Arial" w:cs="Arial" w:eastAsia="Arial"/>
         <w:b/>
         <w:bCs/>
         <w:color w:val="9E3A38" w:themeColor="accent2" w:themeShade="CC"/>
@@ -14693,12 +15393,14 @@
     </w:tblStylePr>
     <w:tblStylePr w:type="firstCol">
       <w:rPr>
+        <w:rFonts w:ascii="Arial" w:hAnsi="Arial" w:cs="Arial" w:eastAsia="Arial"/>
         <w:b/>
         <w:bCs/>
       </w:rPr>
     </w:tblStylePr>
     <w:tblStylePr w:type="lastCol">
       <w:rPr>
+        <w:rFonts w:ascii="Arial" w:hAnsi="Arial" w:cs="Arial" w:eastAsia="Arial"/>
         <w:b/>
         <w:bCs/>
       </w:rPr>
@@ -14730,9 +15432,10 @@
     <w:uiPriority w:val="72"/>
     <w:rsid w:val="00CB0664"/>
     <w:pPr>
-      <w:spacing w:after="0" w:line="240" w:lineRule="auto"/>
+      <w:spacing w:after="0" w:line="480" w:lineRule="auto"/>
     </w:pPr>
     <w:rPr>
+      <w:rFonts w:ascii="Arial" w:hAnsi="Arial" w:cs="Arial" w:eastAsia="Arial"/>
       <w:color w:val="000000" w:themeColor="text1"/>
     </w:rPr>
     <w:tblPr>
@@ -14751,6 +15454,7 @@
     </w:tcPr>
     <w:tblStylePr w:type="firstRow">
       <w:rPr>
+        <w:rFonts w:ascii="Arial" w:hAnsi="Arial" w:cs="Arial" w:eastAsia="Arial"/>
         <w:b/>
         <w:bCs/>
         <w:color w:val="FFFFFF" w:themeColor="background1"/>
@@ -14765,6 +15469,7 @@
     </w:tblStylePr>
     <w:tblStylePr w:type="lastRow">
       <w:rPr>
+        <w:rFonts w:ascii="Arial" w:hAnsi="Arial" w:cs="Arial" w:eastAsia="Arial"/>
         <w:b/>
         <w:bCs/>
         <w:color w:val="9E3A38" w:themeColor="accent2" w:themeShade="CC"/>
@@ -14779,12 +15484,14 @@
     </w:tblStylePr>
     <w:tblStylePr w:type="firstCol">
       <w:rPr>
+        <w:rFonts w:ascii="Arial" w:hAnsi="Arial" w:cs="Arial" w:eastAsia="Arial"/>
         <w:b/>
         <w:bCs/>
       </w:rPr>
     </w:tblStylePr>
     <w:tblStylePr w:type="lastCol">
       <w:rPr>
+        <w:rFonts w:ascii="Arial" w:hAnsi="Arial" w:cs="Arial" w:eastAsia="Arial"/>
         <w:b/>
         <w:bCs/>
       </w:rPr>
@@ -14816,9 +15523,10 @@
     <w:uiPriority w:val="72"/>
     <w:rsid w:val="00CB0664"/>
     <w:pPr>
-      <w:spacing w:after="0" w:line="240" w:lineRule="auto"/>
+      <w:spacing w:after="0" w:line="480" w:lineRule="auto"/>
     </w:pPr>
     <w:rPr>
+      <w:rFonts w:ascii="Arial" w:hAnsi="Arial" w:cs="Arial" w:eastAsia="Arial"/>
       <w:color w:val="000000" w:themeColor="text1"/>
     </w:rPr>
     <w:tblPr>
@@ -14837,6 +15545,7 @@
     </w:tcPr>
     <w:tblStylePr w:type="firstRow">
       <w:rPr>
+        <w:rFonts w:ascii="Arial" w:hAnsi="Arial" w:cs="Arial" w:eastAsia="Arial"/>
         <w:b/>
         <w:bCs/>
         <w:color w:val="FFFFFF" w:themeColor="background1"/>
@@ -14851,6 +15560,7 @@
     </w:tblStylePr>
     <w:tblStylePr w:type="lastRow">
       <w:rPr>
+        <w:rFonts w:ascii="Arial" w:hAnsi="Arial" w:cs="Arial" w:eastAsia="Arial"/>
         <w:b/>
         <w:bCs/>
         <w:color w:val="664E82" w:themeColor="accent4" w:themeShade="CC"/>
@@ -14865,12 +15575,14 @@
     </w:tblStylePr>
     <w:tblStylePr w:type="firstCol">
       <w:rPr>
+        <w:rFonts w:ascii="Arial" w:hAnsi="Arial" w:cs="Arial" w:eastAsia="Arial"/>
         <w:b/>
         <w:bCs/>
       </w:rPr>
     </w:tblStylePr>
     <w:tblStylePr w:type="lastCol">
       <w:rPr>
+        <w:rFonts w:ascii="Arial" w:hAnsi="Arial" w:cs="Arial" w:eastAsia="Arial"/>
         <w:b/>
         <w:bCs/>
       </w:rPr>
@@ -14902,9 +15614,10 @@
     <w:uiPriority w:val="72"/>
     <w:rsid w:val="00CB0664"/>
     <w:pPr>
-      <w:spacing w:after="0" w:line="240" w:lineRule="auto"/>
+      <w:spacing w:after="0" w:line="480" w:lineRule="auto"/>
     </w:pPr>
     <w:rPr>
+      <w:rFonts w:ascii="Arial" w:hAnsi="Arial" w:cs="Arial" w:eastAsia="Arial"/>
       <w:color w:val="000000" w:themeColor="text1"/>
     </w:rPr>
     <w:tblPr>
@@ -14923,6 +15636,7 @@
     </w:tcPr>
     <w:tblStylePr w:type="firstRow">
       <w:rPr>
+        <w:rFonts w:ascii="Arial" w:hAnsi="Arial" w:cs="Arial" w:eastAsia="Arial"/>
         <w:b/>
         <w:bCs/>
         <w:color w:val="FFFFFF" w:themeColor="background1"/>
@@ -14937,6 +15651,7 @@
     </w:tblStylePr>
     <w:tblStylePr w:type="lastRow">
       <w:rPr>
+        <w:rFonts w:ascii="Arial" w:hAnsi="Arial" w:cs="Arial" w:eastAsia="Arial"/>
         <w:b/>
         <w:bCs/>
         <w:color w:val="7E9C40" w:themeColor="accent3" w:themeShade="CC"/>
@@ -14951,12 +15666,14 @@
     </w:tblStylePr>
     <w:tblStylePr w:type="firstCol">
       <w:rPr>
+        <w:rFonts w:ascii="Arial" w:hAnsi="Arial" w:cs="Arial" w:eastAsia="Arial"/>
         <w:b/>
         <w:bCs/>
       </w:rPr>
     </w:tblStylePr>
     <w:tblStylePr w:type="lastCol">
       <w:rPr>
+        <w:rFonts w:ascii="Arial" w:hAnsi="Arial" w:cs="Arial" w:eastAsia="Arial"/>
         <w:b/>
         <w:bCs/>
       </w:rPr>
@@ -14988,9 +15705,10 @@
     <w:uiPriority w:val="72"/>
     <w:rsid w:val="00CB0664"/>
     <w:pPr>
-      <w:spacing w:after="0" w:line="240" w:lineRule="auto"/>
+      <w:spacing w:after="0" w:line="480" w:lineRule="auto"/>
     </w:pPr>
     <w:rPr>
+      <w:rFonts w:ascii="Arial" w:hAnsi="Arial" w:cs="Arial" w:eastAsia="Arial"/>
       <w:color w:val="000000" w:themeColor="text1"/>
     </w:rPr>
     <w:tblPr>
@@ -15009,6 +15727,7 @@
     </w:tcPr>
     <w:tblStylePr w:type="firstRow">
       <w:rPr>
+        <w:rFonts w:ascii="Arial" w:hAnsi="Arial" w:cs="Arial" w:eastAsia="Arial"/>
         <w:b/>
         <w:bCs/>
         <w:color w:val="FFFFFF" w:themeColor="background1"/>
@@ -15023,6 +15742,7 @@
     </w:tblStylePr>
     <w:tblStylePr w:type="lastRow">
       <w:rPr>
+        <w:rFonts w:ascii="Arial" w:hAnsi="Arial" w:cs="Arial" w:eastAsia="Arial"/>
         <w:b/>
         <w:bCs/>
         <w:color w:val="F2730A" w:themeColor="accent6" w:themeShade="CC"/>
@@ -15037,12 +15757,14 @@
     </w:tblStylePr>
     <w:tblStylePr w:type="firstCol">
       <w:rPr>
+        <w:rFonts w:ascii="Arial" w:hAnsi="Arial" w:cs="Arial" w:eastAsia="Arial"/>
         <w:b/>
         <w:bCs/>
       </w:rPr>
     </w:tblStylePr>
     <w:tblStylePr w:type="lastCol">
       <w:rPr>
+        <w:rFonts w:ascii="Arial" w:hAnsi="Arial" w:cs="Arial" w:eastAsia="Arial"/>
         <w:b/>
         <w:bCs/>
       </w:rPr>
@@ -15074,9 +15796,10 @@
     <w:uiPriority w:val="72"/>
     <w:rsid w:val="00CB0664"/>
     <w:pPr>
-      <w:spacing w:after="0" w:line="240" w:lineRule="auto"/>
+      <w:spacing w:after="0" w:line="480" w:lineRule="auto"/>
     </w:pPr>
     <w:rPr>
+      <w:rFonts w:ascii="Arial" w:hAnsi="Arial" w:cs="Arial" w:eastAsia="Arial"/>
       <w:color w:val="000000" w:themeColor="text1"/>
     </w:rPr>
     <w:tblPr>
@@ -15095,6 +15818,7 @@
     </w:tcPr>
     <w:tblStylePr w:type="firstRow">
       <w:rPr>
+        <w:rFonts w:ascii="Arial" w:hAnsi="Arial" w:cs="Arial" w:eastAsia="Arial"/>
         <w:b/>
         <w:bCs/>
         <w:color w:val="FFFFFF" w:themeColor="background1"/>
@@ -15109,6 +15833,7 @@
     </w:tblStylePr>
     <w:tblStylePr w:type="lastRow">
       <w:rPr>
+        <w:rFonts w:ascii="Arial" w:hAnsi="Arial" w:cs="Arial" w:eastAsia="Arial"/>
         <w:b/>
         <w:bCs/>
         <w:color w:val="348DA5" w:themeColor="accent5" w:themeShade="CC"/>
@@ -15123,12 +15848,14 @@
     </w:tblStylePr>
     <w:tblStylePr w:type="firstCol">
       <w:rPr>
+        <w:rFonts w:ascii="Arial" w:hAnsi="Arial" w:cs="Arial" w:eastAsia="Arial"/>
         <w:b/>
         <w:bCs/>
       </w:rPr>
     </w:tblStylePr>
     <w:tblStylePr w:type="lastCol">
       <w:rPr>
+        <w:rFonts w:ascii="Arial" w:hAnsi="Arial" w:cs="Arial" w:eastAsia="Arial"/>
         <w:b/>
         <w:bCs/>
       </w:rPr>
@@ -15160,9 +15887,10 @@
     <w:uiPriority w:val="73"/>
     <w:rsid w:val="00CB0664"/>
     <w:pPr>
-      <w:spacing w:after="0" w:line="240" w:lineRule="auto"/>
+      <w:spacing w:after="0" w:line="480" w:lineRule="auto"/>
     </w:pPr>
     <w:rPr>
+      <w:rFonts w:ascii="Arial" w:hAnsi="Arial" w:cs="Arial" w:eastAsia="Arial"/>
       <w:color w:val="000000" w:themeColor="text1"/>
     </w:rPr>
     <w:tblPr>
@@ -15184,6 +15912,7 @@
     </w:tcPr>
     <w:tblStylePr w:type="firstRow">
       <w:rPr>
+        <w:rFonts w:ascii="Arial" w:hAnsi="Arial" w:cs="Arial" w:eastAsia="Arial"/>
         <w:b/>
         <w:bCs/>
       </w:rPr>
@@ -15194,6 +15923,7 @@
     </w:tblStylePr>
     <w:tblStylePr w:type="lastRow">
       <w:rPr>
+        <w:rFonts w:ascii="Arial" w:hAnsi="Arial" w:cs="Arial" w:eastAsia="Arial"/>
         <w:b/>
         <w:bCs/>
         <w:color w:val="000000" w:themeColor="text1"/>
@@ -15205,6 +15935,7 @@
     </w:tblStylePr>
     <w:tblStylePr w:type="firstCol">
       <w:rPr>
+        <w:rFonts w:ascii="Arial" w:hAnsi="Arial" w:cs="Arial" w:eastAsia="Arial"/>
         <w:color w:val="FFFFFF" w:themeColor="background1"/>
       </w:rPr>
       <w:tblPr/>
@@ -15214,6 +15945,7 @@
     </w:tblStylePr>
     <w:tblStylePr w:type="lastCol">
       <w:rPr>
+        <w:rFonts w:ascii="Arial" w:hAnsi="Arial" w:cs="Arial" w:eastAsia="Arial"/>
         <w:color w:val="FFFFFF" w:themeColor="background1"/>
       </w:rPr>
       <w:tblPr/>
@@ -15240,9 +15972,10 @@
     <w:uiPriority w:val="73"/>
     <w:rsid w:val="00CB0664"/>
     <w:pPr>
-      <w:spacing w:after="0" w:line="240" w:lineRule="auto"/>
+      <w:spacing w:after="0" w:line="480" w:lineRule="auto"/>
     </w:pPr>
     <w:rPr>
+      <w:rFonts w:ascii="Arial" w:hAnsi="Arial" w:cs="Arial" w:eastAsia="Arial"/>
       <w:color w:val="000000" w:themeColor="text1"/>
     </w:rPr>
     <w:tblPr>
@@ -15264,6 +15997,7 @@
     </w:tcPr>
     <w:tblStylePr w:type="firstRow">
       <w:rPr>
+        <w:rFonts w:ascii="Arial" w:hAnsi="Arial" w:cs="Arial" w:eastAsia="Arial"/>
         <w:b/>
         <w:bCs/>
       </w:rPr>
@@ -15274,6 +16008,7 @@
     </w:tblStylePr>
     <w:tblStylePr w:type="lastRow">
       <w:rPr>
+        <w:rFonts w:ascii="Arial" w:hAnsi="Arial" w:cs="Arial" w:eastAsia="Arial"/>
         <w:b/>
         <w:bCs/>
         <w:color w:val="000000" w:themeColor="text1"/>
@@ -15285,6 +16020,7 @@
     </w:tblStylePr>
     <w:tblStylePr w:type="firstCol">
       <w:rPr>
+        <w:rFonts w:ascii="Arial" w:hAnsi="Arial" w:cs="Arial" w:eastAsia="Arial"/>
         <w:color w:val="FFFFFF" w:themeColor="background1"/>
       </w:rPr>
       <w:tblPr/>
@@ -15294,6 +16030,7 @@
     </w:tblStylePr>
     <w:tblStylePr w:type="lastCol">
       <w:rPr>
+        <w:rFonts w:ascii="Arial" w:hAnsi="Arial" w:cs="Arial" w:eastAsia="Arial"/>
         <w:color w:val="FFFFFF" w:themeColor="background1"/>
       </w:rPr>
       <w:tblPr/>
@@ -15320,9 +16057,10 @@
     <w:uiPriority w:val="73"/>
     <w:rsid w:val="00CB0664"/>
     <w:pPr>
-      <w:spacing w:after="0" w:line="240" w:lineRule="auto"/>
+      <w:spacing w:after="0" w:line="480" w:lineRule="auto"/>
     </w:pPr>
     <w:rPr>
+      <w:rFonts w:ascii="Arial" w:hAnsi="Arial" w:cs="Arial" w:eastAsia="Arial"/>
       <w:color w:val="000000" w:themeColor="text1"/>
     </w:rPr>
     <w:tblPr>
@@ -15344,6 +16082,7 @@
     </w:tcPr>
     <w:tblStylePr w:type="firstRow">
       <w:rPr>
+        <w:rFonts w:ascii="Arial" w:hAnsi="Arial" w:cs="Arial" w:eastAsia="Arial"/>
         <w:b/>
         <w:bCs/>
       </w:rPr>
@@ -15354,6 +16093,7 @@
     </w:tblStylePr>
     <w:tblStylePr w:type="lastRow">
       <w:rPr>
+        <w:rFonts w:ascii="Arial" w:hAnsi="Arial" w:cs="Arial" w:eastAsia="Arial"/>
         <w:b/>
         <w:bCs/>
         <w:color w:val="000000" w:themeColor="text1"/>
@@ -15365,6 +16105,7 @@
     </w:tblStylePr>
     <w:tblStylePr w:type="firstCol">
       <w:rPr>
+        <w:rFonts w:ascii="Arial" w:hAnsi="Arial" w:cs="Arial" w:eastAsia="Arial"/>
         <w:color w:val="FFFFFF" w:themeColor="background1"/>
       </w:rPr>
       <w:tblPr/>
@@ -15374,6 +16115,7 @@
     </w:tblStylePr>
     <w:tblStylePr w:type="lastCol">
       <w:rPr>
+        <w:rFonts w:ascii="Arial" w:hAnsi="Arial" w:cs="Arial" w:eastAsia="Arial"/>
         <w:color w:val="FFFFFF" w:themeColor="background1"/>
       </w:rPr>
       <w:tblPr/>
@@ -15400,9 +16142,10 @@
     <w:uiPriority w:val="73"/>
     <w:rsid w:val="00CB0664"/>
     <w:pPr>
-      <w:spacing w:after="0" w:line="240" w:lineRule="auto"/>
+      <w:spacing w:after="0" w:line="480" w:lineRule="auto"/>
     </w:pPr>
     <w:rPr>
+      <w:rFonts w:ascii="Arial" w:hAnsi="Arial" w:cs="Arial" w:eastAsia="Arial"/>
       <w:color w:val="000000" w:themeColor="text1"/>
     </w:rPr>
     <w:tblPr>
@@ -15424,6 +16167,7 @@
     </w:tcPr>
     <w:tblStylePr w:type="firstRow">
       <w:rPr>
+        <w:rFonts w:ascii="Arial" w:hAnsi="Arial" w:cs="Arial" w:eastAsia="Arial"/>
         <w:b/>
         <w:bCs/>
       </w:rPr>
@@ -15434,6 +16178,7 @@
     </w:tblStylePr>
     <w:tblStylePr w:type="lastRow">
       <w:rPr>
+        <w:rFonts w:ascii="Arial" w:hAnsi="Arial" w:cs="Arial" w:eastAsia="Arial"/>
         <w:b/>
         <w:bCs/>
         <w:color w:val="000000" w:themeColor="text1"/>
@@ -15445,6 +16190,7 @@
     </w:tblStylePr>
     <w:tblStylePr w:type="firstCol">
       <w:rPr>
+        <w:rFonts w:ascii="Arial" w:hAnsi="Arial" w:cs="Arial" w:eastAsia="Arial"/>
         <w:color w:val="FFFFFF" w:themeColor="background1"/>
       </w:rPr>
       <w:tblPr/>
@@ -15454,6 +16200,7 @@
     </w:tblStylePr>
     <w:tblStylePr w:type="lastCol">
       <w:rPr>
+        <w:rFonts w:ascii="Arial" w:hAnsi="Arial" w:cs="Arial" w:eastAsia="Arial"/>
         <w:color w:val="FFFFFF" w:themeColor="background1"/>
       </w:rPr>
       <w:tblPr/>
@@ -15480,9 +16227,10 @@
     <w:uiPriority w:val="73"/>
     <w:rsid w:val="00CB0664"/>
     <w:pPr>
-      <w:spacing w:after="0" w:line="240" w:lineRule="auto"/>
+      <w:spacing w:after="0" w:line="480" w:lineRule="auto"/>
     </w:pPr>
     <w:rPr>
+      <w:rFonts w:ascii="Arial" w:hAnsi="Arial" w:cs="Arial" w:eastAsia="Arial"/>
       <w:color w:val="000000" w:themeColor="text1"/>
     </w:rPr>
     <w:tblPr>
@@ -15504,6 +16252,7 @@
     </w:tcPr>
     <w:tblStylePr w:type="firstRow">
       <w:rPr>
+        <w:rFonts w:ascii="Arial" w:hAnsi="Arial" w:cs="Arial" w:eastAsia="Arial"/>
         <w:b/>
         <w:bCs/>
       </w:rPr>
@@ -15514,6 +16263,7 @@
     </w:tblStylePr>
     <w:tblStylePr w:type="lastRow">
       <w:rPr>
+        <w:rFonts w:ascii="Arial" w:hAnsi="Arial" w:cs="Arial" w:eastAsia="Arial"/>
         <w:b/>
         <w:bCs/>
         <w:color w:val="000000" w:themeColor="text1"/>
@@ -15525,6 +16275,7 @@
     </w:tblStylePr>
     <w:tblStylePr w:type="firstCol">
       <w:rPr>
+        <w:rFonts w:ascii="Arial" w:hAnsi="Arial" w:cs="Arial" w:eastAsia="Arial"/>
         <w:color w:val="FFFFFF" w:themeColor="background1"/>
       </w:rPr>
       <w:tblPr/>
@@ -15534,6 +16285,7 @@
     </w:tblStylePr>
     <w:tblStylePr w:type="lastCol">
       <w:rPr>
+        <w:rFonts w:ascii="Arial" w:hAnsi="Arial" w:cs="Arial" w:eastAsia="Arial"/>
         <w:color w:val="FFFFFF" w:themeColor="background1"/>
       </w:rPr>
       <w:tblPr/>
@@ -15560,9 +16312,10 @@
     <w:uiPriority w:val="73"/>
     <w:rsid w:val="00CB0664"/>
     <w:pPr>
-      <w:spacing w:after="0" w:line="240" w:lineRule="auto"/>
+      <w:spacing w:after="0" w:line="480" w:lineRule="auto"/>
     </w:pPr>
     <w:rPr>
+      <w:rFonts w:ascii="Arial" w:hAnsi="Arial" w:cs="Arial" w:eastAsia="Arial"/>
       <w:color w:val="000000" w:themeColor="text1"/>
     </w:rPr>
     <w:tblPr>
@@ -15584,6 +16337,7 @@
     </w:tcPr>
     <w:tblStylePr w:type="firstRow">
       <w:rPr>
+        <w:rFonts w:ascii="Arial" w:hAnsi="Arial" w:cs="Arial" w:eastAsia="Arial"/>
         <w:b/>
         <w:bCs/>
       </w:rPr>
@@ -15594,6 +16348,7 @@
     </w:tblStylePr>
     <w:tblStylePr w:type="lastRow">
       <w:rPr>
+        <w:rFonts w:ascii="Arial" w:hAnsi="Arial" w:cs="Arial" w:eastAsia="Arial"/>
         <w:b/>
         <w:bCs/>
         <w:color w:val="000000" w:themeColor="text1"/>
@@ -15605,6 +16360,7 @@
     </w:tblStylePr>
     <w:tblStylePr w:type="firstCol">
       <w:rPr>
+        <w:rFonts w:ascii="Arial" w:hAnsi="Arial" w:cs="Arial" w:eastAsia="Arial"/>
         <w:color w:val="FFFFFF" w:themeColor="background1"/>
       </w:rPr>
       <w:tblPr/>
@@ -15614,6 +16370,7 @@
     </w:tblStylePr>
     <w:tblStylePr w:type="lastCol">
       <w:rPr>
+        <w:rFonts w:ascii="Arial" w:hAnsi="Arial" w:cs="Arial" w:eastAsia="Arial"/>
         <w:color w:val="FFFFFF" w:themeColor="background1"/>
       </w:rPr>
       <w:tblPr/>
@@ -15640,9 +16397,10 @@
     <w:uiPriority w:val="73"/>
     <w:rsid w:val="00CB0664"/>
     <w:pPr>
-      <w:spacing w:after="0" w:line="240" w:lineRule="auto"/>
+      <w:spacing w:after="0" w:line="480" w:lineRule="auto"/>
     </w:pPr>
     <w:rPr>
+      <w:rFonts w:ascii="Arial" w:hAnsi="Arial" w:cs="Arial" w:eastAsia="Arial"/>
       <w:color w:val="000000" w:themeColor="text1"/>
     </w:rPr>
     <w:tblPr>
@@ -15664,6 +16422,7 @@
     </w:tcPr>
     <w:tblStylePr w:type="firstRow">
       <w:rPr>
+        <w:rFonts w:ascii="Arial" w:hAnsi="Arial" w:cs="Arial" w:eastAsia="Arial"/>
         <w:b/>
         <w:bCs/>
       </w:rPr>
@@ -15674,6 +16433,7 @@
     </w:tblStylePr>
     <w:tblStylePr w:type="lastRow">
       <w:rPr>
+        <w:rFonts w:ascii="Arial" w:hAnsi="Arial" w:cs="Arial" w:eastAsia="Arial"/>
         <w:b/>
         <w:bCs/>
         <w:color w:val="000000" w:themeColor="text1"/>
@@ -15685,6 +16445,7 @@
     </w:tblStylePr>
     <w:tblStylePr w:type="firstCol">
       <w:rPr>
+        <w:rFonts w:ascii="Arial" w:hAnsi="Arial" w:cs="Arial" w:eastAsia="Arial"/>
         <w:color w:val="FFFFFF" w:themeColor="background1"/>
       </w:rPr>
       <w:tblPr/>
@@ -15694,6 +16455,7 @@
     </w:tblStylePr>
     <w:tblStylePr w:type="lastCol">
       <w:rPr>
+        <w:rFonts w:ascii="Arial" w:hAnsi="Arial" w:cs="Arial" w:eastAsia="Arial"/>
         <w:color w:val="FFFFFF" w:themeColor="background1"/>
       </w:rPr>
       <w:tblPr/>

--- a/SubPages/Security_Risk/docs/Unit9_Reflection.docx
+++ b/SubPages/Security_Risk/docs/Unit9_Reflection.docx
@@ -3774,10 +3774,10 @@
           <w:rFonts w:ascii="Arial" w:hAnsi="Arial" w:cs="Arial" w:eastAsia="Arial"/>
           <w:i/>
         </w:rPr>
-        <w:t>A risk assessment report for Pampered Pets based on ISO/IEC 27005:2022 and ISO 31000:2018</w:t>
+        <w:t>A risk assessment report for Pampered Pets based on IEC27005:2022 / ISO/IEC31000:2018</w:t>
       </w:r>
       <w:r>
-        <w:t>. Unpublished team report, Security and Risk Management module. University of Essex Online.</w:t>
+        <w:t xml:space="preserve"> [sic]. Unpublished team report, Security and Risk Management module. University of Essex Online.</w:t>
       </w:r>
     </w:p>
     <w:p>
